--- a/CMA_Summaries_B3_Ch01.docx
+++ b/CMA_Summaries_B3_Ch01.docx
@@ -2957,6 +2957,142 @@
     <w:p/>
     <w:p>
       <w:pPr>
+        <w:spacing w:before="44" w:after="10"/>
+      </w:pPr>
+      <w:r>
+        <w:rPr>
+          <w:b/>
+          <w:bCs/>
+          <w:color w:val="353A7C"/>
+          <w:sz w:val="18"/>
+          <w:szCs w:val="18"/>
+        </w:rPr>
+        <w:t xml:space="preserve">The English this section uses, and its Arabic</w:t>
+      </w:r>
+    </w:p>
+    <w:p>
+      <w:pPr>
+        <w:spacing w:before="0" w:after="12"/>
+      </w:pPr>
+      <w:r>
+        <w:rPr>
+          <w:color w:val="6B7280"/>
+          <w:sz w:val="15"/>
+          <w:szCs w:val="15"/>
+        </w:rPr>
+        <w:t xml:space="preserve">Each term sits against what it means.</w:t>
+      </w:r>
+    </w:p>
+    <w:p>
+      <w:pPr>
+        <w:spacing w:after="40" w:before="90"/>
+        <w:jc w:val="center"/>
+      </w:pPr>
+      <w:r>
+        <w:drawing>
+          <wp:inline distT="0" distB="0" distL="0" distR="0">
+            <wp:extent cx="5734050" cy="1931475"/>
+            <wp:effectExtent t="0" r="0" b="0" l="0"/>
+            <wp:docPr id="1" name="" descr="" title=""/>
+            <wp:cNvGraphicFramePr>
+              <a:graphicFrameLocks xmlns:a="http://schemas.openxmlformats.org/drawingml/2006/main" noChangeAspect="1"/>
+            </wp:cNvGraphicFramePr>
+            <a:graphic xmlns:a="http://schemas.openxmlformats.org/drawingml/2006/main">
+              <a:graphicData uri="http://schemas.openxmlformats.org/drawingml/2006/picture">
+                <pic:pic xmlns:pic="http://schemas.openxmlformats.org/drawingml/2006/picture">
+                  <pic:nvPicPr>
+                    <pic:cNvPr id="0" name="" descr=""/>
+                    <pic:cNvPicPr>
+                      <a:picLocks noChangeAspect="1" noChangeArrowheads="1"/>
+                    </pic:cNvPicPr>
+                  </pic:nvPicPr>
+                  <pic:blipFill>
+                    <a:blip r:embed="rId103" cstate="none"/>
+                    <a:srcRect/>
+                    <a:stretch>
+                      <a:fillRect/>
+                    </a:stretch>
+                  </pic:blipFill>
+                  <pic:spPr bwMode="auto">
+                    <a:xfrm>
+                      <a:off x="0" y="0"/>
+                      <a:ext cx="5734050" cy="1931475"/>
+                    </a:xfrm>
+                    <a:prstGeom prst="rect">
+                      <a:avLst/>
+                    </a:prstGeom>
+                  </pic:spPr>
+                </pic:pic>
+              </a:graphicData>
+            </a:graphic>
+          </wp:inline>
+        </w:drawing>
+      </w:r>
+    </w:p>
+    <w:tbl>
+      <w:tblPr>
+        <w:tblW w:type="pct" w:w="100%"/>
+        <w:tblLayout w:type="fixed"/>
+        <w:tblBorders>
+          <w:top w:val="single" w:color="FBFAF6" w:sz="4"/>
+          <w:left w:val="single" w:color="FBFAF6" w:sz="4"/>
+          <w:bottom w:val="single" w:color="FBFAF6" w:sz="4"/>
+          <w:right w:val="single" w:color="FBFAF6" w:sz="4"/>
+          <w:insideH w:val="single" w:color="FBFAF6" w:sz="4"/>
+          <w:insideV w:val="single" w:color="FBFAF6" w:sz="4"/>
+        </w:tblBorders>
+      </w:tblPr>
+      <w:tblGrid>
+        <w:gridCol w:w="9600"/>
+      </w:tblGrid>
+      <w:tr>
+        <w:tc>
+          <w:tcPr>
+            <w:tcW w:type="pct" w:w="5000"/>
+            <w:shd w:fill="FBFAF6" w:val="clear"/>
+            <w:tcMar>
+              <w:top w:type="dxa" w:w="40"/>
+              <w:left w:type="dxa" w:w="100"/>
+              <w:bottom w:type="dxa" w:w="40"/>
+              <w:right w:type="dxa" w:w="100"/>
+            </w:tcMar>
+          </w:tcPr>
+          <w:p>
+            <w:pPr>
+              <w:spacing w:before="18" w:after="6"/>
+            </w:pPr>
+            <w:r>
+              <w:rPr>
+                <w:b/>
+                <w:bCs/>
+                <w:color w:val="6B7280"/>
+                <w:sz w:val="14"/>
+                <w:szCs w:val="14"/>
+              </w:rPr>
+              <w:t xml:space="preserve">word list</w:t>
+            </w:r>
+          </w:p>
+          <w:p>
+            <w:pPr>
+              <w:spacing w:before="0" w:after="18"/>
+            </w:pPr>
+            <w:r>
+              <w:rPr>
+                <w:b/>
+                <w:bCs/>
+                <w:color w:val="353A7C"/>
+                <w:sz w:val="16"/>
+                <w:szCs w:val="16"/>
+              </w:rPr>
+              <w:t xml:space="preserve">operational plan   ·   strategic plan   ·   long-term goals</w:t>
+            </w:r>
+          </w:p>
+        </w:tc>
+      </w:tr>
+    </w:tbl>
+    <w:p/>
+    <w:p>
+      <w:pPr>
         <w:sectPr>
           <w:headerReference w:type="default" r:id="rIdHdr3"/>
           <w:pgSz w:w="11906" w:h="16838" w:orient="portrait"/>
@@ -3078,14 +3214,14 @@
                 <w:sz w:val="16"/>
                 <w:szCs w:val="16"/>
               </w:rPr>
-              <w:t xml:space="preserve">7  </w:t>
-            </w:r>
-            <w:r>
-              <w:rPr>
-                <w:sz w:val="16"/>
-                <w:szCs w:val="16"/>
-              </w:rPr>
-              <w:t xml:space="preserve">industry</w:t>
+              <w:t xml:space="preserve">8  </w:t>
+            </w:r>
+            <w:r>
+              <w:rPr>
+                <w:sz w:val="16"/>
+                <w:szCs w:val="16"/>
+              </w:rPr>
+              <w:t xml:space="preserve">software</w:t>
             </w:r>
           </w:p>
         </w:tc>
@@ -3146,14 +3282,14 @@
                 <w:sz w:val="16"/>
                 <w:szCs w:val="16"/>
               </w:rPr>
-              <w:t xml:space="preserve">8  </w:t>
-            </w:r>
-            <w:r>
-              <w:rPr>
-                <w:sz w:val="16"/>
-                <w:szCs w:val="16"/>
-              </w:rPr>
-              <w:t xml:space="preserve">software</w:t>
+              <w:t xml:space="preserve">9  </w:t>
+            </w:r>
+            <w:r>
+              <w:rPr>
+                <w:sz w:val="16"/>
+                <w:szCs w:val="16"/>
+              </w:rPr>
+              <w:t xml:space="preserve">producer</w:t>
             </w:r>
           </w:p>
         </w:tc>
@@ -3214,14 +3350,14 @@
                 <w:sz w:val="16"/>
                 <w:szCs w:val="16"/>
               </w:rPr>
-              <w:t xml:space="preserve">9  </w:t>
-            </w:r>
-            <w:r>
-              <w:rPr>
-                <w:sz w:val="16"/>
-                <w:szCs w:val="16"/>
-              </w:rPr>
-              <w:t xml:space="preserve">producer</w:t>
+              <w:t xml:space="preserve">10  </w:t>
+            </w:r>
+            <w:r>
+              <w:rPr>
+                <w:sz w:val="16"/>
+                <w:szCs w:val="16"/>
+              </w:rPr>
+              <w:t xml:space="preserve">Orontes</w:t>
             </w:r>
           </w:p>
         </w:tc>
@@ -3282,14 +3418,14 @@
                 <w:sz w:val="16"/>
                 <w:szCs w:val="16"/>
               </w:rPr>
-              <w:t xml:space="preserve">10  </w:t>
-            </w:r>
-            <w:r>
-              <w:rPr>
-                <w:sz w:val="16"/>
-                <w:szCs w:val="16"/>
-              </w:rPr>
-              <w:t xml:space="preserve">Orontes</w:t>
+              <w:t xml:space="preserve">11  </w:t>
+            </w:r>
+            <w:r>
+              <w:rPr>
+                <w:sz w:val="16"/>
+                <w:szCs w:val="16"/>
+              </w:rPr>
+              <w:t xml:space="preserve">reviewed</w:t>
             </w:r>
           </w:p>
         </w:tc>
@@ -3350,14 +3486,14 @@
                 <w:sz w:val="16"/>
                 <w:szCs w:val="16"/>
               </w:rPr>
-              <w:t xml:space="preserve">11  </w:t>
-            </w:r>
-            <w:r>
-              <w:rPr>
-                <w:sz w:val="16"/>
-                <w:szCs w:val="16"/>
-              </w:rPr>
-              <w:t xml:space="preserve">reviewed</w:t>
+              <w:t xml:space="preserve">12  </w:t>
+            </w:r>
+            <w:r>
+              <w:rPr>
+                <w:sz w:val="16"/>
+                <w:szCs w:val="16"/>
+              </w:rPr>
+              <w:t xml:space="preserve">long-term goals</w:t>
             </w:r>
           </w:p>
         </w:tc>
@@ -3393,6 +3529,74 @@
                 <w:szCs w:val="16"/>
               </w:rPr>
               <w:t xml:space="preserve">Food production</w:t>
+            </w:r>
+          </w:p>
+        </w:tc>
+        <w:tc>
+          <w:tcPr>
+            <w:tcW w:type="pct" w:w="2500"/>
+            <w:tcMar>
+              <w:top w:type="dxa" w:w="20"/>
+              <w:left w:type="dxa" w:w="80"/>
+              <w:bottom w:type="dxa" w:w="20"/>
+              <w:right w:type="dxa" w:w="80"/>
+            </w:tcMar>
+          </w:tcPr>
+          <w:p>
+            <w:pPr>
+              <w:spacing w:before="12" w:after="12"/>
+            </w:pPr>
+            <w:r>
+              <w:rPr>
+                <w:b/>
+                <w:bCs/>
+                <w:color w:val="8186EF"/>
+                <w:sz w:val="16"/>
+                <w:szCs w:val="16"/>
+              </w:rPr>
+              <w:t xml:space="preserve">13  </w:t>
+            </w:r>
+            <w:r>
+              <w:rPr>
+                <w:sz w:val="16"/>
+                <w:szCs w:val="16"/>
+              </w:rPr>
+              <w:t xml:space="preserve">operational plan</w:t>
+            </w:r>
+          </w:p>
+        </w:tc>
+      </w:tr>
+      <w:tr>
+        <w:tc>
+          <w:tcPr>
+            <w:tcW w:type="pct" w:w="2500"/>
+            <w:tcMar>
+              <w:top w:type="dxa" w:w="20"/>
+              <w:left w:type="dxa" w:w="80"/>
+              <w:bottom w:type="dxa" w:w="20"/>
+              <w:right w:type="dxa" w:w="80"/>
+            </w:tcMar>
+          </w:tcPr>
+          <w:p>
+            <w:pPr>
+              <w:spacing w:before="12" w:after="12"/>
+            </w:pPr>
+            <w:r>
+              <w:rPr>
+                <w:b/>
+                <w:bCs/>
+                <w:color w:val="8186EF"/>
+                <w:sz w:val="16"/>
+                <w:szCs w:val="16"/>
+              </w:rPr>
+              <w:t xml:space="preserve">7  </w:t>
+            </w:r>
+            <w:r>
+              <w:rPr>
+                <w:sz w:val="16"/>
+                <w:szCs w:val="16"/>
+              </w:rPr>
+              <w:t xml:space="preserve">industry</w:t>
             </w:r>
           </w:p>
         </w:tc>
@@ -5331,7 +5535,7 @@
       <w:r>
         <w:drawing>
           <wp:inline distT="0" distB="0" distL="0" distR="0">
-            <wp:extent cx="5734050" cy="2278525"/>
+            <wp:extent cx="5734050" cy="1931475"/>
             <wp:effectExtent t="0" r="0" b="0" l="0"/>
             <wp:docPr id="1" name="" descr="" title=""/>
             <wp:cNvGraphicFramePr>
@@ -5347,7 +5551,7 @@
                     </pic:cNvPicPr>
                   </pic:nvPicPr>
                   <pic:blipFill>
-                    <a:blip r:embed="rId103" cstate="none"/>
+                    <a:blip r:embed="rId104" cstate="none"/>
                     <a:srcRect/>
                     <a:stretch>
                       <a:fillRect/>
@@ -5356,7 +5560,7 @@
                   <pic:spPr bwMode="auto">
                     <a:xfrm>
                       <a:off x="0" y="0"/>
-                      <a:ext cx="5734050" cy="2278525"/>
+                      <a:ext cx="5734050" cy="1931475"/>
                     </a:xfrm>
                     <a:prstGeom prst="rect">
                       <a:avLst/>
@@ -5424,7 +5628,7 @@
                 <w:sz w:val="16"/>
                 <w:szCs w:val="16"/>
               </w:rPr>
-              <w:t xml:space="preserve">mission statement   ·   بيان الرؤية   ·   strategic planning</w:t>
+              <w:t xml:space="preserve">vision statement   ·   long-term goals   ·   mission statement</w:t>
             </w:r>
           </w:p>
         </w:tc>
@@ -6224,7 +6428,7 @@
                 <w:sz w:val="16"/>
                 <w:szCs w:val="16"/>
               </w:rPr>
-              <w:t xml:space="preserve">strategic planning</w:t>
+              <w:t xml:space="preserve">mission statement</w:t>
             </w:r>
           </w:p>
         </w:tc>
@@ -6292,7 +6496,7 @@
                 <w:sz w:val="16"/>
                 <w:szCs w:val="16"/>
               </w:rPr>
-              <w:t xml:space="preserve">mission statement</w:t>
+              <w:t xml:space="preserve">vision statement</w:t>
             </w:r>
           </w:p>
         </w:tc>
@@ -7791,18 +7995,6 @@
     <w:p/>
     <w:p>
       <w:pPr>
-        <w:pageBreakBefore w:val="true"/>
-        <w:spacing w:after="0"/>
-      </w:pPr>
-      <w:r>
-        <w:rPr>
-          <w:sz w:val="2"/>
-        </w:rPr>
-        <w:t xml:space="preserve"> </w:t>
-      </w:r>
-    </w:p>
-    <w:p>
-      <w:pPr>
         <w:spacing w:before="44" w:after="10"/>
       </w:pPr>
       <w:r>
@@ -7837,7 +8029,7 @@
       <w:r>
         <w:drawing>
           <wp:inline distT="0" distB="0" distL="0" distR="0">
-            <wp:extent cx="5734050" cy="2421875"/>
+            <wp:extent cx="5734050" cy="2074825"/>
             <wp:effectExtent t="0" r="0" b="0" l="0"/>
             <wp:docPr id="1" name="" descr="" title=""/>
             <wp:cNvGraphicFramePr>
@@ -7853,7 +8045,7 @@
                     </pic:cNvPicPr>
                   </pic:nvPicPr>
                   <pic:blipFill>
-                    <a:blip r:embed="rId104" cstate="none"/>
+                    <a:blip r:embed="rId105" cstate="none"/>
                     <a:srcRect/>
                     <a:stretch>
                       <a:fillRect/>
@@ -7862,7 +8054,7 @@
                   <pic:spPr bwMode="auto">
                     <a:xfrm>
                       <a:off x="0" y="0"/>
-                      <a:ext cx="5734050" cy="2421875"/>
+                      <a:ext cx="5734050" cy="2074825"/>
                     </a:xfrm>
                     <a:prstGeom prst="rect">
                       <a:avLst/>
@@ -7930,13 +8122,25 @@
                 <w:sz w:val="16"/>
                 <w:szCs w:val="16"/>
               </w:rPr>
-              <w:t xml:space="preserve">mission statement   ·   strategic plan   ·   tactics</w:t>
+              <w:t xml:space="preserve">mission statement   ·   tactics   ·   operational plan</w:t>
             </w:r>
           </w:p>
         </w:tc>
       </w:tr>
     </w:tbl>
     <w:p/>
+    <w:p>
+      <w:pPr>
+        <w:pageBreakBefore w:val="true"/>
+        <w:spacing w:after="0"/>
+      </w:pPr>
+      <w:r>
+        <w:rPr>
+          <w:sz w:val="2"/>
+        </w:rPr>
+        <w:t xml:space="preserve"> </w:t>
+      </w:r>
+    </w:p>
     <w:tbl>
       <w:tblPr>
         <w:tblW w:type="pct" w:w="100%"/>
@@ -8730,7 +8934,7 @@
                 <w:sz w:val="16"/>
                 <w:szCs w:val="16"/>
               </w:rPr>
-              <w:t xml:space="preserve">strategic plan</w:t>
+              <w:t xml:space="preserve">tactics</w:t>
             </w:r>
           </w:p>
         </w:tc>
@@ -8798,7 +9002,7 @@
                 <w:sz w:val="16"/>
                 <w:szCs w:val="16"/>
               </w:rPr>
-              <w:t xml:space="preserve">tactics</w:t>
+              <w:t xml:space="preserve">operational plan</w:t>
             </w:r>
           </w:p>
         </w:tc>
@@ -11034,7 +11238,7 @@
                 <w:sz w:val="16"/>
                 <w:szCs w:val="16"/>
               </w:rPr>
-              <w:t xml:space="preserve">objectives   ·   targets   ·   period   ·   Method</w:t>
+              <w:t xml:space="preserve">Method   ·   questions   ·   objectives   ·   period</w:t>
             </w:r>
           </w:p>
         </w:tc>
@@ -11525,30 +11729,6 @@
         <w:tc>
           <w:tcPr>
             <w:tcW w:type="pct" w:w="568"/>
-            <w:shd w:fill="FBFAF6" w:val="clear"/>
-            <w:tcMar>
-              <w:top w:type="dxa" w:w="50"/>
-              <w:left w:type="dxa" w:w="110"/>
-              <w:bottom w:type="dxa" w:w="50"/>
-              <w:right w:type="dxa" w:w="110"/>
-            </w:tcMar>
-          </w:tcPr>
-          <w:p>
-            <w:pPr>
-              <w:spacing w:before="28" w:after="28"/>
-            </w:pPr>
-            <w:r>
-              <w:rPr>
-                <w:sz w:val="15"/>
-                <w:szCs w:val="15"/>
-              </w:rPr>
-              <w:t xml:space="preserve">0.40 kWh</w:t>
-            </w:r>
-          </w:p>
-        </w:tc>
-        <w:tc>
-          <w:tcPr>
-            <w:tcW w:type="pct" w:w="568"/>
             <w:shd w:fill="FFFFFF" w:val="clear"/>
             <w:tcMar>
               <w:top w:type="dxa" w:w="50"/>
@@ -11570,6 +11750,30 @@
                 <w:szCs w:val="14"/>
               </w:rPr>
               <w:t xml:space="preserve">(7)</w:t>
+            </w:r>
+          </w:p>
+        </w:tc>
+        <w:tc>
+          <w:tcPr>
+            <w:tcW w:type="pct" w:w="568"/>
+            <w:shd w:fill="FBFAF6" w:val="clear"/>
+            <w:tcMar>
+              <w:top w:type="dxa" w:w="50"/>
+              <w:left w:type="dxa" w:w="110"/>
+              <w:bottom w:type="dxa" w:w="50"/>
+              <w:right w:type="dxa" w:w="110"/>
+            </w:tcMar>
+          </w:tcPr>
+          <w:p>
+            <w:pPr>
+              <w:spacing w:before="28" w:after="28"/>
+            </w:pPr>
+            <w:r>
+              <w:rPr>
+                <w:sz w:val="15"/>
+                <w:szCs w:val="15"/>
+              </w:rPr>
+              <w:t xml:space="preserve">0.48 kWh</w:t>
             </w:r>
           </w:p>
         </w:tc>
@@ -11753,7 +11957,7 @@
                 <w:sz w:val="16"/>
                 <w:szCs w:val="16"/>
               </w:rPr>
-              <w:t xml:space="preserve">Supervisor and quality courses   ·   Sell unused equipment; tighter stock control   ·   Launch sugar-free halva and juice   ·   Levant Distribution   ·   Gulf retail chains; private-label tahini   ·   0.48 kWh</w:t>
+              <w:t xml:space="preserve">Sell unused equipment; tighter stock control   ·   Gulf retail chains; private-label tahini   ·   Launch sugar-free halva and juice   ·   Supervisor and quality courses   ·   0.40 kWh   ·   Plan period</w:t>
             </w:r>
           </w:p>
         </w:tc>
@@ -12074,7 +12278,7 @@
                 <w:sz w:val="16"/>
                 <w:szCs w:val="16"/>
               </w:rPr>
-              <w:t xml:space="preserve">first-year   ·   strategy   ·   statements   ·   objective</w:t>
+              <w:t xml:space="preserve">first-year   ·   strategy   ·   statements   ·   follows</w:t>
             </w:r>
           </w:p>
         </w:tc>
@@ -12489,7 +12693,7 @@
                 <w:sz w:val="16"/>
                 <w:szCs w:val="16"/>
               </w:rPr>
-              <w:t xml:space="preserve">strategic plan   ·   3 years</w:t>
+              <w:t xml:space="preserve">0.40 kWh   ·   3 years</w:t>
             </w:r>
           </w:p>
         </w:tc>
@@ -12769,7 +12973,7 @@
                 <w:sz w:val="16"/>
                 <w:szCs w:val="16"/>
               </w:rPr>
-              <w:t xml:space="preserve">To be the most reliable food distributor in the Levant   ·   0.50 − (0.50 − 0.40) ÷ 5 = 0.48 kWh</w:t>
+              <w:t xml:space="preserve">0.50 − (0.50 − 0.40) ÷ 5 = 0.48 kWh   ·   To be the most reliable food distributor in the Levant</w:t>
             </w:r>
           </w:p>
         </w:tc>
@@ -12959,55 +13163,6 @@
         <w:tc>
           <w:tcPr>
             <w:tcW w:type="pct" w:w="2400"/>
-            <w:shd w:fill="FBFAF6" w:val="clear"/>
-            <w:tcMar>
-              <w:top w:type="dxa" w:w="50"/>
-              <w:left w:type="dxa" w:w="110"/>
-              <w:bottom w:type="dxa" w:w="50"/>
-              <w:right w:type="dxa" w:w="110"/>
-            </w:tcMar>
-          </w:tcPr>
-          <w:p>
-            <w:pPr>
-              <w:spacing w:before="28" w:after="28"/>
-            </w:pPr>
-            <w:r>
-              <w:rPr>
-                <w:sz w:val="15"/>
-                <w:szCs w:val="15"/>
-              </w:rPr>
-              <w:t xml:space="preserve">Vision</w:t>
-            </w:r>
-          </w:p>
-        </w:tc>
-      </w:tr>
-      <w:tr>
-        <w:tc>
-          <w:tcPr>
-            <w:tcW w:type="pct" w:w="2600"/>
-            <w:tcMar>
-              <w:top w:type="dxa" w:w="50"/>
-              <w:left w:type="dxa" w:w="110"/>
-              <w:bottom w:type="dxa" w:w="50"/>
-              <w:right w:type="dxa" w:w="110"/>
-            </w:tcMar>
-          </w:tcPr>
-          <w:p>
-            <w:pPr>
-              <w:spacing w:before="28" w:after="28"/>
-            </w:pPr>
-            <w:r>
-              <w:rPr>
-                <w:sz w:val="15"/>
-                <w:szCs w:val="15"/>
-              </w:rPr>
-              <w:t xml:space="preserve">97% of deliveries on time by 2030</w:t>
-            </w:r>
-          </w:p>
-        </w:tc>
-        <w:tc>
-          <w:tcPr>
-            <w:tcW w:type="pct" w:w="2400"/>
             <w:shd w:fill="FFFFFF" w:val="clear"/>
             <w:tcMar>
               <w:top w:type="dxa" w:w="50"/>
@@ -13029,6 +13184,54 @@
                 <w:szCs w:val="14"/>
               </w:rPr>
               <w:t xml:space="preserve">(15)</w:t>
+            </w:r>
+          </w:p>
+        </w:tc>
+      </w:tr>
+      <w:tr>
+        <w:tc>
+          <w:tcPr>
+            <w:tcW w:type="pct" w:w="2600"/>
+            <w:tcMar>
+              <w:top w:type="dxa" w:w="50"/>
+              <w:left w:type="dxa" w:w="110"/>
+              <w:bottom w:type="dxa" w:w="50"/>
+              <w:right w:type="dxa" w:w="110"/>
+            </w:tcMar>
+          </w:tcPr>
+          <w:p>
+            <w:pPr>
+              <w:spacing w:before="28" w:after="28"/>
+            </w:pPr>
+            <w:r>
+              <w:rPr>
+                <w:sz w:val="15"/>
+                <w:szCs w:val="15"/>
+              </w:rPr>
+              <w:t xml:space="preserve">97% of deliveries on time by 2030</w:t>
+            </w:r>
+          </w:p>
+        </w:tc>
+        <w:tc>
+          <w:tcPr>
+            <w:tcW w:type="pct" w:w="2400"/>
+            <w:tcMar>
+              <w:top w:type="dxa" w:w="50"/>
+              <w:left w:type="dxa" w:w="110"/>
+              <w:bottom w:type="dxa" w:w="50"/>
+              <w:right w:type="dxa" w:w="110"/>
+            </w:tcMar>
+          </w:tcPr>
+          <w:p>
+            <w:pPr>
+              <w:spacing w:before="28" w:after="28"/>
+            </w:pPr>
+            <w:r>
+              <w:rPr>
+                <w:sz w:val="15"/>
+                <w:szCs w:val="15"/>
+              </w:rPr>
+              <w:t xml:space="preserve">Long-term goal</w:t>
             </w:r>
           </w:p>
         </w:tc>
@@ -13192,7 +13395,7 @@
                 <w:sz w:val="16"/>
                 <w:szCs w:val="16"/>
               </w:rPr>
-              <w:t xml:space="preserve">Long-term goal   ·   2028 objective   ·   Mission   ·   Tactic</w:t>
+              <w:t xml:space="preserve">Tactic   ·   Vision   ·   Mission   ·   Long-term</w:t>
             </w:r>
           </w:p>
         </w:tc>
@@ -13235,7 +13438,7 @@
       <w:r>
         <w:drawing>
           <wp:inline distT="0" distB="0" distL="0" distR="0">
-            <wp:extent cx="5734050" cy="2768950"/>
+            <wp:extent cx="5734050" cy="2074825"/>
             <wp:effectExtent t="0" r="0" b="0" l="0"/>
             <wp:docPr id="1" name="" descr="" title=""/>
             <wp:cNvGraphicFramePr>
@@ -13251,7 +13454,7 @@
                     </pic:cNvPicPr>
                   </pic:nvPicPr>
                   <pic:blipFill>
-                    <a:blip r:embed="rId105" cstate="none"/>
+                    <a:blip r:embed="rId106" cstate="none"/>
                     <a:srcRect/>
                     <a:stretch>
                       <a:fillRect/>
@@ -13260,7 +13463,7 @@
                   <pic:spPr bwMode="auto">
                     <a:xfrm>
                       <a:off x="0" y="0"/>
-                      <a:ext cx="5734050" cy="2768950"/>
+                      <a:ext cx="5734050" cy="2074825"/>
                     </a:xfrm>
                     <a:prstGeom prst="rect">
                       <a:avLst/>
@@ -13328,7 +13531,7 @@
                 <w:sz w:val="16"/>
                 <w:szCs w:val="16"/>
               </w:rPr>
-              <w:t xml:space="preserve">strategic planning   ·   operational plan   ·   long-term goals</w:t>
+              <w:t xml:space="preserve">long-term goals   ·   strategic plan   ·   vision statement</w:t>
             </w:r>
           </w:p>
         </w:tc>
@@ -14060,7 +14263,7 @@
                 <w:sz w:val="16"/>
                 <w:szCs w:val="16"/>
               </w:rPr>
-              <w:t xml:space="preserve">Long-term goal</w:t>
+              <w:t xml:space="preserve">Vision</w:t>
             </w:r>
           </w:p>
         </w:tc>
@@ -14095,7 +14298,7 @@
                 <w:sz w:val="16"/>
                 <w:szCs w:val="16"/>
               </w:rPr>
-              <w:t xml:space="preserve">0.48 kWh</w:t>
+              <w:t xml:space="preserve">0.40 kWh</w:t>
             </w:r>
           </w:p>
         </w:tc>
@@ -14196,7 +14399,7 @@
                 <w:sz w:val="16"/>
                 <w:szCs w:val="16"/>
               </w:rPr>
-              <w:t xml:space="preserve">long-term goals</w:t>
+              <w:t xml:space="preserve">strategic plan</w:t>
             </w:r>
           </w:p>
         </w:tc>
@@ -14264,7 +14467,7 @@
                 <w:sz w:val="16"/>
                 <w:szCs w:val="16"/>
               </w:rPr>
-              <w:t xml:space="preserve">operational plan</w:t>
+              <w:t xml:space="preserve">long-term goals</w:t>
             </w:r>
           </w:p>
         </w:tc>

--- a/CMA_Summaries_B3_Ch01.docx
+++ b/CMA_Summaries_B3_Ch01.docx
@@ -4045,7 +4045,7 @@
                 <w:sz w:val="16"/>
                 <w:szCs w:val="16"/>
               </w:rPr>
-              <w:t xml:space="preserve">long-term   ·   organization   ·   become   ·   progress   ·   vision   ·   statement</w:t>
+              <w:t xml:space="preserve">long-term   ·   organization   ·   become   ·   progress   ·   vision   ·   tactics</w:t>
             </w:r>
           </w:p>
         </w:tc>
@@ -4268,7 +4268,7 @@
                 <w:sz w:val="16"/>
                 <w:szCs w:val="16"/>
               </w:rPr>
-              <w:t xml:space="preserve">mission   ·   businesses   ·   exports</w:t>
+              <w:t xml:space="preserve">mission   ·   strategic   ·   exports</w:t>
             </w:r>
           </w:p>
         </w:tc>
@@ -4891,29 +4891,6 @@
     <w:p/>
     <w:p>
       <w:pPr>
-        <w:spacing w:before="44" w:after="14"/>
-      </w:pPr>
-      <w:r>
-        <w:rPr>
-          <w:b/>
-          <w:bCs/>
-          <w:color w:val="353A7C"/>
-          <w:sz w:val="18"/>
-          <w:szCs w:val="18"/>
-        </w:rPr>
-        <w:t xml:space="preserve">Summary 3</w:t>
-      </w:r>
-      <w:r>
-        <w:rPr>
-          <w:color w:val="6B7280"/>
-          <w:sz w:val="16"/>
-          <w:szCs w:val="16"/>
-        </w:rPr>
-        <w:t xml:space="preserve">      gaps 11–12</w:t>
-      </w:r>
-    </w:p>
-    <w:p>
-      <w:pPr>
         <w:spacing w:before="20" w:after="20" w:line="360" w:lineRule="auto"/>
         <w:ind w:left="200"/>
       </w:pPr>
@@ -4922,159 +4899,7 @@
           <w:sz w:val="19"/>
           <w:szCs w:val="19"/>
         </w:rPr>
-        <w:t xml:space="preserve">In </w:t>
-      </w:r>
-      <w:r>
-        <w:rPr>
-          <w:b/>
-          <w:bCs/>
-          <w:color w:val="8186EF"/>
-          <w:sz w:val="15"/>
-          <w:szCs w:val="15"/>
-        </w:rPr>
-        <w:t xml:space="preserve"> (11) </w:t>
-      </w:r>
-      <w:r>
-        <w:rPr>
-          <w:u w:val="single"/>
-          <w:sz w:val="19"/>
-          <w:szCs w:val="19"/>
-        </w:rPr>
-        <w:t xml:space="preserve">           </w:t>
-      </w:r>
-      <w:r>
-        <w:rPr>
-          <w:sz w:val="19"/>
-          <w:szCs w:val="19"/>
-        </w:rPr>
-        <w:t xml:space="preserve"> </w:t>
-      </w:r>
-      <w:r>
-        <w:rPr>
-          <w:sz w:val="19"/>
-          <w:szCs w:val="19"/>
-        </w:rPr>
-        <w:t xml:space="preserve">, French and Arabic, 'mission' can also mean a single task or trip. </w:t>
-      </w:r>
-      <w:r>
-        <w:rPr>
-          <w:sz w:val="19"/>
-          <w:szCs w:val="19"/>
-        </w:rPr>
-        <w:t xml:space="preserve">In strategic planning it means the </w:t>
-      </w:r>
-      <w:r>
-        <w:rPr>
-          <w:b/>
-          <w:bCs/>
-          <w:color w:val="8186EF"/>
-          <w:sz w:val="15"/>
-          <w:szCs w:val="15"/>
-        </w:rPr>
-        <w:t xml:space="preserve"> (12) </w:t>
-      </w:r>
-      <w:r>
-        <w:rPr>
-          <w:u w:val="single"/>
-          <w:sz w:val="19"/>
-          <w:szCs w:val="19"/>
-        </w:rPr>
-        <w:t xml:space="preserve">                </w:t>
-      </w:r>
-      <w:r>
-        <w:rPr>
-          <w:sz w:val="19"/>
-          <w:szCs w:val="19"/>
-        </w:rPr>
-        <w:t xml:space="preserve"> </w:t>
-      </w:r>
-      <w:r>
-        <w:rPr>
-          <w:sz w:val="19"/>
-          <w:szCs w:val="19"/>
-        </w:rPr>
-        <w:t xml:space="preserve"> lasting purpose. </w:t>
-      </w:r>
-      <w:r>
-        <w:rPr>
-          <w:sz w:val="19"/>
-          <w:szCs w:val="19"/>
-        </w:rPr>
-        <w:t xml:space="preserve">For this sense. </w:t>
-      </w:r>
-    </w:p>
-    <w:tbl>
-      <w:tblPr>
-        <w:tblW w:type="pct" w:w="100%"/>
-        <w:tblLayout w:type="fixed"/>
-        <w:tblBorders>
-          <w:top w:val="single" w:color="FBFAF6" w:sz="4"/>
-          <w:left w:val="single" w:color="FBFAF6" w:sz="4"/>
-          <w:bottom w:val="single" w:color="FBFAF6" w:sz="4"/>
-          <w:right w:val="single" w:color="FBFAF6" w:sz="4"/>
-          <w:insideH w:val="single" w:color="FBFAF6" w:sz="4"/>
-          <w:insideV w:val="single" w:color="FBFAF6" w:sz="4"/>
-        </w:tblBorders>
-      </w:tblPr>
-      <w:tblGrid>
-        <w:gridCol w:w="9600"/>
-      </w:tblGrid>
-      <w:tr>
-        <w:tc>
-          <w:tcPr>
-            <w:tcW w:type="pct" w:w="5000"/>
-            <w:shd w:fill="FBFAF6" w:val="clear"/>
-            <w:tcMar>
-              <w:top w:type="dxa" w:w="40"/>
-              <w:left w:type="dxa" w:w="100"/>
-              <w:bottom w:type="dxa" w:w="40"/>
-              <w:right w:type="dxa" w:w="100"/>
-            </w:tcMar>
-          </w:tcPr>
-          <w:p>
-            <w:pPr>
-              <w:spacing w:before="18" w:after="6"/>
-            </w:pPr>
-            <w:r>
-              <w:rPr>
-                <w:b/>
-                <w:bCs/>
-                <w:color w:val="6B7280"/>
-                <w:sz w:val="14"/>
-                <w:szCs w:val="14"/>
-              </w:rPr>
-              <w:t xml:space="preserve">word list</w:t>
-            </w:r>
-          </w:p>
-          <w:p>
-            <w:pPr>
-              <w:spacing w:before="0" w:after="18"/>
-            </w:pPr>
-            <w:r>
-              <w:rPr>
-                <w:b/>
-                <w:bCs/>
-                <w:color w:val="353A7C"/>
-                <w:sz w:val="16"/>
-                <w:szCs w:val="16"/>
-              </w:rPr>
-              <w:t xml:space="preserve">organization's   ·   purpose   ·   English</w:t>
-            </w:r>
-          </w:p>
-        </w:tc>
-      </w:tr>
-    </w:tbl>
-    <w:p/>
-    <w:p>
-      <w:pPr>
-        <w:pageBreakBefore w:val="true"/>
-        <w:spacing w:after="0"/>
-      </w:pPr>
-      <w:r>
-        <w:rPr>
-          <w:sz w:val="2"/>
-        </w:rPr>
-        <w:t xml:space="preserve"> </w:t>
+        <w:t xml:space="preserve">In strategic planning it means the organization's lasting purpose.</w:t>
       </w:r>
     </w:p>
     <w:tbl>
@@ -5255,7 +5080,7 @@
                 <w:sz w:val="14"/>
                 <w:szCs w:val="14"/>
               </w:rPr>
-              <w:t xml:space="preserve">(13)</w:t>
+              <w:t xml:space="preserve">(11)</w:t>
             </w:r>
           </w:p>
         </w:tc>
@@ -5331,7 +5156,7 @@
                 <w:sz w:val="14"/>
                 <w:szCs w:val="14"/>
               </w:rPr>
-              <w:t xml:space="preserve">(14)</w:t>
+              <w:t xml:space="preserve">(12)</w:t>
             </w:r>
           </w:p>
         </w:tc>
@@ -5430,7 +5255,7 @@
                 <w:sz w:val="14"/>
                 <w:szCs w:val="14"/>
               </w:rPr>
-              <w:t xml:space="preserve">(15)</w:t>
+              <w:t xml:space="preserve">(13)</w:t>
             </w:r>
           </w:p>
         </w:tc>
@@ -5499,6 +5324,18 @@
       </w:tr>
     </w:tbl>
     <w:p/>
+    <w:p>
+      <w:pPr>
+        <w:pageBreakBefore w:val="true"/>
+        <w:spacing w:after="0"/>
+      </w:pPr>
+      <w:r>
+        <w:rPr>
+          <w:sz w:val="2"/>
+        </w:rPr>
+        <w:t xml:space="preserve"> </w:t>
+      </w:r>
+    </w:p>
     <w:p>
       <w:pPr>
         <w:spacing w:before="44" w:after="10"/>
@@ -6013,14 +5850,14 @@
                 <w:sz w:val="16"/>
                 <w:szCs w:val="16"/>
               </w:rPr>
-              <w:t xml:space="preserve">10  </w:t>
-            </w:r>
-            <w:r>
-              <w:rPr>
-                <w:sz w:val="16"/>
-                <w:szCs w:val="16"/>
-              </w:rPr>
-              <w:t xml:space="preserve">Training hours per employee a year</w:t>
+              <w:t xml:space="preserve">9  </w:t>
+            </w:r>
+            <w:r>
+              <w:rPr>
+                <w:sz w:val="16"/>
+                <w:szCs w:val="16"/>
+              </w:rPr>
+              <w:t xml:space="preserve">Energy per case of juice (kWh)</w:t>
             </w:r>
           </w:p>
         </w:tc>
@@ -6081,14 +5918,14 @@
                 <w:sz w:val="16"/>
                 <w:szCs w:val="16"/>
               </w:rPr>
-              <w:t xml:space="preserve">11  </w:t>
-            </w:r>
-            <w:r>
-              <w:rPr>
-                <w:sz w:val="16"/>
-                <w:szCs w:val="16"/>
-              </w:rPr>
-              <w:t xml:space="preserve">English</w:t>
+              <w:t xml:space="preserve">10  </w:t>
+            </w:r>
+            <w:r>
+              <w:rPr>
+                <w:sz w:val="16"/>
+                <w:szCs w:val="16"/>
+              </w:rPr>
+              <w:t xml:space="preserve">Training hours per employee a year</w:t>
             </w:r>
           </w:p>
         </w:tc>
@@ -6149,14 +5986,14 @@
                 <w:sz w:val="16"/>
                 <w:szCs w:val="16"/>
               </w:rPr>
-              <w:t xml:space="preserve">12  </w:t>
-            </w:r>
-            <w:r>
-              <w:rPr>
-                <w:sz w:val="16"/>
-                <w:szCs w:val="16"/>
-              </w:rPr>
-              <w:t xml:space="preserve">organization's</w:t>
+              <w:t xml:space="preserve">11  </w:t>
+            </w:r>
+            <w:r>
+              <w:rPr>
+                <w:sz w:val="16"/>
+                <w:szCs w:val="16"/>
+              </w:rPr>
+              <w:t xml:space="preserve">Why do we exist? What do we do, and for whom?</w:t>
             </w:r>
           </w:p>
         </w:tc>
@@ -6217,14 +6054,14 @@
                 <w:sz w:val="16"/>
                 <w:szCs w:val="16"/>
               </w:rPr>
-              <w:t xml:space="preserve">13  </w:t>
-            </w:r>
-            <w:r>
-              <w:rPr>
-                <w:sz w:val="16"/>
-                <w:szCs w:val="16"/>
-              </w:rPr>
-              <w:t xml:space="preserve">Why do we exist? What do we do, and for whom?</w:t>
+              <w:t xml:space="preserve">12  </w:t>
+            </w:r>
+            <w:r>
+              <w:rPr>
+                <w:sz w:val="16"/>
+                <w:szCs w:val="16"/>
+              </w:rPr>
+              <w:t xml:space="preserve">What do we want to become?</w:t>
             </w:r>
           </w:p>
         </w:tc>
@@ -6285,14 +6122,14 @@
                 <w:sz w:val="16"/>
                 <w:szCs w:val="16"/>
               </w:rPr>
-              <w:t xml:space="preserve">14  </w:t>
-            </w:r>
-            <w:r>
-              <w:rPr>
-                <w:sz w:val="16"/>
-                <w:szCs w:val="16"/>
-              </w:rPr>
-              <w:t xml:space="preserve">What do we want to become?</w:t>
+              <w:t xml:space="preserve">13  </w:t>
+            </w:r>
+            <w:r>
+              <w:rPr>
+                <w:sz w:val="16"/>
+                <w:szCs w:val="16"/>
+              </w:rPr>
+              <w:t xml:space="preserve">For example: exports 30.0% of revenue by 2032.</w:t>
             </w:r>
           </w:p>
         </w:tc>
@@ -6353,14 +6190,14 @@
                 <w:sz w:val="16"/>
                 <w:szCs w:val="16"/>
               </w:rPr>
-              <w:t xml:space="preserve">15  </w:t>
-            </w:r>
-            <w:r>
-              <w:rPr>
-                <w:sz w:val="16"/>
-                <w:szCs w:val="16"/>
-              </w:rPr>
-              <w:t xml:space="preserve">For example: exports 30.0% of revenue by 2032.</w:t>
+              <w:t xml:space="preserve">14  </w:t>
+            </w:r>
+            <w:r>
+              <w:rPr>
+                <w:sz w:val="16"/>
+                <w:szCs w:val="16"/>
+              </w:rPr>
+              <w:t xml:space="preserve">mission statement</w:t>
             </w:r>
           </w:p>
         </w:tc>
@@ -6421,14 +6258,14 @@
                 <w:sz w:val="16"/>
                 <w:szCs w:val="16"/>
               </w:rPr>
-              <w:t xml:space="preserve">16  </w:t>
-            </w:r>
-            <w:r>
-              <w:rPr>
-                <w:sz w:val="16"/>
-                <w:szCs w:val="16"/>
-              </w:rPr>
-              <w:t xml:space="preserve">mission statement</w:t>
+              <w:t xml:space="preserve">15  </w:t>
+            </w:r>
+            <w:r>
+              <w:rPr>
+                <w:sz w:val="16"/>
+                <w:szCs w:val="16"/>
+              </w:rPr>
+              <w:t xml:space="preserve">vision statement</w:t>
             </w:r>
           </w:p>
         </w:tc>
@@ -6464,74 +6301,6 @@
                 <w:szCs w:val="16"/>
               </w:rPr>
               <w:t xml:space="preserve">Return on investment</w:t>
-            </w:r>
-          </w:p>
-        </w:tc>
-        <w:tc>
-          <w:tcPr>
-            <w:tcW w:type="pct" w:w="2500"/>
-            <w:tcMar>
-              <w:top w:type="dxa" w:w="20"/>
-              <w:left w:type="dxa" w:w="80"/>
-              <w:bottom w:type="dxa" w:w="20"/>
-              <w:right w:type="dxa" w:w="80"/>
-            </w:tcMar>
-          </w:tcPr>
-          <w:p>
-            <w:pPr>
-              <w:spacing w:before="12" w:after="12"/>
-            </w:pPr>
-            <w:r>
-              <w:rPr>
-                <w:b/>
-                <w:bCs/>
-                <w:color w:val="8186EF"/>
-                <w:sz w:val="16"/>
-                <w:szCs w:val="16"/>
-              </w:rPr>
-              <w:t xml:space="preserve">17  </w:t>
-            </w:r>
-            <w:r>
-              <w:rPr>
-                <w:sz w:val="16"/>
-                <w:szCs w:val="16"/>
-              </w:rPr>
-              <w:t xml:space="preserve">vision statement</w:t>
-            </w:r>
-          </w:p>
-        </w:tc>
-      </w:tr>
-      <w:tr>
-        <w:tc>
-          <w:tcPr>
-            <w:tcW w:type="pct" w:w="2500"/>
-            <w:tcMar>
-              <w:top w:type="dxa" w:w="20"/>
-              <w:left w:type="dxa" w:w="80"/>
-              <w:bottom w:type="dxa" w:w="20"/>
-              <w:right w:type="dxa" w:w="80"/>
-            </w:tcMar>
-          </w:tcPr>
-          <w:p>
-            <w:pPr>
-              <w:spacing w:before="12" w:after="12"/>
-            </w:pPr>
-            <w:r>
-              <w:rPr>
-                <w:b/>
-                <w:bCs/>
-                <w:color w:val="8186EF"/>
-                <w:sz w:val="16"/>
-                <w:szCs w:val="16"/>
-              </w:rPr>
-              <w:t xml:space="preserve">9  </w:t>
-            </w:r>
-            <w:r>
-              <w:rPr>
-                <w:sz w:val="16"/>
-                <w:szCs w:val="16"/>
-              </w:rPr>
-              <w:t xml:space="preserve">Energy per case of juice (kWh)</w:t>
             </w:r>
           </w:p>
         </w:tc>
@@ -6622,30 +6391,6 @@
           <w:szCs w:val="15"/>
         </w:rPr>
         <w:t xml:space="preserve">The mission speaks of trusted Levant foods across the region. The board turns it into five goals for 2032. For example, exports rise from 18.0% to 30.0% of revenue.</w:t>
-      </w:r>
-    </w:p>
-    <w:p>
-      <w:pPr>
-        <w:spacing w:before="20" w:after="20"/>
-        <w:ind w:left="240" w:hanging="240"/>
-      </w:pPr>
-      <w:r>
-        <w:rPr>
-          <w:b/>
-          <w:bCs/>
-          <w:color w:val="353A7C"/>
-          <w:sz w:val="15"/>
-          <w:szCs w:val="15"/>
-        </w:rPr>
-        <w:t xml:space="preserve">Summary 3   </w:t>
-      </w:r>
-      <w:r>
-        <w:rPr>
-          <w:color w:val="6B7280"/>
-          <w:sz w:val="15"/>
-          <w:szCs w:val="15"/>
-        </w:rPr>
-        <w:t xml:space="preserve">In English, French and Arabic, 'mission' can also mean a single task or trip. In strategic planning it means the organization's lasting purpose. For this sense.</w:t>
       </w:r>
     </w:p>
     <w:p>
@@ -7224,7 +6969,7 @@
                 <w:sz w:val="16"/>
                 <w:szCs w:val="16"/>
               </w:rPr>
-              <w:t xml:space="preserve">congruence   ·   Tactics   ·   divide   ·   operational   ·   Exports   ·   objective   ·   manager   ·   results   ·   measurable   ·   simple   ·   coming   ·   marketing</w:t>
+              <w:t xml:space="preserve">congruence   ·   Tactics   ·   divide   ·   operational   ·   Exports   ·   objective   ·   manager   ·   actions   ·   measurable   ·   simple   ·   coming   ·   marketing</w:t>
             </w:r>
           </w:p>
         </w:tc>
@@ -7278,6 +7023,19 @@
       </w:tr>
     </w:tbl>
     <w:p/>
+    <w:p>
+      <w:pPr>
+        <w:spacing w:before="20" w:after="20" w:line="360" w:lineRule="auto"/>
+        <w:ind w:left="200"/>
+      </w:pPr>
+      <w:r>
+        <w:rPr>
+          <w:sz w:val="19"/>
+          <w:szCs w:val="19"/>
+        </w:rPr>
+        <w:t xml:space="preserve">Complete the two blank objectives.</w:t>
+      </w:r>
+    </w:p>
     <w:tbl>
       <w:tblPr>
         <w:tblW w:type="pct" w:w="100%"/>
@@ -7293,9 +7051,9 @@
       </w:tblPr>
       <w:tblGrid>
         <w:gridCol w:w="4224"/>
-        <w:gridCol w:w="1091"/>
-        <w:gridCol w:w="2333"/>
-        <w:gridCol w:w="1952"/>
+        <w:gridCol w:w="1361"/>
+        <w:gridCol w:w="2654"/>
+        <w:gridCol w:w="1361"/>
       </w:tblGrid>
       <w:tr>
         <w:tc>
@@ -7357,7 +7115,7 @@
         </w:tc>
         <w:tc>
           <w:tcPr>
-            <w:tcW w:type="pct" w:w="568"/>
+            <w:tcW w:type="pct" w:w="709"/>
             <w:shd w:fill="353A7C" w:val="clear"/>
             <w:tcMar>
               <w:top w:type="dxa" w:w="50"/>
@@ -7384,7 +7142,7 @@
         </w:tc>
         <w:tc>
           <w:tcPr>
-            <w:tcW w:type="pct" w:w="1215"/>
+            <w:tcW w:type="pct" w:w="1382"/>
             <w:shd w:fill="353A7C" w:val="clear"/>
             <w:tcMar>
               <w:top w:type="dxa" w:w="50"/>
@@ -7411,7 +7169,7 @@
         </w:tc>
         <w:tc>
           <w:tcPr>
-            <w:tcW w:type="pct" w:w="1017"/>
+            <w:tcW w:type="pct" w:w="709"/>
             <w:shd w:fill="353A7C" w:val="clear"/>
             <w:tcMar>
               <w:top w:type="dxa" w:w="50"/>
@@ -7463,7 +7221,7 @@
         </w:tc>
         <w:tc>
           <w:tcPr>
-            <w:tcW w:type="pct" w:w="568"/>
+            <w:tcW w:type="pct" w:w="709"/>
             <w:tcMar>
               <w:top w:type="dxa" w:w="50"/>
               <w:left w:type="dxa" w:w="110"/>
@@ -7486,7 +7244,7 @@
         </w:tc>
         <w:tc>
           <w:tcPr>
-            <w:tcW w:type="pct" w:w="1215"/>
+            <w:tcW w:type="pct" w:w="1382"/>
             <w:shd w:fill="FFFFFF" w:val="clear"/>
             <w:tcMar>
               <w:top w:type="dxa" w:w="50"/>
@@ -7513,7 +7271,7 @@
         </w:tc>
         <w:tc>
           <w:tcPr>
-            <w:tcW w:type="pct" w:w="1017"/>
+            <w:tcW w:type="pct" w:w="709"/>
             <w:tcMar>
               <w:top w:type="dxa" w:w="50"/>
               <w:left w:type="dxa" w:w="110"/>
@@ -7562,7 +7320,7 @@
         </w:tc>
         <w:tc>
           <w:tcPr>
-            <w:tcW w:type="pct" w:w="568"/>
+            <w:tcW w:type="pct" w:w="709"/>
             <w:shd w:fill="FBFAF6" w:val="clear"/>
             <w:tcMar>
               <w:top w:type="dxa" w:w="50"/>
@@ -7586,7 +7344,103 @@
         </w:tc>
         <w:tc>
           <w:tcPr>
-            <w:tcW w:type="pct" w:w="1215"/>
+            <w:tcW w:type="pct" w:w="1382"/>
+            <w:shd w:fill="FBFAF6" w:val="clear"/>
+            <w:tcMar>
+              <w:top w:type="dxa" w:w="50"/>
+              <w:left w:type="dxa" w:w="110"/>
+              <w:bottom w:type="dxa" w:w="50"/>
+              <w:right w:type="dxa" w:w="110"/>
+            </w:tcMar>
+          </w:tcPr>
+          <w:p>
+            <w:pPr>
+              <w:spacing w:before="28" w:after="28"/>
+            </w:pPr>
+            <w:r>
+              <w:rPr>
+                <w:sz w:val="15"/>
+                <w:szCs w:val="15"/>
+              </w:rPr>
+              <w:t xml:space="preserve">+1.80 points</w:t>
+            </w:r>
+          </w:p>
+        </w:tc>
+        <w:tc>
+          <w:tcPr>
+            <w:tcW w:type="pct" w:w="709"/>
+            <w:shd w:fill="FBFAF6" w:val="clear"/>
+            <w:tcMar>
+              <w:top w:type="dxa" w:w="50"/>
+              <w:left w:type="dxa" w:w="110"/>
+              <w:bottom w:type="dxa" w:w="50"/>
+              <w:right w:type="dxa" w:w="110"/>
+            </w:tcMar>
+          </w:tcPr>
+          <w:p>
+            <w:pPr>
+              <w:spacing w:before="28" w:after="28"/>
+            </w:pPr>
+            <w:r>
+              <w:rPr>
+                <w:sz w:val="15"/>
+                <w:szCs w:val="15"/>
+              </w:rPr>
+              <w:t xml:space="preserve">7.8%</w:t>
+            </w:r>
+          </w:p>
+        </w:tc>
+      </w:tr>
+      <w:tr>
+        <w:tc>
+          <w:tcPr>
+            <w:tcW w:type="pct" w:w="2200"/>
+            <w:tcMar>
+              <w:top w:type="dxa" w:w="50"/>
+              <w:left w:type="dxa" w:w="110"/>
+              <w:bottom w:type="dxa" w:w="50"/>
+              <w:right w:type="dxa" w:w="110"/>
+            </w:tcMar>
+          </w:tcPr>
+          <w:p>
+            <w:pPr>
+              <w:spacing w:before="28" w:after="28"/>
+            </w:pPr>
+            <w:r>
+              <w:rPr>
+                <w:sz w:val="15"/>
+                <w:szCs w:val="15"/>
+              </w:rPr>
+              <w:t xml:space="preserve">Return on investment</w:t>
+            </w:r>
+          </w:p>
+        </w:tc>
+        <w:tc>
+          <w:tcPr>
+            <w:tcW w:type="pct" w:w="709"/>
+            <w:tcMar>
+              <w:top w:type="dxa" w:w="50"/>
+              <w:left w:type="dxa" w:w="110"/>
+              <w:bottom w:type="dxa" w:w="50"/>
+              <w:right w:type="dxa" w:w="110"/>
+            </w:tcMar>
+          </w:tcPr>
+          <w:p>
+            <w:pPr>
+              <w:spacing w:before="28" w:after="28"/>
+            </w:pPr>
+            <w:r>
+              <w:rPr>
+                <w:sz w:val="15"/>
+                <w:szCs w:val="15"/>
+              </w:rPr>
+              <w:t xml:space="preserve">11.0%</w:t>
+            </w:r>
+          </w:p>
+        </w:tc>
+        <w:tc>
+          <w:tcPr>
+            <w:tcW w:type="pct" w:w="1382"/>
             <w:shd w:fill="FFFFFF" w:val="clear"/>
             <w:tcMar>
               <w:top w:type="dxa" w:w="50"/>
@@ -7613,8 +7467,7 @@
         </w:tc>
         <w:tc>
           <w:tcPr>
-            <w:tcW w:type="pct" w:w="1017"/>
-            <w:shd w:fill="FBFAF6" w:val="clear"/>
+            <w:tcW w:type="pct" w:w="709"/>
             <w:tcMar>
               <w:top w:type="dxa" w:w="50"/>
               <w:left w:type="dxa" w:w="110"/>
@@ -7631,7 +7484,7 @@
                 <w:sz w:val="15"/>
                 <w:szCs w:val="15"/>
               </w:rPr>
-              <w:t xml:space="preserve">7.8%</w:t>
+              <w:t xml:space="preserve">________</w:t>
             </w:r>
           </w:p>
         </w:tc>
@@ -7640,6 +7493,7 @@
         <w:tc>
           <w:tcPr>
             <w:tcW w:type="pct" w:w="2200"/>
+            <w:shd w:fill="FBFAF6" w:val="clear"/>
             <w:tcMar>
               <w:top w:type="dxa" w:w="50"/>
               <w:left w:type="dxa" w:w="110"/>
@@ -7656,13 +7510,14 @@
                 <w:sz w:val="15"/>
                 <w:szCs w:val="15"/>
               </w:rPr>
-              <w:t xml:space="preserve">Return on investment</w:t>
-            </w:r>
-          </w:p>
-        </w:tc>
-        <w:tc>
-          <w:tcPr>
-            <w:tcW w:type="pct" w:w="568"/>
+              <w:t xml:space="preserve">Energy per case of juice (kWh)</w:t>
+            </w:r>
+          </w:p>
+        </w:tc>
+        <w:tc>
+          <w:tcPr>
+            <w:tcW w:type="pct" w:w="709"/>
+            <w:shd w:fill="FBFAF6" w:val="clear"/>
             <w:tcMar>
               <w:top w:type="dxa" w:w="50"/>
               <w:left w:type="dxa" w:w="110"/>
@@ -7679,85 +7534,13 @@
                 <w:sz w:val="15"/>
                 <w:szCs w:val="15"/>
               </w:rPr>
-              <w:t xml:space="preserve">11.0%</w:t>
-            </w:r>
-          </w:p>
-        </w:tc>
-        <w:tc>
-          <w:tcPr>
-            <w:tcW w:type="pct" w:w="1215"/>
-            <w:tcMar>
-              <w:top w:type="dxa" w:w="50"/>
-              <w:left w:type="dxa" w:w="110"/>
-              <w:bottom w:type="dxa" w:w="50"/>
-              <w:right w:type="dxa" w:w="110"/>
-            </w:tcMar>
-          </w:tcPr>
-          <w:p>
-            <w:pPr>
-              <w:spacing w:before="28" w:after="28"/>
-            </w:pPr>
-            <w:r>
-              <w:rPr>
-                <w:sz w:val="15"/>
-                <w:szCs w:val="15"/>
-              </w:rPr>
-              <w:t xml:space="preserve">+0.80 points</w:t>
-            </w:r>
-          </w:p>
-        </w:tc>
-        <w:tc>
-          <w:tcPr>
-            <w:tcW w:type="pct" w:w="1017"/>
-            <w:tcMar>
-              <w:top w:type="dxa" w:w="50"/>
-              <w:left w:type="dxa" w:w="110"/>
-              <w:bottom w:type="dxa" w:w="50"/>
-              <w:right w:type="dxa" w:w="110"/>
-            </w:tcMar>
-          </w:tcPr>
-          <w:p>
-            <w:pPr>
-              <w:spacing w:before="28" w:after="28"/>
-            </w:pPr>
-            <w:r>
-              <w:rPr>
-                <w:sz w:val="15"/>
-                <w:szCs w:val="15"/>
-              </w:rPr>
-              <w:t xml:space="preserve">________</w:t>
-            </w:r>
-          </w:p>
-        </w:tc>
-      </w:tr>
-      <w:tr>
-        <w:tc>
-          <w:tcPr>
-            <w:tcW w:type="pct" w:w="2200"/>
-            <w:shd w:fill="FBFAF6" w:val="clear"/>
-            <w:tcMar>
-              <w:top w:type="dxa" w:w="50"/>
-              <w:left w:type="dxa" w:w="110"/>
-              <w:bottom w:type="dxa" w:w="50"/>
-              <w:right w:type="dxa" w:w="110"/>
-            </w:tcMar>
-          </w:tcPr>
-          <w:p>
-            <w:pPr>
-              <w:spacing w:before="28" w:after="28"/>
-            </w:pPr>
-            <w:r>
-              <w:rPr>
-                <w:sz w:val="15"/>
-                <w:szCs w:val="15"/>
-              </w:rPr>
-              <w:t xml:space="preserve">Energy per case of juice (kWh)</w:t>
-            </w:r>
-          </w:p>
-        </w:tc>
-        <w:tc>
-          <w:tcPr>
-            <w:tcW w:type="pct" w:w="568"/>
+              <w:t xml:space="preserve">0.50 kWh</w:t>
+            </w:r>
+          </w:p>
+        </w:tc>
+        <w:tc>
+          <w:tcPr>
+            <w:tcW w:type="pct" w:w="1382"/>
             <w:shd w:fill="FFFFFF" w:val="clear"/>
             <w:tcMar>
               <w:top w:type="dxa" w:w="50"/>
@@ -7784,7 +7567,7 @@
         </w:tc>
         <w:tc>
           <w:tcPr>
-            <w:tcW w:type="pct" w:w="1215"/>
+            <w:tcW w:type="pct" w:w="709"/>
             <w:shd w:fill="FBFAF6" w:val="clear"/>
             <w:tcMar>
               <w:top w:type="dxa" w:w="50"/>
@@ -7802,14 +7585,15 @@
                 <w:sz w:val="15"/>
                 <w:szCs w:val="15"/>
               </w:rPr>
-              <w:t xml:space="preserve">−0.02 kWh</w:t>
-            </w:r>
-          </w:p>
-        </w:tc>
-        <w:tc>
-          <w:tcPr>
-            <w:tcW w:type="pct" w:w="1017"/>
-            <w:shd w:fill="FBFAF6" w:val="clear"/>
+              <w:t xml:space="preserve">________</w:t>
+            </w:r>
+          </w:p>
+        </w:tc>
+      </w:tr>
+      <w:tr>
+        <w:tc>
+          <w:tcPr>
+            <w:tcW w:type="pct" w:w="2200"/>
             <w:tcMar>
               <w:top w:type="dxa" w:w="50"/>
               <w:left w:type="dxa" w:w="110"/>
@@ -7826,61 +7610,13 @@
                 <w:sz w:val="15"/>
                 <w:szCs w:val="15"/>
               </w:rPr>
-              <w:t xml:space="preserve">________</w:t>
-            </w:r>
-          </w:p>
-        </w:tc>
-      </w:tr>
-      <w:tr>
-        <w:tc>
-          <w:tcPr>
-            <w:tcW w:type="pct" w:w="2200"/>
-            <w:tcMar>
-              <w:top w:type="dxa" w:w="50"/>
-              <w:left w:type="dxa" w:w="110"/>
-              <w:bottom w:type="dxa" w:w="50"/>
-              <w:right w:type="dxa" w:w="110"/>
-            </w:tcMar>
-          </w:tcPr>
-          <w:p>
-            <w:pPr>
-              <w:spacing w:before="28" w:after="28"/>
-            </w:pPr>
-            <w:r>
-              <w:rPr>
-                <w:sz w:val="15"/>
-                <w:szCs w:val="15"/>
-              </w:rPr>
               <w:t xml:space="preserve">Training hours per employee a year</w:t>
             </w:r>
           </w:p>
         </w:tc>
         <w:tc>
           <w:tcPr>
-            <w:tcW w:type="pct" w:w="568"/>
-            <w:tcMar>
-              <w:top w:type="dxa" w:w="50"/>
-              <w:left w:type="dxa" w:w="110"/>
-              <w:bottom w:type="dxa" w:w="50"/>
-              <w:right w:type="dxa" w:w="110"/>
-            </w:tcMar>
-          </w:tcPr>
-          <w:p>
-            <w:pPr>
-              <w:spacing w:before="28" w:after="28"/>
-            </w:pPr>
-            <w:r>
-              <w:rPr>
-                <w:sz w:val="15"/>
-                <w:szCs w:val="15"/>
-              </w:rPr>
-              <w:t xml:space="preserve">12 h</w:t>
-            </w:r>
-          </w:p>
-        </w:tc>
-        <w:tc>
-          <w:tcPr>
-            <w:tcW w:type="pct" w:w="1215"/>
+            <w:tcW w:type="pct" w:w="709"/>
             <w:shd w:fill="FFFFFF" w:val="clear"/>
             <w:tcMar>
               <w:top w:type="dxa" w:w="50"/>
@@ -7907,7 +7643,30 @@
         </w:tc>
         <w:tc>
           <w:tcPr>
-            <w:tcW w:type="pct" w:w="1017"/>
+            <w:tcW w:type="pct" w:w="1382"/>
+            <w:tcMar>
+              <w:top w:type="dxa" w:w="50"/>
+              <w:left w:type="dxa" w:w="110"/>
+              <w:bottom w:type="dxa" w:w="50"/>
+              <w:right w:type="dxa" w:w="110"/>
+            </w:tcMar>
+          </w:tcPr>
+          <w:p>
+            <w:pPr>
+              <w:spacing w:before="28" w:after="28"/>
+            </w:pPr>
+            <w:r>
+              <w:rPr>
+                <w:sz w:val="15"/>
+                <w:szCs w:val="15"/>
+              </w:rPr>
+              <w:t xml:space="preserve">+2.4 h</w:t>
+            </w:r>
+          </w:p>
+        </w:tc>
+        <w:tc>
+          <w:tcPr>
+            <w:tcW w:type="pct" w:w="709"/>
             <w:tcMar>
               <w:top w:type="dxa" w:w="50"/>
               <w:left w:type="dxa" w:w="110"/>
@@ -7986,7 +7745,7 @@
                 <w:sz w:val="16"/>
                 <w:szCs w:val="16"/>
               </w:rPr>
-              <w:t xml:space="preserve">+2.40 points   ·   operational plan   ·   0.50 kWh   ·   +1.80 points   ·   +2.4 h</w:t>
+              <w:t xml:space="preserve">+2.40 points   ·   −0.02 kWh   ·   short-term objectives   ·   12 h   ·   +0.80 points</w:t>
             </w:r>
           </w:p>
         </w:tc>
@@ -8730,7 +8489,7 @@
                 <w:sz w:val="16"/>
                 <w:szCs w:val="16"/>
               </w:rPr>
-              <w:t xml:space="preserve">+1.80 points</w:t>
+              <w:t xml:space="preserve">+0.80 points</w:t>
             </w:r>
           </w:p>
         </w:tc>
@@ -8798,7 +8557,7 @@
                 <w:sz w:val="16"/>
                 <w:szCs w:val="16"/>
               </w:rPr>
-              <w:t xml:space="preserve">0.50 kWh</w:t>
+              <w:t xml:space="preserve">−0.02 kWh</w:t>
             </w:r>
           </w:p>
         </w:tc>
@@ -8866,7 +8625,7 @@
                 <w:sz w:val="16"/>
                 <w:szCs w:val="16"/>
               </w:rPr>
-              <w:t xml:space="preserve">+2.4 h</w:t>
+              <w:t xml:space="preserve">12 h</w:t>
             </w:r>
           </w:p>
         </w:tc>
@@ -11057,7 +10816,7 @@
           <w:sz w:val="16"/>
           <w:szCs w:val="16"/>
         </w:rPr>
-        <w:t xml:space="preserve">      gaps 1–3</w:t>
+        <w:t xml:space="preserve">      gaps 1–5</w:t>
       </w:r>
     </w:p>
     <w:p>
@@ -11070,7 +10829,7 @@
           <w:sz w:val="19"/>
           <w:szCs w:val="19"/>
         </w:rPr>
-        <w:t xml:space="preserve">This example follows all five goals from the 2032 targets to the 2028 </w:t>
+        <w:t xml:space="preserve">This example </w:t>
       </w:r>
       <w:r>
         <w:rPr>
@@ -11088,7 +10847,7 @@
           <w:sz w:val="19"/>
           <w:szCs w:val="19"/>
         </w:rPr>
-        <w:t xml:space="preserve">            </w:t>
+        <w:t xml:space="preserve">           </w:t>
       </w:r>
       <w:r>
         <w:rPr>
@@ -11102,14 +10861,7 @@
           <w:sz w:val="19"/>
           <w:szCs w:val="19"/>
         </w:rPr>
-        <w:t xml:space="preserve"> and the main tactic for each. </w:t>
-      </w:r>
-      <w:r>
-        <w:rPr>
-          <w:sz w:val="19"/>
-          <w:szCs w:val="19"/>
-        </w:rPr>
-        <w:t xml:space="preserve">Plan </w:t>
+        <w:t xml:space="preserve"> all five goals from the 2032 targets to the 2028 </w:t>
       </w:r>
       <w:r>
         <w:rPr>
@@ -11127,7 +10879,7 @@
           <w:sz w:val="19"/>
           <w:szCs w:val="19"/>
         </w:rPr>
-        <w:t xml:space="preserve">           </w:t>
+        <w:t xml:space="preserve">            </w:t>
       </w:r>
       <w:r>
         <w:rPr>
@@ -11141,14 +10893,14 @@
           <w:sz w:val="19"/>
           <w:szCs w:val="19"/>
         </w:rPr>
-        <w:t xml:space="preserve">: 2028 to 2032, 5 years; baseline year 2027. </w:t>
-      </w:r>
-      <w:r>
-        <w:rPr>
-          <w:sz w:val="19"/>
-          <w:szCs w:val="19"/>
-        </w:rPr>
-        <w:t xml:space="preserve"/>
+        <w:t xml:space="preserve"> and the main tactic for each. </w:t>
+      </w:r>
+      <w:r>
+        <w:rPr>
+          <w:sz w:val="19"/>
+          <w:szCs w:val="19"/>
+        </w:rPr>
+        <w:t xml:space="preserve">Plan </w:t>
       </w:r>
       <w:r>
         <w:rPr>
@@ -11180,7 +10932,85 @@
           <w:sz w:val="19"/>
           <w:szCs w:val="19"/>
         </w:rPr>
+        <w:t xml:space="preserve">: 2028 to 2032, 5 years; baseline year 2027. </w:t>
+      </w:r>
+      <w:r>
+        <w:rPr>
+          <w:sz w:val="19"/>
+          <w:szCs w:val="19"/>
+        </w:rPr>
+        <w:t xml:space="preserve"/>
+      </w:r>
+      <w:r>
+        <w:rPr>
+          <w:b/>
+          <w:bCs/>
+          <w:color w:val="8186EF"/>
+          <w:sz w:val="15"/>
+          <w:szCs w:val="15"/>
+        </w:rPr>
+        <w:t xml:space="preserve"> (4) </w:t>
+      </w:r>
+      <w:r>
+        <w:rPr>
+          <w:u w:val="single"/>
+          <w:sz w:val="19"/>
+          <w:szCs w:val="19"/>
+        </w:rPr>
+        <w:t xml:space="preserve">           </w:t>
+      </w:r>
+      <w:r>
+        <w:rPr>
+          <w:sz w:val="19"/>
+          <w:szCs w:val="19"/>
+        </w:rPr>
+        <w:t xml:space="preserve"> </w:t>
+      </w:r>
+      <w:r>
+        <w:rPr>
+          <w:sz w:val="19"/>
+          <w:szCs w:val="19"/>
+        </w:rPr>
         <w:t xml:space="preserve">: equal yearly steps from the baseline to each goal. </w:t>
+      </w:r>
+      <w:r>
+        <w:rPr>
+          <w:sz w:val="19"/>
+          <w:szCs w:val="19"/>
+        </w:rPr>
+        <w:t xml:space="preserve">Return on </w:t>
+      </w:r>
+      <w:r>
+        <w:rPr>
+          <w:b/>
+          <w:bCs/>
+          <w:color w:val="8186EF"/>
+          <w:sz w:val="15"/>
+          <w:szCs w:val="15"/>
+        </w:rPr>
+        <w:t xml:space="preserve"> (5) </w:t>
+      </w:r>
+      <w:r>
+        <w:rPr>
+          <w:u w:val="single"/>
+          <w:sz w:val="19"/>
+          <w:szCs w:val="19"/>
+        </w:rPr>
+        <w:t xml:space="preserve">            </w:t>
+      </w:r>
+      <w:r>
+        <w:rPr>
+          <w:sz w:val="19"/>
+          <w:szCs w:val="19"/>
+        </w:rPr>
+        <w:t xml:space="preserve"> </w:t>
+      </w:r>
+      <w:r>
+        <w:rPr>
+          <w:sz w:val="19"/>
+          <w:szCs w:val="19"/>
+        </w:rPr>
+        <w:t xml:space="preserve"> must rise from 11.0% to 15.0%, so the first-year objective is 11.8%. </w:t>
       </w:r>
     </w:p>
     <w:tbl>
@@ -11238,7 +11068,7 @@
                 <w:sz w:val="16"/>
                 <w:szCs w:val="16"/>
               </w:rPr>
-              <w:t xml:space="preserve">Method   ·   questions   ·   objectives   ·   period</w:t>
+              <w:t xml:space="preserve">Method   ·   period   ·   operational   ·   follows   ·   objectives   ·   investment</w:t>
             </w:r>
           </w:p>
         </w:tc>
@@ -11497,7 +11327,7 @@
                 <w:sz w:val="14"/>
                 <w:szCs w:val="14"/>
               </w:rPr>
-              <w:t xml:space="preserve">(4)</w:t>
+              <w:t xml:space="preserve">(6)</w:t>
             </w:r>
           </w:p>
         </w:tc>
@@ -11598,7 +11428,7 @@
                 <w:sz w:val="14"/>
                 <w:szCs w:val="14"/>
               </w:rPr>
-              <w:t xml:space="preserve">(5)</w:t>
+              <w:t xml:space="preserve">(7)</w:t>
             </w:r>
           </w:p>
         </w:tc>
@@ -11696,7 +11526,7 @@
                 <w:sz w:val="14"/>
                 <w:szCs w:val="14"/>
               </w:rPr>
-              <w:t xml:space="preserve">(6)</w:t>
+              <w:t xml:space="preserve">(8)</w:t>
             </w:r>
           </w:p>
         </w:tc>
@@ -11749,7 +11579,7 @@
                 <w:sz w:val="14"/>
                 <w:szCs w:val="14"/>
               </w:rPr>
-              <w:t xml:space="preserve">(7)</w:t>
+              <w:t xml:space="preserve">(9)</w:t>
             </w:r>
           </w:p>
         </w:tc>
@@ -11895,7 +11725,7 @@
                 <w:sz w:val="14"/>
                 <w:szCs w:val="14"/>
               </w:rPr>
-              <w:t xml:space="preserve">(8)</w:t>
+              <w:t xml:space="preserve">(10)</w:t>
             </w:r>
           </w:p>
         </w:tc>
@@ -12104,7 +11934,7 @@
           <w:sz w:val="16"/>
           <w:szCs w:val="16"/>
         </w:rPr>
-        <w:t xml:space="preserve">      gaps 9–11</w:t>
+        <w:t xml:space="preserve">      gaps 11–13</w:t>
       </w:r>
     </w:p>
     <w:p>
@@ -12127,7 +11957,7 @@
           <w:sz w:val="15"/>
           <w:szCs w:val="15"/>
         </w:rPr>
-        <w:t xml:space="preserve"> (9) </w:t>
+        <w:t xml:space="preserve"> (11) </w:t>
       </w:r>
       <w:r>
         <w:rPr>
@@ -12159,7 +11989,7 @@
           <w:sz w:val="15"/>
           <w:szCs w:val="15"/>
         </w:rPr>
-        <w:t xml:space="preserve"> (10) </w:t>
+        <w:t xml:space="preserve"> (12) </w:t>
       </w:r>
       <w:r>
         <w:rPr>
@@ -12198,7 +12028,7 @@
           <w:sz w:val="15"/>
           <w:szCs w:val="15"/>
         </w:rPr>
-        <w:t xml:space="preserve"> (11) </w:t>
+        <w:t xml:space="preserve"> (13) </w:t>
       </w:r>
       <w:r>
         <w:rPr>
@@ -12631,7 +12461,7 @@
                 <w:sz w:val="14"/>
                 <w:szCs w:val="14"/>
               </w:rPr>
-              <w:t xml:space="preserve">(12)</w:t>
+              <w:t xml:space="preserve">(14)</w:t>
             </w:r>
           </w:p>
         </w:tc>
@@ -12911,7 +12741,7 @@
                 <w:sz w:val="14"/>
                 <w:szCs w:val="14"/>
               </w:rPr>
-              <w:t xml:space="preserve">(13)</w:t>
+              <w:t xml:space="preserve">(15)</w:t>
             </w:r>
           </w:p>
         </w:tc>
@@ -13130,7 +12960,7 @@
                 <w:sz w:val="14"/>
                 <w:szCs w:val="14"/>
               </w:rPr>
-              <w:t xml:space="preserve">(14)</w:t>
+              <w:t xml:space="preserve">(16)</w:t>
             </w:r>
           </w:p>
         </w:tc>
@@ -13183,7 +13013,7 @@
                 <w:sz w:val="14"/>
                 <w:szCs w:val="14"/>
               </w:rPr>
-              <w:t xml:space="preserve">(15)</w:t>
+              <w:t xml:space="preserve">(17)</w:t>
             </w:r>
           </w:p>
         </w:tc>
@@ -13333,7 +13163,7 @@
                 <w:sz w:val="14"/>
                 <w:szCs w:val="14"/>
               </w:rPr>
-              <w:t xml:space="preserve">(16)</w:t>
+              <w:t xml:space="preserve">(18)</w:t>
             </w:r>
           </w:p>
         </w:tc>
@@ -13890,7 +13720,7 @@
                 <w:sz w:val="16"/>
                 <w:szCs w:val="16"/>
               </w:rPr>
-              <w:t xml:space="preserve">objectives</w:t>
+              <w:t xml:space="preserve">follows</w:t>
             </w:r>
           </w:p>
         </w:tc>
@@ -13916,14 +13746,14 @@
                 <w:sz w:val="16"/>
                 <w:szCs w:val="16"/>
               </w:rPr>
-              <w:t xml:space="preserve">10  </w:t>
-            </w:r>
-            <w:r>
-              <w:rPr>
-                <w:sz w:val="16"/>
-                <w:szCs w:val="16"/>
-              </w:rPr>
-              <w:t xml:space="preserve">strategy</w:t>
+              <w:t xml:space="preserve">11  </w:t>
+            </w:r>
+            <w:r>
+              <w:rPr>
+                <w:sz w:val="16"/>
+                <w:szCs w:val="16"/>
+              </w:rPr>
+              <w:t xml:space="preserve">statements</w:t>
             </w:r>
           </w:p>
         </w:tc>
@@ -13958,7 +13788,7 @@
                 <w:sz w:val="16"/>
                 <w:szCs w:val="16"/>
               </w:rPr>
-              <w:t xml:space="preserve">period</w:t>
+              <w:t xml:space="preserve">objectives</w:t>
             </w:r>
           </w:p>
         </w:tc>
@@ -13984,14 +13814,14 @@
                 <w:sz w:val="16"/>
                 <w:szCs w:val="16"/>
               </w:rPr>
-              <w:t xml:space="preserve">11  </w:t>
-            </w:r>
-            <w:r>
-              <w:rPr>
-                <w:sz w:val="16"/>
-                <w:szCs w:val="16"/>
-              </w:rPr>
-              <w:t xml:space="preserve">first-year</w:t>
+              <w:t xml:space="preserve">12  </w:t>
+            </w:r>
+            <w:r>
+              <w:rPr>
+                <w:sz w:val="16"/>
+                <w:szCs w:val="16"/>
+              </w:rPr>
+              <w:t xml:space="preserve">strategy</w:t>
             </w:r>
           </w:p>
         </w:tc>
@@ -14026,7 +13856,7 @@
                 <w:sz w:val="16"/>
                 <w:szCs w:val="16"/>
               </w:rPr>
-              <w:t xml:space="preserve">Method</w:t>
+              <w:t xml:space="preserve">period</w:t>
             </w:r>
           </w:p>
         </w:tc>
@@ -14052,14 +13882,14 @@
                 <w:sz w:val="16"/>
                 <w:szCs w:val="16"/>
               </w:rPr>
-              <w:t xml:space="preserve">12  </w:t>
-            </w:r>
-            <w:r>
-              <w:rPr>
-                <w:sz w:val="16"/>
-                <w:szCs w:val="16"/>
-              </w:rPr>
-              <w:t xml:space="preserve">3 years</w:t>
+              <w:t xml:space="preserve">13  </w:t>
+            </w:r>
+            <w:r>
+              <w:rPr>
+                <w:sz w:val="16"/>
+                <w:szCs w:val="16"/>
+              </w:rPr>
+              <w:t xml:space="preserve">first-year</w:t>
             </w:r>
           </w:p>
         </w:tc>
@@ -14094,7 +13924,7 @@
                 <w:sz w:val="16"/>
                 <w:szCs w:val="16"/>
               </w:rPr>
-              <w:t xml:space="preserve">Gulf retail chains; private-label tahini</w:t>
+              <w:t xml:space="preserve">Method</w:t>
             </w:r>
           </w:p>
         </w:tc>
@@ -14120,14 +13950,14 @@
                 <w:sz w:val="16"/>
                 <w:szCs w:val="16"/>
               </w:rPr>
-              <w:t xml:space="preserve">13  </w:t>
-            </w:r>
-            <w:r>
-              <w:rPr>
-                <w:sz w:val="16"/>
-                <w:szCs w:val="16"/>
-              </w:rPr>
-              <w:t xml:space="preserve">0.50 − (0.50 − 0.40) ÷ 5 = 0.48 kWh</w:t>
+              <w:t xml:space="preserve">14  </w:t>
+            </w:r>
+            <w:r>
+              <w:rPr>
+                <w:sz w:val="16"/>
+                <w:szCs w:val="16"/>
+              </w:rPr>
+              <w:t xml:space="preserve">3 years</w:t>
             </w:r>
           </w:p>
         </w:tc>
@@ -14162,7 +13992,7 @@
                 <w:sz w:val="16"/>
                 <w:szCs w:val="16"/>
               </w:rPr>
-              <w:t xml:space="preserve">Launch sugar-free halva and juice</w:t>
+              <w:t xml:space="preserve">investment</w:t>
             </w:r>
           </w:p>
         </w:tc>
@@ -14188,14 +14018,14 @@
                 <w:sz w:val="16"/>
                 <w:szCs w:val="16"/>
               </w:rPr>
-              <w:t xml:space="preserve">14  </w:t>
-            </w:r>
-            <w:r>
-              <w:rPr>
-                <w:sz w:val="16"/>
-                <w:szCs w:val="16"/>
-              </w:rPr>
-              <w:t xml:space="preserve">Mission</w:t>
+              <w:t xml:space="preserve">15  </w:t>
+            </w:r>
+            <w:r>
+              <w:rPr>
+                <w:sz w:val="16"/>
+                <w:szCs w:val="16"/>
+              </w:rPr>
+              <w:t xml:space="preserve">0.50 − (0.50 − 0.40) ÷ 5 = 0.48 kWh</w:t>
             </w:r>
           </w:p>
         </w:tc>
@@ -14230,7 +14060,7 @@
                 <w:sz w:val="16"/>
                 <w:szCs w:val="16"/>
               </w:rPr>
-              <w:t xml:space="preserve">Sell unused equipment; tighter stock control</w:t>
+              <w:t xml:space="preserve">Gulf retail chains; private-label tahini</w:t>
             </w:r>
           </w:p>
         </w:tc>
@@ -14256,14 +14086,14 @@
                 <w:sz w:val="16"/>
                 <w:szCs w:val="16"/>
               </w:rPr>
-              <w:t xml:space="preserve">15  </w:t>
-            </w:r>
-            <w:r>
-              <w:rPr>
-                <w:sz w:val="16"/>
-                <w:szCs w:val="16"/>
-              </w:rPr>
-              <w:t xml:space="preserve">Vision</w:t>
+              <w:t xml:space="preserve">16  </w:t>
+            </w:r>
+            <w:r>
+              <w:rPr>
+                <w:sz w:val="16"/>
+                <w:szCs w:val="16"/>
+              </w:rPr>
+              <w:t xml:space="preserve">Mission</w:t>
             </w:r>
           </w:p>
         </w:tc>
@@ -14298,7 +14128,7 @@
                 <w:sz w:val="16"/>
                 <w:szCs w:val="16"/>
               </w:rPr>
-              <w:t xml:space="preserve">0.40 kWh</w:t>
+              <w:t xml:space="preserve">Launch sugar-free halva and juice</w:t>
             </w:r>
           </w:p>
         </w:tc>
@@ -14324,14 +14154,14 @@
                 <w:sz w:val="16"/>
                 <w:szCs w:val="16"/>
               </w:rPr>
-              <w:t xml:space="preserve">16  </w:t>
-            </w:r>
-            <w:r>
-              <w:rPr>
-                <w:sz w:val="16"/>
-                <w:szCs w:val="16"/>
-              </w:rPr>
-              <w:t xml:space="preserve">Tactic</w:t>
+              <w:t xml:space="preserve">17  </w:t>
+            </w:r>
+            <w:r>
+              <w:rPr>
+                <w:sz w:val="16"/>
+                <w:szCs w:val="16"/>
+              </w:rPr>
+              <w:t xml:space="preserve">Vision</w:t>
             </w:r>
           </w:p>
         </w:tc>
@@ -14366,7 +14196,7 @@
                 <w:sz w:val="16"/>
                 <w:szCs w:val="16"/>
               </w:rPr>
-              <w:t xml:space="preserve">Supervisor and quality courses</w:t>
+              <w:t xml:space="preserve">Sell unused equipment; tighter stock control</w:t>
             </w:r>
           </w:p>
         </w:tc>
@@ -14392,14 +14222,14 @@
                 <w:sz w:val="16"/>
                 <w:szCs w:val="16"/>
               </w:rPr>
-              <w:t xml:space="preserve">17  </w:t>
-            </w:r>
-            <w:r>
-              <w:rPr>
-                <w:sz w:val="16"/>
-                <w:szCs w:val="16"/>
-              </w:rPr>
-              <w:t xml:space="preserve">strategic plan</w:t>
+              <w:t xml:space="preserve">18  </w:t>
+            </w:r>
+            <w:r>
+              <w:rPr>
+                <w:sz w:val="16"/>
+                <w:szCs w:val="16"/>
+              </w:rPr>
+              <w:t xml:space="preserve">Tactic</w:t>
             </w:r>
           </w:p>
         </w:tc>
@@ -14434,7 +14264,7 @@
                 <w:sz w:val="16"/>
                 <w:szCs w:val="16"/>
               </w:rPr>
-              <w:t xml:space="preserve">statements</w:t>
+              <w:t xml:space="preserve">0.40 kWh</w:t>
             </w:r>
           </w:p>
         </w:tc>
@@ -14460,7 +14290,75 @@
                 <w:sz w:val="16"/>
                 <w:szCs w:val="16"/>
               </w:rPr>
-              <w:t xml:space="preserve">18  </w:t>
+              <w:t xml:space="preserve">19  </w:t>
+            </w:r>
+            <w:r>
+              <w:rPr>
+                <w:sz w:val="16"/>
+                <w:szCs w:val="16"/>
+              </w:rPr>
+              <w:t xml:space="preserve">strategic plan</w:t>
+            </w:r>
+          </w:p>
+        </w:tc>
+      </w:tr>
+      <w:tr>
+        <w:tc>
+          <w:tcPr>
+            <w:tcW w:type="pct" w:w="2500"/>
+            <w:tcMar>
+              <w:top w:type="dxa" w:w="20"/>
+              <w:left w:type="dxa" w:w="80"/>
+              <w:bottom w:type="dxa" w:w="20"/>
+              <w:right w:type="dxa" w:w="80"/>
+            </w:tcMar>
+          </w:tcPr>
+          <w:p>
+            <w:pPr>
+              <w:spacing w:before="12" w:after="12"/>
+            </w:pPr>
+            <w:r>
+              <w:rPr>
+                <w:b/>
+                <w:bCs/>
+                <w:color w:val="8186EF"/>
+                <w:sz w:val="16"/>
+                <w:szCs w:val="16"/>
+              </w:rPr>
+              <w:t xml:space="preserve">10  </w:t>
+            </w:r>
+            <w:r>
+              <w:rPr>
+                <w:sz w:val="16"/>
+                <w:szCs w:val="16"/>
+              </w:rPr>
+              <w:t xml:space="preserve">Supervisor and quality courses</w:t>
+            </w:r>
+          </w:p>
+        </w:tc>
+        <w:tc>
+          <w:tcPr>
+            <w:tcW w:type="pct" w:w="2500"/>
+            <w:tcMar>
+              <w:top w:type="dxa" w:w="20"/>
+              <w:left w:type="dxa" w:w="80"/>
+              <w:bottom w:type="dxa" w:w="20"/>
+              <w:right w:type="dxa" w:w="80"/>
+            </w:tcMar>
+          </w:tcPr>
+          <w:p>
+            <w:pPr>
+              <w:spacing w:before="12" w:after="12"/>
+            </w:pPr>
+            <w:r>
+              <w:rPr>
+                <w:b/>
+                <w:bCs/>
+                <w:color w:val="8186EF"/>
+                <w:sz w:val="16"/>
+                <w:szCs w:val="16"/>
+              </w:rPr>
+              <w:t xml:space="preserve">20  </w:t>
             </w:r>
             <w:r>
               <w:rPr>
@@ -14510,7 +14408,7 @@
           <w:sz w:val="15"/>
           <w:szCs w:val="15"/>
         </w:rPr>
-        <w:t xml:space="preserve">This example follows all five goals from the 2032 targets to the 2028 objectives and the main tactic for each. Plan period: 2028 to 2032, 5 years; baseline year 2027. Method: equal yearly steps from the baseline to each goal.</w:t>
+        <w:t xml:space="preserve">This example follows all five goals from the 2032 targets to the 2028 objectives and the main tactic for each. Plan period: 2028 to 2032, 5 years; baseline year 2027. Method: equal yearly steps from the baseline to each goal. Return on investment must rise from 11.0% to 15.0%, so the first-year objective is 11.8%.</w:t>
       </w:r>
     </w:p>
     <w:p>

--- a/CMA_Summaries_B3_Ch01.docx
+++ b/CMA_Summaries_B3_Ch01.docx
@@ -10198,6 +10198,154 @@
     <w:p/>
     <w:p>
       <w:pPr>
+        <w:pageBreakBefore w:val="true"/>
+        <w:spacing w:after="0"/>
+      </w:pPr>
+      <w:r>
+        <w:rPr>
+          <w:sz w:val="2"/>
+        </w:rPr>
+        <w:t xml:space="preserve"> </w:t>
+      </w:r>
+    </w:p>
+    <w:p>
+      <w:pPr>
+        <w:spacing w:before="44" w:after="10"/>
+      </w:pPr>
+      <w:r>
+        <w:rPr>
+          <w:b/>
+          <w:bCs/>
+          <w:color w:val="353A7C"/>
+          <w:sz w:val="18"/>
+          <w:szCs w:val="18"/>
+        </w:rPr>
+        <w:t xml:space="preserve">The words this section uses</w:t>
+      </w:r>
+    </w:p>
+    <w:p>
+      <w:pPr>
+        <w:spacing w:before="0" w:after="12"/>
+      </w:pPr>
+      <w:r>
+        <w:rPr>
+          <w:color w:val="6B7280"/>
+          <w:sz w:val="15"/>
+          <w:szCs w:val="15"/>
+        </w:rPr>
+        <w:t xml:space="preserve">Each term sits against what it means.</w:t>
+      </w:r>
+    </w:p>
+    <w:p>
+      <w:pPr>
+        <w:spacing w:after="40" w:before="90"/>
+        <w:jc w:val="center"/>
+      </w:pPr>
+      <w:r>
+        <w:drawing>
+          <wp:inline distT="0" distB="0" distL="0" distR="0">
+            <wp:extent cx="5734050" cy="3100925"/>
+            <wp:effectExtent t="0" r="0" b="0" l="0"/>
+            <wp:docPr id="1" name="" descr="" title=""/>
+            <wp:cNvGraphicFramePr>
+              <a:graphicFrameLocks xmlns:a="http://schemas.openxmlformats.org/drawingml/2006/main" noChangeAspect="1"/>
+            </wp:cNvGraphicFramePr>
+            <a:graphic xmlns:a="http://schemas.openxmlformats.org/drawingml/2006/main">
+              <a:graphicData uri="http://schemas.openxmlformats.org/drawingml/2006/picture">
+                <pic:pic xmlns:pic="http://schemas.openxmlformats.org/drawingml/2006/picture">
+                  <pic:nvPicPr>
+                    <pic:cNvPr id="0" name="" descr=""/>
+                    <pic:cNvPicPr>
+                      <a:picLocks noChangeAspect="1" noChangeArrowheads="1"/>
+                    </pic:cNvPicPr>
+                  </pic:nvPicPr>
+                  <pic:blipFill>
+                    <a:blip r:embed="rId106" cstate="none"/>
+                    <a:srcRect/>
+                    <a:stretch>
+                      <a:fillRect/>
+                    </a:stretch>
+                  </pic:blipFill>
+                  <pic:spPr bwMode="auto">
+                    <a:xfrm>
+                      <a:off x="0" y="0"/>
+                      <a:ext cx="5734050" cy="3100925"/>
+                    </a:xfrm>
+                    <a:prstGeom prst="rect">
+                      <a:avLst/>
+                    </a:prstGeom>
+                  </pic:spPr>
+                </pic:pic>
+              </a:graphicData>
+            </a:graphic>
+          </wp:inline>
+        </w:drawing>
+      </w:r>
+    </w:p>
+    <w:tbl>
+      <w:tblPr>
+        <w:tblW w:type="pct" w:w="100%"/>
+        <w:tblLayout w:type="fixed"/>
+        <w:tblBorders>
+          <w:top w:val="single" w:color="FBFAF6" w:sz="4"/>
+          <w:left w:val="single" w:color="FBFAF6" w:sz="4"/>
+          <w:bottom w:val="single" w:color="FBFAF6" w:sz="4"/>
+          <w:right w:val="single" w:color="FBFAF6" w:sz="4"/>
+          <w:insideH w:val="single" w:color="FBFAF6" w:sz="4"/>
+          <w:insideV w:val="single" w:color="FBFAF6" w:sz="4"/>
+        </w:tblBorders>
+      </w:tblPr>
+      <w:tblGrid>
+        <w:gridCol w:w="9600"/>
+      </w:tblGrid>
+      <w:tr>
+        <w:tc>
+          <w:tcPr>
+            <w:tcW w:type="pct" w:w="5000"/>
+            <w:shd w:fill="FBFAF6" w:val="clear"/>
+            <w:tcMar>
+              <w:top w:type="dxa" w:w="40"/>
+              <w:left w:type="dxa" w:w="100"/>
+              <w:bottom w:type="dxa" w:w="40"/>
+              <w:right w:type="dxa" w:w="100"/>
+            </w:tcMar>
+          </w:tcPr>
+          <w:p>
+            <w:pPr>
+              <w:spacing w:before="18" w:after="6"/>
+            </w:pPr>
+            <w:r>
+              <w:rPr>
+                <w:b/>
+                <w:bCs/>
+                <w:color w:val="6B7280"/>
+                <w:sz w:val="14"/>
+                <w:szCs w:val="14"/>
+              </w:rPr>
+              <w:t xml:space="preserve">word list</w:t>
+            </w:r>
+          </w:p>
+          <w:p>
+            <w:pPr>
+              <w:spacing w:before="0" w:after="18"/>
+            </w:pPr>
+            <w:r>
+              <w:rPr>
+                <w:b/>
+                <w:bCs/>
+                <w:color w:val="353A7C"/>
+                <w:sz w:val="16"/>
+                <w:szCs w:val="16"/>
+              </w:rPr>
+              <w:t xml:space="preserve">Realistic   ·   Measurable goals   ·   Flexible   ·   strategic plan</w:t>
+            </w:r>
+          </w:p>
+        </w:tc>
+      </w:tr>
+    </w:tbl>
+    <w:p/>
+    <w:p>
+      <w:pPr>
         <w:sectPr>
           <w:headerReference w:type="default" r:id="rIdHdr9"/>
           <w:pgSz w:w="11906" w:h="16838" w:orient="portrait"/>
@@ -10319,14 +10467,14 @@
                 <w:sz w:val="16"/>
                 <w:szCs w:val="16"/>
               </w:rPr>
-              <w:t xml:space="preserve">7  </w:t>
-            </w:r>
-            <w:r>
-              <w:rPr>
-                <w:sz w:val="16"/>
-                <w:szCs w:val="16"/>
-              </w:rPr>
-              <w:t xml:space="preserve">Follows from the mission and vision</w:t>
+              <w:t xml:space="preserve">9  </w:t>
+            </w:r>
+            <w:r>
+              <w:rPr>
+                <w:sz w:val="16"/>
+                <w:szCs w:val="16"/>
+              </w:rPr>
+              <w:t xml:space="preserve">Linked to budgets, people and investment</w:t>
             </w:r>
           </w:p>
         </w:tc>
@@ -10387,14 +10535,14 @@
                 <w:sz w:val="16"/>
                 <w:szCs w:val="16"/>
               </w:rPr>
-              <w:t xml:space="preserve">8  </w:t>
-            </w:r>
-            <w:r>
-              <w:rPr>
-                <w:sz w:val="16"/>
-                <w:szCs w:val="16"/>
-              </w:rPr>
-              <w:t xml:space="preserve">Communicated</w:t>
+              <w:t xml:space="preserve">10  </w:t>
+            </w:r>
+            <w:r>
+              <w:rPr>
+                <w:sz w:val="16"/>
+                <w:szCs w:val="16"/>
+              </w:rPr>
+              <w:t xml:space="preserve">“Exports 20.4% of revenue in 2028.”</w:t>
             </w:r>
           </w:p>
         </w:tc>
@@ -10455,14 +10603,14 @@
                 <w:sz w:val="16"/>
                 <w:szCs w:val="16"/>
               </w:rPr>
-              <w:t xml:space="preserve">9  </w:t>
-            </w:r>
-            <w:r>
-              <w:rPr>
-                <w:sz w:val="16"/>
-                <w:szCs w:val="16"/>
-              </w:rPr>
-              <w:t xml:space="preserve">Linked to budgets, people and investment</w:t>
+              <w:t xml:space="preserve">11  </w:t>
+            </w:r>
+            <w:r>
+              <w:rPr>
+                <w:sz w:val="16"/>
+                <w:szCs w:val="16"/>
+              </w:rPr>
+              <w:t xml:space="preserve">“0.48 kWh per case of juice in 2028.”</w:t>
             </w:r>
           </w:p>
         </w:tc>
@@ -10523,14 +10671,14 @@
                 <w:sz w:val="16"/>
                 <w:szCs w:val="16"/>
               </w:rPr>
-              <w:t xml:space="preserve">10  </w:t>
-            </w:r>
-            <w:r>
-              <w:rPr>
-                <w:sz w:val="16"/>
-                <w:szCs w:val="16"/>
-              </w:rPr>
-              <w:t xml:space="preserve">“Exports 20.4% of revenue in 2028.”</w:t>
+              <w:t xml:space="preserve">12  </w:t>
+            </w:r>
+            <w:r>
+              <w:rPr>
+                <w:sz w:val="16"/>
+                <w:szCs w:val="16"/>
+              </w:rPr>
+              <w:t xml:space="preserve">Owned by HR, easy to check</w:t>
             </w:r>
           </w:p>
         </w:tc>
@@ -10591,14 +10739,14 @@
                 <w:sz w:val="16"/>
                 <w:szCs w:val="16"/>
               </w:rPr>
-              <w:t xml:space="preserve">11  </w:t>
-            </w:r>
-            <w:r>
-              <w:rPr>
-                <w:sz w:val="16"/>
-                <w:szCs w:val="16"/>
-              </w:rPr>
-              <w:t xml:space="preserve">“0.48 kWh per case of juice in 2028.”</w:t>
+              <w:t xml:space="preserve">13  </w:t>
+            </w:r>
+            <w:r>
+              <w:rPr>
+                <w:sz w:val="16"/>
+                <w:szCs w:val="16"/>
+              </w:rPr>
+              <w:t xml:space="preserve">Measurable goals</w:t>
             </w:r>
           </w:p>
         </w:tc>
@@ -10659,14 +10807,140 @@
                 <w:sz w:val="16"/>
                 <w:szCs w:val="16"/>
               </w:rPr>
-              <w:t xml:space="preserve">12  </w:t>
-            </w:r>
-            <w:r>
-              <w:rPr>
-                <w:sz w:val="16"/>
-                <w:szCs w:val="16"/>
-              </w:rPr>
-              <w:t xml:space="preserve">Owned by HR, easy to check</w:t>
+              <w:t xml:space="preserve">14  </w:t>
+            </w:r>
+            <w:r>
+              <w:rPr>
+                <w:sz w:val="16"/>
+                <w:szCs w:val="16"/>
+              </w:rPr>
+              <w:t xml:space="preserve">Realistic</w:t>
+            </w:r>
+          </w:p>
+        </w:tc>
+      </w:tr>
+      <w:tr>
+        <w:tc>
+          <w:tcPr>
+            <w:tcW w:type="pct" w:w="2500"/>
+            <w:tcMar>
+              <w:top w:type="dxa" w:w="20"/>
+              <w:left w:type="dxa" w:w="80"/>
+              <w:bottom w:type="dxa" w:w="20"/>
+              <w:right w:type="dxa" w:w="80"/>
+            </w:tcMar>
+          </w:tcPr>
+          <w:p>
+            <w:pPr>
+              <w:spacing w:before="12" w:after="12"/>
+            </w:pPr>
+            <w:r>
+              <w:rPr>
+                <w:b/>
+                <w:bCs/>
+                <w:color w:val="8186EF"/>
+                <w:sz w:val="16"/>
+                <w:szCs w:val="16"/>
+              </w:rPr>
+              <w:t xml:space="preserve">7  </w:t>
+            </w:r>
+            <w:r>
+              <w:rPr>
+                <w:sz w:val="16"/>
+                <w:szCs w:val="16"/>
+              </w:rPr>
+              <w:t xml:space="preserve">Follows from the mission and vision</w:t>
+            </w:r>
+          </w:p>
+        </w:tc>
+        <w:tc>
+          <w:tcPr>
+            <w:tcW w:type="pct" w:w="2500"/>
+            <w:tcMar>
+              <w:top w:type="dxa" w:w="20"/>
+              <w:left w:type="dxa" w:w="80"/>
+              <w:bottom w:type="dxa" w:w="20"/>
+              <w:right w:type="dxa" w:w="80"/>
+            </w:tcMar>
+          </w:tcPr>
+          <w:p>
+            <w:pPr>
+              <w:spacing w:before="12" w:after="12"/>
+            </w:pPr>
+            <w:r>
+              <w:rPr>
+                <w:b/>
+                <w:bCs/>
+                <w:color w:val="8186EF"/>
+                <w:sz w:val="16"/>
+                <w:szCs w:val="16"/>
+              </w:rPr>
+              <w:t xml:space="preserve">15  </w:t>
+            </w:r>
+            <w:r>
+              <w:rPr>
+                <w:sz w:val="16"/>
+                <w:szCs w:val="16"/>
+              </w:rPr>
+              <w:t xml:space="preserve">Flexible</w:t>
+            </w:r>
+          </w:p>
+        </w:tc>
+      </w:tr>
+      <w:tr>
+        <w:tc>
+          <w:tcPr>
+            <w:tcW w:type="pct" w:w="2500"/>
+            <w:tcMar>
+              <w:top w:type="dxa" w:w="20"/>
+              <w:left w:type="dxa" w:w="80"/>
+              <w:bottom w:type="dxa" w:w="20"/>
+              <w:right w:type="dxa" w:w="80"/>
+            </w:tcMar>
+          </w:tcPr>
+          <w:p>
+            <w:pPr>
+              <w:spacing w:before="12" w:after="12"/>
+            </w:pPr>
+            <w:r>
+              <w:rPr>
+                <w:b/>
+                <w:bCs/>
+                <w:color w:val="8186EF"/>
+                <w:sz w:val="16"/>
+                <w:szCs w:val="16"/>
+              </w:rPr>
+              <w:t xml:space="preserve">8  </w:t>
+            </w:r>
+            <w:r>
+              <w:rPr>
+                <w:sz w:val="16"/>
+                <w:szCs w:val="16"/>
+              </w:rPr>
+              <w:t xml:space="preserve">Communicated</w:t>
+            </w:r>
+          </w:p>
+        </w:tc>
+        <w:tc>
+          <w:tcPr>
+            <w:tcW w:type="pct" w:w="2500"/>
+            <w:tcMar>
+              <w:top w:type="dxa" w:w="20"/>
+              <w:left w:type="dxa" w:w="80"/>
+              <w:bottom w:type="dxa" w:w="20"/>
+              <w:right w:type="dxa" w:w="80"/>
+            </w:tcMar>
+          </w:tcPr>
+          <w:p>
+            <w:pPr>
+              <w:spacing w:before="24" w:after="24"/>
+            </w:pPr>
+            <w:r>
+              <w:rPr>
+                <w:sz w:val="16"/>
+                <w:szCs w:val="16"/>
+              </w:rPr>
+              <w:t xml:space="preserve"/>
             </w:r>
           </w:p>
         </w:tc>
@@ -13284,7 +13558,7 @@
                     </pic:cNvPicPr>
                   </pic:nvPicPr>
                   <pic:blipFill>
-                    <a:blip r:embed="rId106" cstate="none"/>
+                    <a:blip r:embed="rId107" cstate="none"/>
                     <a:srcRect/>
                     <a:stretch>
                       <a:fillRect/>
@@ -15535,7 +15809,7 @@
               <w:sz w:val="16"/>
               <w:szCs w:val="16"/>
             </w:rPr>
-            <w:t xml:space="preserve"> of 1</w:t>
+            <w:t xml:space="preserve"> of 2</w:t>
           </w:r>
         </w:p>
       </w:tc>

--- a/CMA_Summaries_B3_Ch01.docx
+++ b/CMA_Summaries_B3_Ch01.docx
@@ -1855,7 +1855,7 @@
           <w:sz w:val="19"/>
           <w:szCs w:val="19"/>
         </w:rPr>
-        <w:t xml:space="preserve">A </w:t>
+        <w:t xml:space="preserve">A strategic plan usually looks three to five years ahead, and </w:t>
       </w:r>
       <w:r>
         <w:rPr>
@@ -1887,14 +1887,14 @@
           <w:sz w:val="19"/>
           <w:szCs w:val="19"/>
         </w:rPr>
-        <w:t xml:space="preserve"> plan usually looks three to five years ahead, and sometimes longer. </w:t>
-      </w:r>
-      <w:r>
-        <w:rPr>
-          <w:sz w:val="19"/>
-          <w:szCs w:val="19"/>
-        </w:rPr>
-        <w:t xml:space="preserve">Tactical plans cover one to three years, and </w:t>
+        <w:t xml:space="preserve"> longer. </w:t>
+      </w:r>
+      <w:r>
+        <w:rPr>
+          <w:sz w:val="19"/>
+          <w:szCs w:val="19"/>
+        </w:rPr>
+        <w:t xml:space="preserve">Tactical plans cover one to three years, and operational plans and </w:t>
       </w:r>
       <w:r>
         <w:rPr>
@@ -1912,7 +1912,7 @@
           <w:sz w:val="19"/>
           <w:szCs w:val="19"/>
         </w:rPr>
-        <w:t xml:space="preserve">             </w:t>
+        <w:t xml:space="preserve">           </w:t>
       </w:r>
       <w:r>
         <w:rPr>
@@ -1926,7 +1926,7 @@
           <w:sz w:val="19"/>
           <w:szCs w:val="19"/>
         </w:rPr>
-        <w:t xml:space="preserve"> plans and budgets cover one year or less. </w:t>
+        <w:t xml:space="preserve"> cover one year or less. </w:t>
       </w:r>
     </w:p>
     <w:tbl>
@@ -1984,7 +1984,7 @@
                 <w:sz w:val="16"/>
                 <w:szCs w:val="16"/>
               </w:rPr>
-              <w:t xml:space="preserve">strategic   ·   operational   ·   Orontes</w:t>
+              <w:t xml:space="preserve">sometimes   ·   budgets   ·   strategic</w:t>
             </w:r>
           </w:p>
         </w:tc>
@@ -2005,10 +2005,10 @@
         </w:tblBorders>
       </w:tblPr>
       <w:tblGrid>
-        <w:gridCol w:w="1685"/>
-        <w:gridCol w:w="3681"/>
-        <w:gridCol w:w="2801"/>
-        <w:gridCol w:w="1433"/>
+        <w:gridCol w:w="1700"/>
+        <w:gridCol w:w="3715"/>
+        <w:gridCol w:w="2826"/>
+        <w:gridCol w:w="1359"/>
       </w:tblGrid>
       <w:tr>
         <w:tc>
@@ -2043,7 +2043,7 @@
       <w:tr>
         <w:tc>
           <w:tcPr>
-            <w:tcW w:type="pct" w:w="878"/>
+            <w:tcW w:type="pct" w:w="886"/>
             <w:shd w:fill="353A7C" w:val="clear"/>
             <w:tcMar>
               <w:top w:type="dxa" w:w="50"/>
@@ -2070,7 +2070,7 @@
         </w:tc>
         <w:tc>
           <w:tcPr>
-            <w:tcW w:type="pct" w:w="1917"/>
+            <w:tcW w:type="pct" w:w="1935"/>
             <w:shd w:fill="353A7C" w:val="clear"/>
             <w:tcMar>
               <w:top w:type="dxa" w:w="50"/>
@@ -2097,7 +2097,7 @@
         </w:tc>
         <w:tc>
           <w:tcPr>
-            <w:tcW w:type="pct" w:w="1459"/>
+            <w:tcW w:type="pct" w:w="1472"/>
             <w:shd w:fill="353A7C" w:val="clear"/>
             <w:tcMar>
               <w:top w:type="dxa" w:w="50"/>
@@ -2124,7 +2124,7 @@
         </w:tc>
         <w:tc>
           <w:tcPr>
-            <w:tcW w:type="pct" w:w="747"/>
+            <w:tcW w:type="pct" w:w="708"/>
             <w:shd w:fill="353A7C" w:val="clear"/>
             <w:tcMar>
               <w:top w:type="dxa" w:w="50"/>
@@ -2153,7 +2153,7 @@
       <w:tr>
         <w:tc>
           <w:tcPr>
-            <w:tcW w:type="pct" w:w="878"/>
+            <w:tcW w:type="pct" w:w="886"/>
             <w:tcMar>
               <w:top w:type="dxa" w:w="50"/>
               <w:left w:type="dxa" w:w="110"/>
@@ -2176,7 +2176,7 @@
         </w:tc>
         <w:tc>
           <w:tcPr>
-            <w:tcW w:type="pct" w:w="1917"/>
+            <w:tcW w:type="pct" w:w="1935"/>
             <w:tcMar>
               <w:top w:type="dxa" w:w="50"/>
               <w:left w:type="dxa" w:w="110"/>
@@ -2199,7 +2199,7 @@
         </w:tc>
         <w:tc>
           <w:tcPr>
-            <w:tcW w:type="pct" w:w="1459"/>
+            <w:tcW w:type="pct" w:w="1472"/>
             <w:tcMar>
               <w:top w:type="dxa" w:w="50"/>
               <w:left w:type="dxa" w:w="110"/>
@@ -2222,25 +2222,19 @@
         </w:tc>
         <w:tc>
           <w:tcPr>
-            <w:tcW w:type="pct" w:w="747"/>
-            <w:tcMar>
-              <w:top w:type="dxa" w:w="50"/>
-              <w:left w:type="dxa" w:w="110"/>
-              <w:bottom w:type="dxa" w:w="50"/>
-              <w:right w:type="dxa" w:w="110"/>
-            </w:tcMar>
-          </w:tcPr>
-          <w:p>
-            <w:pPr>
-              <w:spacing w:before="28" w:after="28"/>
-            </w:pPr>
-            <w:r>
-              <w:rPr>
-                <w:sz w:val="15"/>
-                <w:szCs w:val="15"/>
-              </w:rPr>
-              <w:t xml:space="preserve"/>
-            </w:r>
+            <w:tcW w:type="pct" w:w="708"/>
+            <w:shd w:fill="FFFFFF" w:val="clear"/>
+            <w:tcMar>
+              <w:top w:type="dxa" w:w="50"/>
+              <w:left w:type="dxa" w:w="110"/>
+              <w:bottom w:type="dxa" w:w="50"/>
+              <w:right w:type="dxa" w:w="110"/>
+            </w:tcMar>
+          </w:tcPr>
+          <w:p>
+            <w:pPr>
+              <w:spacing w:before="46" w:after="46"/>
+            </w:pPr>
             <w:r>
               <w:rPr>
                 <w:b/>
@@ -2249,85 +2243,63 @@
                 <w:sz w:val="14"/>
                 <w:szCs w:val="14"/>
               </w:rPr>
-              <w:t xml:space="preserve"> (3) </w:t>
-            </w:r>
-            <w:r>
-              <w:rPr>
-                <w:u w:val="single"/>
+              <w:t xml:space="preserve">(3)</w:t>
+            </w:r>
+          </w:p>
+        </w:tc>
+      </w:tr>
+      <w:tr>
+        <w:tc>
+          <w:tcPr>
+            <w:tcW w:type="pct" w:w="886"/>
+            <w:shd w:fill="FBFAF6" w:val="clear"/>
+            <w:tcMar>
+              <w:top w:type="dxa" w:w="50"/>
+              <w:left w:type="dxa" w:w="110"/>
+              <w:bottom w:type="dxa" w:w="50"/>
+              <w:right w:type="dxa" w:w="110"/>
+            </w:tcMar>
+          </w:tcPr>
+          <w:p>
+            <w:pPr>
+              <w:spacing w:before="28" w:after="28"/>
+            </w:pPr>
+            <w:r>
+              <w:rPr>
                 <w:sz w:val="15"/>
                 <w:szCs w:val="15"/>
               </w:rPr>
-              <w:t xml:space="preserve">              </w:t>
-            </w:r>
+              <w:t xml:space="preserve">Tactical plan</w:t>
+            </w:r>
+          </w:p>
+        </w:tc>
+        <w:tc>
+          <w:tcPr>
+            <w:tcW w:type="pct" w:w="1935"/>
+            <w:shd w:fill="FBFAF6" w:val="clear"/>
+            <w:tcMar>
+              <w:top w:type="dxa" w:w="50"/>
+              <w:left w:type="dxa" w:w="110"/>
+              <w:bottom w:type="dxa" w:w="50"/>
+              <w:right w:type="dxa" w:w="110"/>
+            </w:tcMar>
+          </w:tcPr>
+          <w:p>
+            <w:pPr>
+              <w:spacing w:before="28" w:after="28"/>
+            </w:pPr>
             <w:r>
               <w:rPr>
                 <w:sz w:val="15"/>
                 <w:szCs w:val="15"/>
               </w:rPr>
-              <w:t xml:space="preserve"> </w:t>
-            </w:r>
-            <w:r>
-              <w:rPr>
-                <w:sz w:val="15"/>
-                <w:szCs w:val="15"/>
-              </w:rPr>
-              <w:t xml:space="preserve">: 2028–2032</w:t>
-            </w:r>
-          </w:p>
-        </w:tc>
-      </w:tr>
-      <w:tr>
-        <w:tc>
-          <w:tcPr>
-            <w:tcW w:type="pct" w:w="878"/>
-            <w:shd w:fill="FBFAF6" w:val="clear"/>
-            <w:tcMar>
-              <w:top w:type="dxa" w:w="50"/>
-              <w:left w:type="dxa" w:w="110"/>
-              <w:bottom w:type="dxa" w:w="50"/>
-              <w:right w:type="dxa" w:w="110"/>
-            </w:tcMar>
-          </w:tcPr>
-          <w:p>
-            <w:pPr>
-              <w:spacing w:before="28" w:after="28"/>
-            </w:pPr>
-            <w:r>
-              <w:rPr>
-                <w:sz w:val="15"/>
-                <w:szCs w:val="15"/>
-              </w:rPr>
-              <w:t xml:space="preserve">Tactical plan</w:t>
-            </w:r>
-          </w:p>
-        </w:tc>
-        <w:tc>
-          <w:tcPr>
-            <w:tcW w:type="pct" w:w="1917"/>
-            <w:shd w:fill="FBFAF6" w:val="clear"/>
-            <w:tcMar>
-              <w:top w:type="dxa" w:w="50"/>
-              <w:left w:type="dxa" w:w="110"/>
-              <w:bottom w:type="dxa" w:w="50"/>
-              <w:right w:type="dxa" w:w="110"/>
-            </w:tcMar>
-          </w:tcPr>
-          <w:p>
-            <w:pPr>
-              <w:spacing w:before="28" w:after="28"/>
-            </w:pPr>
-            <w:r>
-              <w:rPr>
-                <w:sz w:val="15"/>
-                <w:szCs w:val="15"/>
-              </w:rPr>
               <w:t xml:space="preserve">1–3 years</w:t>
             </w:r>
           </w:p>
         </w:tc>
         <w:tc>
           <w:tcPr>
-            <w:tcW w:type="pct" w:w="1459"/>
+            <w:tcW w:type="pct" w:w="1472"/>
             <w:shd w:fill="FFFFFF" w:val="clear"/>
             <w:tcMar>
               <w:top w:type="dxa" w:w="50"/>
@@ -2354,7 +2326,7 @@
         </w:tc>
         <w:tc>
           <w:tcPr>
-            <w:tcW w:type="pct" w:w="747"/>
+            <w:tcW w:type="pct" w:w="708"/>
             <w:shd w:fill="FBFAF6" w:val="clear"/>
             <w:tcMar>
               <w:top w:type="dxa" w:w="50"/>
@@ -2380,7 +2352,7 @@
       <w:tr>
         <w:tc>
           <w:tcPr>
-            <w:tcW w:type="pct" w:w="878"/>
+            <w:tcW w:type="pct" w:w="886"/>
             <w:tcMar>
               <w:top w:type="dxa" w:w="50"/>
               <w:left w:type="dxa" w:w="110"/>
@@ -2403,7 +2375,7 @@
         </w:tc>
         <w:tc>
           <w:tcPr>
-            <w:tcW w:type="pct" w:w="1917"/>
+            <w:tcW w:type="pct" w:w="1935"/>
             <w:tcMar>
               <w:top w:type="dxa" w:w="50"/>
               <w:left w:type="dxa" w:w="110"/>
@@ -2426,7 +2398,7 @@
         </w:tc>
         <w:tc>
           <w:tcPr>
-            <w:tcW w:type="pct" w:w="1459"/>
+            <w:tcW w:type="pct" w:w="1472"/>
             <w:tcMar>
               <w:top w:type="dxa" w:w="50"/>
               <w:left w:type="dxa" w:w="110"/>
@@ -2449,7 +2421,7 @@
         </w:tc>
         <w:tc>
           <w:tcPr>
-            <w:tcW w:type="pct" w:w="747"/>
+            <w:tcW w:type="pct" w:w="708"/>
             <w:shd w:fill="FFFFFF" w:val="clear"/>
             <w:tcMar>
               <w:top w:type="dxa" w:w="50"/>
@@ -2478,7 +2450,7 @@
       <w:tr>
         <w:tc>
           <w:tcPr>
-            <w:tcW w:type="pct" w:w="878"/>
+            <w:tcW w:type="pct" w:w="886"/>
             <w:shd w:fill="FBFAF6" w:val="clear"/>
             <w:tcMar>
               <w:top w:type="dxa" w:w="50"/>
@@ -2502,7 +2474,7 @@
         </w:tc>
         <w:tc>
           <w:tcPr>
-            <w:tcW w:type="pct" w:w="1917"/>
+            <w:tcW w:type="pct" w:w="1935"/>
             <w:shd w:fill="FBFAF6" w:val="clear"/>
             <w:tcMar>
               <w:top w:type="dxa" w:w="50"/>
@@ -2526,7 +2498,7 @@
         </w:tc>
         <w:tc>
           <w:tcPr>
-            <w:tcW w:type="pct" w:w="1459"/>
+            <w:tcW w:type="pct" w:w="1472"/>
             <w:shd w:fill="FBFAF6" w:val="clear"/>
             <w:tcMar>
               <w:top w:type="dxa" w:w="50"/>
@@ -2550,7 +2522,7 @@
         </w:tc>
         <w:tc>
           <w:tcPr>
-            <w:tcW w:type="pct" w:w="747"/>
+            <w:tcW w:type="pct" w:w="708"/>
             <w:shd w:fill="FBFAF6" w:val="clear"/>
             <w:tcMar>
               <w:top w:type="dxa" w:w="50"/>
@@ -2662,7 +2634,7 @@
                 <w:sz w:val="16"/>
                 <w:szCs w:val="16"/>
               </w:rPr>
-              <w:t xml:space="preserve">The 2028 budget   ·   Orontes   ·   Food production   ·   long-term goals   ·   How each division carries out the strategy</w:t>
+              <w:t xml:space="preserve">The 2028 budget   ·   Orontes: 2028–2032   ·   Food production   ·   long-term goals   ·   How each division carries out the strategy</w:t>
             </w:r>
           </w:p>
         </w:tc>
@@ -2702,7 +2674,7 @@
           <w:sz w:val="19"/>
           <w:szCs w:val="19"/>
         </w:rPr>
-        <w:t xml:space="preserve">The right time frame depends on the </w:t>
+        <w:t xml:space="preserve">The right time frame </w:t>
       </w:r>
       <w:r>
         <w:rPr>
@@ -2734,7 +2706,7 @@
           <w:sz w:val="19"/>
           <w:szCs w:val="19"/>
         </w:rPr>
-        <w:t xml:space="preserve">. </w:t>
+        <w:t xml:space="preserve"> on the industry. </w:t>
       </w:r>
       <w:r>
         <w:rPr>
@@ -2773,14 +2745,7 @@
           <w:sz w:val="19"/>
           <w:szCs w:val="19"/>
         </w:rPr>
-        <w:t xml:space="preserve"> company may plan only two or three years ahead because its market changes fast. </w:t>
-      </w:r>
-      <w:r>
-        <w:rPr>
-          <w:sz w:val="19"/>
-          <w:szCs w:val="19"/>
-        </w:rPr>
-        <w:t xml:space="preserve">A food </w:t>
+        <w:t xml:space="preserve"> company may plan only two or three years ahead </w:t>
       </w:r>
       <w:r>
         <w:rPr>
@@ -2812,14 +2777,14 @@
           <w:sz w:val="19"/>
           <w:szCs w:val="19"/>
         </w:rPr>
-        <w:t xml:space="preserve"> that builds plants and brands can plan five years or more. </w:t>
-      </w:r>
-      <w:r>
-        <w:rPr>
-          <w:sz w:val="19"/>
-          <w:szCs w:val="19"/>
-        </w:rPr>
-        <w:t xml:space="preserve"/>
+        <w:t xml:space="preserve"> its market changes fast. </w:t>
+      </w:r>
+      <w:r>
+        <w:rPr>
+          <w:sz w:val="19"/>
+          <w:szCs w:val="19"/>
+        </w:rPr>
+        <w:t xml:space="preserve">A food </w:t>
       </w:r>
       <w:r>
         <w:rPr>
@@ -2851,7 +2816,14 @@
           <w:sz w:val="19"/>
           <w:szCs w:val="19"/>
         </w:rPr>
-        <w:t xml:space="preserve"> uses a plan for 2028 to 2032. </w:t>
+        <w:t xml:space="preserve"> that builds plants and brands can plan five years or more. </w:t>
+      </w:r>
+      <w:r>
+        <w:rPr>
+          <w:sz w:val="19"/>
+          <w:szCs w:val="19"/>
+        </w:rPr>
+        <w:t xml:space="preserve">Orontes uses a plan for 2028 to 2032. </w:t>
       </w:r>
       <w:r>
         <w:rPr>
@@ -2948,7 +2920,7 @@
                 <w:sz w:val="16"/>
                 <w:szCs w:val="16"/>
               </w:rPr>
-              <w:t xml:space="preserve">reviewed   ·   budgets   ·   industry   ·   producer   ·   Orontes   ·   software</w:t>
+              <w:t xml:space="preserve">reviewed   ·   budgets   ·   depends   ·   because   ·   producer   ·   software</w:t>
             </w:r>
           </w:p>
         </w:tc>
@@ -3084,7 +3056,7 @@
                 <w:sz w:val="16"/>
                 <w:szCs w:val="16"/>
               </w:rPr>
-              <w:t xml:space="preserve">operational plan   ·   strategic plan   ·   long-term goals</w:t>
+              <w:t xml:space="preserve">operational plan   ·   long-term goals   ·   strategic plan</w:t>
             </w:r>
           </w:p>
         </w:tc>
@@ -3188,7 +3160,7 @@
                 <w:sz w:val="16"/>
                 <w:szCs w:val="16"/>
               </w:rPr>
-              <w:t xml:space="preserve">strategic</w:t>
+              <w:t xml:space="preserve">sometimes</w:t>
             </w:r>
           </w:p>
         </w:tc>
@@ -3256,7 +3228,7 @@
                 <w:sz w:val="16"/>
                 <w:szCs w:val="16"/>
               </w:rPr>
-              <w:t xml:space="preserve">operational</w:t>
+              <w:t xml:space="preserve">budgets</w:t>
             </w:r>
           </w:p>
         </w:tc>
@@ -3289,7 +3261,7 @@
                 <w:sz w:val="16"/>
                 <w:szCs w:val="16"/>
               </w:rPr>
-              <w:t xml:space="preserve">producer</w:t>
+              <w:t xml:space="preserve">because</w:t>
             </w:r>
           </w:p>
         </w:tc>
@@ -3324,7 +3296,7 @@
                 <w:sz w:val="16"/>
                 <w:szCs w:val="16"/>
               </w:rPr>
-              <w:t xml:space="preserve">Orontes</w:t>
+              <w:t xml:space="preserve">Orontes: 2028–2032</w:t>
             </w:r>
           </w:p>
         </w:tc>
@@ -3357,7 +3329,7 @@
                 <w:sz w:val="16"/>
                 <w:szCs w:val="16"/>
               </w:rPr>
-              <w:t xml:space="preserve">Orontes</w:t>
+              <w:t xml:space="preserve">producer</w:t>
             </w:r>
           </w:p>
         </w:tc>
@@ -3493,7 +3465,7 @@
                 <w:sz w:val="16"/>
                 <w:szCs w:val="16"/>
               </w:rPr>
-              <w:t xml:space="preserve">long-term goals</w:t>
+              <w:t xml:space="preserve">strategic plan</w:t>
             </w:r>
           </w:p>
         </w:tc>
@@ -3596,7 +3568,7 @@
                 <w:sz w:val="16"/>
                 <w:szCs w:val="16"/>
               </w:rPr>
-              <w:t xml:space="preserve">industry</w:t>
+              <w:t xml:space="preserve">depends</w:t>
             </w:r>
           </w:p>
         </w:tc>
@@ -3793,7 +3765,7 @@
           <w:sz w:val="16"/>
           <w:szCs w:val="16"/>
         </w:rPr>
-        <w:t xml:space="preserve">      gaps 1–5</w:t>
+        <w:t xml:space="preserve">      gaps 1–3</w:t>
       </w:r>
     </w:p>
     <w:p>
@@ -3806,7 +3778,7 @@
           <w:sz w:val="19"/>
           <w:szCs w:val="19"/>
         </w:rPr>
-        <w:t xml:space="preserve">The mission statement says why the </w:t>
+        <w:t xml:space="preserve">The mission statement says why the organization </w:t>
       </w:r>
       <w:r>
         <w:rPr>
@@ -3824,7 +3796,7 @@
           <w:sz w:val="19"/>
           <w:szCs w:val="19"/>
         </w:rPr>
-        <w:t xml:space="preserve">              </w:t>
+        <w:t xml:space="preserve">           </w:t>
       </w:r>
       <w:r>
         <w:rPr>
@@ -3838,14 +3810,28 @@
           <w:sz w:val="19"/>
           <w:szCs w:val="19"/>
         </w:rPr>
-        <w:t xml:space="preserve"> exists, what it does and for whom. </w:t>
-      </w:r>
-      <w:r>
-        <w:rPr>
-          <w:sz w:val="19"/>
-          <w:szCs w:val="19"/>
-        </w:rPr>
-        <w:t xml:space="preserve">The </w:t>
+        <w:t xml:space="preserve">, what it does and for whom. </w:t>
+      </w:r>
+      <w:r>
+        <w:rPr>
+          <w:sz w:val="19"/>
+          <w:szCs w:val="19"/>
+        </w:rPr>
+        <w:t xml:space="preserve">The vision statement says what it wants to become. </w:t>
+      </w:r>
+      <w:r>
+        <w:rPr>
+          <w:sz w:val="19"/>
+          <w:szCs w:val="19"/>
+        </w:rPr>
+        <w:t xml:space="preserve">The mission leads to long-term goals: results the company aims to reach by the end of the plan. </w:t>
+      </w:r>
+      <w:r>
+        <w:rPr>
+          <w:sz w:val="19"/>
+          <w:szCs w:val="19"/>
+        </w:rPr>
+        <w:t xml:space="preserve">Good goals turn the mission into </w:t>
       </w:r>
       <w:r>
         <w:rPr>
@@ -3877,7 +3863,7 @@
           <w:sz w:val="19"/>
           <w:szCs w:val="19"/>
         </w:rPr>
-        <w:t xml:space="preserve"> statement says what it wants to </w:t>
+        <w:t xml:space="preserve"> and dates, so that </w:t>
       </w:r>
       <w:r>
         <w:rPr>
@@ -3888,84 +3874,6 @@
           <w:szCs w:val="15"/>
         </w:rPr>
         <w:t xml:space="preserve"> (3) </w:t>
-      </w:r>
-      <w:r>
-        <w:rPr>
-          <w:u w:val="single"/>
-          <w:sz w:val="19"/>
-          <w:szCs w:val="19"/>
-        </w:rPr>
-        <w:t xml:space="preserve">           </w:t>
-      </w:r>
-      <w:r>
-        <w:rPr>
-          <w:sz w:val="19"/>
-          <w:szCs w:val="19"/>
-        </w:rPr>
-        <w:t xml:space="preserve"> </w:t>
-      </w:r>
-      <w:r>
-        <w:rPr>
-          <w:sz w:val="19"/>
-          <w:szCs w:val="19"/>
-        </w:rPr>
-        <w:t xml:space="preserve">. </w:t>
-      </w:r>
-      <w:r>
-        <w:rPr>
-          <w:sz w:val="19"/>
-          <w:szCs w:val="19"/>
-        </w:rPr>
-        <w:t xml:space="preserve">The mission leads to </w:t>
-      </w:r>
-      <w:r>
-        <w:rPr>
-          <w:b/>
-          <w:bCs/>
-          <w:color w:val="8186EF"/>
-          <w:sz w:val="15"/>
-          <w:szCs w:val="15"/>
-        </w:rPr>
-        <w:t xml:space="preserve"> (4) </w:t>
-      </w:r>
-      <w:r>
-        <w:rPr>
-          <w:u w:val="single"/>
-          <w:sz w:val="19"/>
-          <w:szCs w:val="19"/>
-        </w:rPr>
-        <w:t xml:space="preserve">           </w:t>
-      </w:r>
-      <w:r>
-        <w:rPr>
-          <w:sz w:val="19"/>
-          <w:szCs w:val="19"/>
-        </w:rPr>
-        <w:t xml:space="preserve"> </w:t>
-      </w:r>
-      <w:r>
-        <w:rPr>
-          <w:sz w:val="19"/>
-          <w:szCs w:val="19"/>
-        </w:rPr>
-        <w:t xml:space="preserve"> goals: results the company aims to reach by the end of the plan. </w:t>
-      </w:r>
-      <w:r>
-        <w:rPr>
-          <w:sz w:val="19"/>
-          <w:szCs w:val="19"/>
-        </w:rPr>
-        <w:t xml:space="preserve">Good goals turn the mission into numbers and dates, so that </w:t>
-      </w:r>
-      <w:r>
-        <w:rPr>
-          <w:b/>
-          <w:bCs/>
-          <w:color w:val="8186EF"/>
-          <w:sz w:val="15"/>
-          <w:szCs w:val="15"/>
-        </w:rPr>
-        <w:t xml:space="preserve"> (5) </w:t>
       </w:r>
       <w:r>
         <w:rPr>
@@ -4045,7 +3953,7 @@
                 <w:sz w:val="16"/>
                 <w:szCs w:val="16"/>
               </w:rPr>
-              <w:t xml:space="preserve">long-term   ·   organization   ·   become   ·   progress   ·   vision   ·   tactics</w:t>
+              <w:t xml:space="preserve">results   ·   progress   ·   exists   ·   numbers</w:t>
             </w:r>
           </w:p>
         </w:tc>
@@ -4119,7 +4027,7 @@
           <w:sz w:val="16"/>
           <w:szCs w:val="16"/>
         </w:rPr>
-        <w:t xml:space="preserve">      gaps 6–7</w:t>
+        <w:t xml:space="preserve">      gaps 4–5</w:t>
       </w:r>
     </w:p>
     <w:p>
@@ -4132,7 +4040,7 @@
           <w:sz w:val="19"/>
           <w:szCs w:val="19"/>
         </w:rPr>
-        <w:t xml:space="preserve">The </w:t>
+        <w:t xml:space="preserve">The mission </w:t>
       </w:r>
       <w:r>
         <w:rPr>
@@ -4142,7 +4050,7 @@
           <w:sz w:val="15"/>
           <w:szCs w:val="15"/>
         </w:rPr>
-        <w:t xml:space="preserve"> (6) </w:t>
+        <w:t xml:space="preserve"> (4) </w:t>
       </w:r>
       <w:r>
         <w:rPr>
@@ -4164,21 +4072,7 @@
           <w:sz w:val="19"/>
           <w:szCs w:val="19"/>
         </w:rPr>
-        <w:t xml:space="preserve"> speaks of trusted Levant foods across the region. </w:t>
-      </w:r>
-      <w:r>
-        <w:rPr>
-          <w:sz w:val="19"/>
-          <w:szCs w:val="19"/>
-        </w:rPr>
-        <w:t xml:space="preserve">The board turns it into five goals for 2032. </w:t>
-      </w:r>
-      <w:r>
-        <w:rPr>
-          <w:sz w:val="19"/>
-          <w:szCs w:val="19"/>
-        </w:rPr>
-        <w:t xml:space="preserve">For example, </w:t>
+        <w:t xml:space="preserve"> of trusted </w:t>
       </w:r>
       <w:r>
         <w:rPr>
@@ -4188,7 +4082,7 @@
           <w:sz w:val="15"/>
           <w:szCs w:val="15"/>
         </w:rPr>
-        <w:t xml:space="preserve"> (7) </w:t>
+        <w:t xml:space="preserve"> (5) </w:t>
       </w:r>
       <w:r>
         <w:rPr>
@@ -4210,7 +4104,21 @@
           <w:sz w:val="19"/>
           <w:szCs w:val="19"/>
         </w:rPr>
-        <w:t xml:space="preserve"> rise from 18.0% to 30.0% of revenue. </w:t>
+        <w:t xml:space="preserve"> foods across the region. </w:t>
+      </w:r>
+      <w:r>
+        <w:rPr>
+          <w:sz w:val="19"/>
+          <w:szCs w:val="19"/>
+        </w:rPr>
+        <w:t xml:space="preserve">The board turns it into five goals for 2032. </w:t>
+      </w:r>
+      <w:r>
+        <w:rPr>
+          <w:sz w:val="19"/>
+          <w:szCs w:val="19"/>
+        </w:rPr>
+        <w:t xml:space="preserve">For example, exports rise from 18.0% to 30.0% of revenue. </w:t>
       </w:r>
     </w:p>
     <w:tbl>
@@ -4268,7 +4176,7 @@
                 <w:sz w:val="16"/>
                 <w:szCs w:val="16"/>
               </w:rPr>
-              <w:t xml:space="preserve">mission   ·   strategic   ·   exports</w:t>
+              <w:t xml:space="preserve">speaks   ·   lasting   ·   Levant</w:t>
             </w:r>
           </w:p>
         </w:tc>
@@ -4575,7 +4483,7 @@
                 <w:sz w:val="14"/>
                 <w:szCs w:val="14"/>
               </w:rPr>
-              <w:t xml:space="preserve">(8)</w:t>
+              <w:t xml:space="preserve">(6)</w:t>
             </w:r>
           </w:p>
         </w:tc>
@@ -4650,7 +4558,7 @@
                 <w:sz w:val="14"/>
                 <w:szCs w:val="14"/>
               </w:rPr>
-              <w:t xml:space="preserve">(9)</w:t>
+              <w:t xml:space="preserve">(7)</w:t>
             </w:r>
           </w:p>
         </w:tc>
@@ -4727,7 +4635,7 @@
                 <w:sz w:val="14"/>
                 <w:szCs w:val="14"/>
               </w:rPr>
-              <w:t xml:space="preserve">(10)</w:t>
+              <w:t xml:space="preserve">(8)</w:t>
             </w:r>
           </w:p>
         </w:tc>
@@ -5080,7 +4988,7 @@
                 <w:sz w:val="14"/>
                 <w:szCs w:val="14"/>
               </w:rPr>
-              <w:t xml:space="preserve">(11)</w:t>
+              <w:t xml:space="preserve">(9)</w:t>
             </w:r>
           </w:p>
         </w:tc>
@@ -5156,7 +5064,7 @@
                 <w:sz w:val="14"/>
                 <w:szCs w:val="14"/>
               </w:rPr>
-              <w:t xml:space="preserve">(12)</w:t>
+              <w:t xml:space="preserve">(10)</w:t>
             </w:r>
           </w:p>
         </w:tc>
@@ -5255,7 +5163,7 @@
                 <w:sz w:val="14"/>
                 <w:szCs w:val="14"/>
               </w:rPr>
-              <w:t xml:space="preserve">(13)</w:t>
+              <w:t xml:space="preserve">(11)</w:t>
             </w:r>
           </w:p>
         </w:tc>
@@ -5317,7 +5225,7 @@
                 <w:sz w:val="16"/>
                 <w:szCs w:val="16"/>
               </w:rPr>
-              <w:t xml:space="preserve">Why do we exist? What do we do, and for whom?   ·   Export sales as a share of revenue   ·   For example: exports 30.0% of revenue by 2032.   ·   What do we want to become?</w:t>
+              <w:t xml:space="preserve">Why do we exist? What do we do, and for whom?   ·   Energy per case of juice (kWh)   ·   For example: exports 30.0% of revenue by 2032.   ·   What do we want to become?</w:t>
             </w:r>
           </w:p>
         </w:tc>
@@ -5824,7 +5732,7 @@
                 <w:sz w:val="16"/>
                 <w:szCs w:val="16"/>
               </w:rPr>
-              <w:t xml:space="preserve">organization</w:t>
+              <w:t xml:space="preserve">exists</w:t>
             </w:r>
           </w:p>
         </w:tc>
@@ -5850,14 +5758,14 @@
                 <w:sz w:val="16"/>
                 <w:szCs w:val="16"/>
               </w:rPr>
-              <w:t xml:space="preserve">9  </w:t>
-            </w:r>
-            <w:r>
-              <w:rPr>
-                <w:sz w:val="16"/>
-                <w:szCs w:val="16"/>
-              </w:rPr>
-              <w:t xml:space="preserve">Energy per case of juice (kWh)</w:t>
+              <w:t xml:space="preserve">8  </w:t>
+            </w:r>
+            <w:r>
+              <w:rPr>
+                <w:sz w:val="16"/>
+                <w:szCs w:val="16"/>
+              </w:rPr>
+              <w:t xml:space="preserve">Training hours per employee a year</w:t>
             </w:r>
           </w:p>
         </w:tc>
@@ -5892,7 +5800,7 @@
                 <w:sz w:val="16"/>
                 <w:szCs w:val="16"/>
               </w:rPr>
-              <w:t xml:space="preserve">vision</w:t>
+              <w:t xml:space="preserve">numbers</w:t>
             </w:r>
           </w:p>
         </w:tc>
@@ -5918,14 +5826,14 @@
                 <w:sz w:val="16"/>
                 <w:szCs w:val="16"/>
               </w:rPr>
-              <w:t xml:space="preserve">10  </w:t>
-            </w:r>
-            <w:r>
-              <w:rPr>
-                <w:sz w:val="16"/>
-                <w:szCs w:val="16"/>
-              </w:rPr>
-              <w:t xml:space="preserve">Training hours per employee a year</w:t>
+              <w:t xml:space="preserve">9  </w:t>
+            </w:r>
+            <w:r>
+              <w:rPr>
+                <w:sz w:val="16"/>
+                <w:szCs w:val="16"/>
+              </w:rPr>
+              <w:t xml:space="preserve">Why do we exist? What do we do, and for whom?</w:t>
             </w:r>
           </w:p>
         </w:tc>
@@ -5960,7 +5868,7 @@
                 <w:sz w:val="16"/>
                 <w:szCs w:val="16"/>
               </w:rPr>
-              <w:t xml:space="preserve">become</w:t>
+              <w:t xml:space="preserve">progress</w:t>
             </w:r>
           </w:p>
         </w:tc>
@@ -5986,14 +5894,14 @@
                 <w:sz w:val="16"/>
                 <w:szCs w:val="16"/>
               </w:rPr>
-              <w:t xml:space="preserve">11  </w:t>
-            </w:r>
-            <w:r>
-              <w:rPr>
-                <w:sz w:val="16"/>
-                <w:szCs w:val="16"/>
-              </w:rPr>
-              <w:t xml:space="preserve">Why do we exist? What do we do, and for whom?</w:t>
+              <w:t xml:space="preserve">10  </w:t>
+            </w:r>
+            <w:r>
+              <w:rPr>
+                <w:sz w:val="16"/>
+                <w:szCs w:val="16"/>
+              </w:rPr>
+              <w:t xml:space="preserve">What do we want to become?</w:t>
             </w:r>
           </w:p>
         </w:tc>
@@ -6028,7 +5936,7 @@
                 <w:sz w:val="16"/>
                 <w:szCs w:val="16"/>
               </w:rPr>
-              <w:t xml:space="preserve">long-term</w:t>
+              <w:t xml:space="preserve">speaks</w:t>
             </w:r>
           </w:p>
         </w:tc>
@@ -6054,14 +5962,14 @@
                 <w:sz w:val="16"/>
                 <w:szCs w:val="16"/>
               </w:rPr>
-              <w:t xml:space="preserve">12  </w:t>
-            </w:r>
-            <w:r>
-              <w:rPr>
-                <w:sz w:val="16"/>
-                <w:szCs w:val="16"/>
-              </w:rPr>
-              <w:t xml:space="preserve">What do we want to become?</w:t>
+              <w:t xml:space="preserve">11  </w:t>
+            </w:r>
+            <w:r>
+              <w:rPr>
+                <w:sz w:val="16"/>
+                <w:szCs w:val="16"/>
+              </w:rPr>
+              <w:t xml:space="preserve">For example: exports 30.0% of revenue by 2032.</w:t>
             </w:r>
           </w:p>
         </w:tc>
@@ -6096,7 +6004,7 @@
                 <w:sz w:val="16"/>
                 <w:szCs w:val="16"/>
               </w:rPr>
-              <w:t xml:space="preserve">progress</w:t>
+              <w:t xml:space="preserve">Levant</w:t>
             </w:r>
           </w:p>
         </w:tc>
@@ -6122,14 +6030,14 @@
                 <w:sz w:val="16"/>
                 <w:szCs w:val="16"/>
               </w:rPr>
-              <w:t xml:space="preserve">13  </w:t>
-            </w:r>
-            <w:r>
-              <w:rPr>
-                <w:sz w:val="16"/>
-                <w:szCs w:val="16"/>
-              </w:rPr>
-              <w:t xml:space="preserve">For example: exports 30.0% of revenue by 2032.</w:t>
+              <w:t xml:space="preserve">12  </w:t>
+            </w:r>
+            <w:r>
+              <w:rPr>
+                <w:sz w:val="16"/>
+                <w:szCs w:val="16"/>
+              </w:rPr>
+              <w:t xml:space="preserve">mission statement</w:t>
             </w:r>
           </w:p>
         </w:tc>
@@ -6164,7 +6072,7 @@
                 <w:sz w:val="16"/>
                 <w:szCs w:val="16"/>
               </w:rPr>
-              <w:t xml:space="preserve">mission</w:t>
+              <w:t xml:space="preserve">Return on investment</w:t>
             </w:r>
           </w:p>
         </w:tc>
@@ -6190,14 +6098,14 @@
                 <w:sz w:val="16"/>
                 <w:szCs w:val="16"/>
               </w:rPr>
-              <w:t xml:space="preserve">14  </w:t>
-            </w:r>
-            <w:r>
-              <w:rPr>
-                <w:sz w:val="16"/>
-                <w:szCs w:val="16"/>
-              </w:rPr>
-              <w:t xml:space="preserve">mission statement</w:t>
+              <w:t xml:space="preserve">13  </w:t>
+            </w:r>
+            <w:r>
+              <w:rPr>
+                <w:sz w:val="16"/>
+                <w:szCs w:val="16"/>
+              </w:rPr>
+              <w:t xml:space="preserve">vision statement</w:t>
             </w:r>
           </w:p>
         </w:tc>
@@ -6232,75 +6140,7 @@
                 <w:sz w:val="16"/>
                 <w:szCs w:val="16"/>
               </w:rPr>
-              <w:t xml:space="preserve">exports</w:t>
-            </w:r>
-          </w:p>
-        </w:tc>
-        <w:tc>
-          <w:tcPr>
-            <w:tcW w:type="pct" w:w="2500"/>
-            <w:tcMar>
-              <w:top w:type="dxa" w:w="20"/>
-              <w:left w:type="dxa" w:w="80"/>
-              <w:bottom w:type="dxa" w:w="20"/>
-              <w:right w:type="dxa" w:w="80"/>
-            </w:tcMar>
-          </w:tcPr>
-          <w:p>
-            <w:pPr>
-              <w:spacing w:before="12" w:after="12"/>
-            </w:pPr>
-            <w:r>
-              <w:rPr>
-                <w:b/>
-                <w:bCs/>
-                <w:color w:val="8186EF"/>
-                <w:sz w:val="16"/>
-                <w:szCs w:val="16"/>
-              </w:rPr>
-              <w:t xml:space="preserve">15  </w:t>
-            </w:r>
-            <w:r>
-              <w:rPr>
-                <w:sz w:val="16"/>
-                <w:szCs w:val="16"/>
-              </w:rPr>
-              <w:t xml:space="preserve">vision statement</w:t>
-            </w:r>
-          </w:p>
-        </w:tc>
-      </w:tr>
-      <w:tr>
-        <w:tc>
-          <w:tcPr>
-            <w:tcW w:type="pct" w:w="2500"/>
-            <w:tcMar>
-              <w:top w:type="dxa" w:w="20"/>
-              <w:left w:type="dxa" w:w="80"/>
-              <w:bottom w:type="dxa" w:w="20"/>
-              <w:right w:type="dxa" w:w="80"/>
-            </w:tcMar>
-          </w:tcPr>
-          <w:p>
-            <w:pPr>
-              <w:spacing w:before="12" w:after="12"/>
-            </w:pPr>
-            <w:r>
-              <w:rPr>
-                <w:b/>
-                <w:bCs/>
-                <w:color w:val="8186EF"/>
-                <w:sz w:val="16"/>
-                <w:szCs w:val="16"/>
-              </w:rPr>
-              <w:t xml:space="preserve">8  </w:t>
-            </w:r>
-            <w:r>
-              <w:rPr>
-                <w:sz w:val="16"/>
-                <w:szCs w:val="16"/>
-              </w:rPr>
-              <w:t xml:space="preserve">Return on investment</w:t>
+              <w:t xml:space="preserve">Energy per case of juice (kWh)</w:t>
             </w:r>
           </w:p>
         </w:tc>
@@ -6574,14 +6414,7 @@
           <w:sz w:val="19"/>
           <w:szCs w:val="19"/>
         </w:rPr>
-        <w:t xml:space="preserve"> year that move the company toward its goals. </w:t>
-      </w:r>
-      <w:r>
-        <w:rPr>
-          <w:sz w:val="19"/>
-          <w:szCs w:val="19"/>
-        </w:rPr>
-        <w:t xml:space="preserve"/>
+        <w:t xml:space="preserve"> year that move the company </w:t>
       </w:r>
       <w:r>
         <w:rPr>
@@ -6613,7 +6446,14 @@
           <w:sz w:val="19"/>
           <w:szCs w:val="19"/>
         </w:rPr>
-        <w:t xml:space="preserve"> are the specific actions used to reach them, and the </w:t>
+        <w:t xml:space="preserve"> its goals. </w:t>
+      </w:r>
+      <w:r>
+        <w:rPr>
+          <w:sz w:val="19"/>
+          <w:szCs w:val="19"/>
+        </w:rPr>
+        <w:t xml:space="preserve"/>
       </w:r>
       <w:r>
         <w:rPr>
@@ -6631,7 +6471,7 @@
           <w:sz w:val="19"/>
           <w:szCs w:val="19"/>
         </w:rPr>
-        <w:t xml:space="preserve">             </w:t>
+        <w:t xml:space="preserve">           </w:t>
       </w:r>
       <w:r>
         <w:rPr>
@@ -6645,28 +6485,7 @@
           <w:sz w:val="19"/>
           <w:szCs w:val="19"/>
         </w:rPr>
-        <w:t xml:space="preserve"> plan sets out the people, activities and resources. </w:t>
-      </w:r>
-      <w:r>
-        <w:rPr>
-          <w:sz w:val="19"/>
-          <w:szCs w:val="19"/>
-        </w:rPr>
-        <w:t xml:space="preserve">The budget puts all of this into money. </w:t>
-      </w:r>
-      <w:r>
-        <w:rPr>
-          <w:sz w:val="19"/>
-          <w:szCs w:val="19"/>
-        </w:rPr>
-        <w:t xml:space="preserve">Each level must fit the level above it. </w:t>
-      </w:r>
-      <w:r>
-        <w:rPr>
-          <w:sz w:val="19"/>
-          <w:szCs w:val="19"/>
-        </w:rPr>
-        <w:t xml:space="preserve">This fit is called </w:t>
+        <w:t xml:space="preserve"> are the specific actions used to reach them, and the </w:t>
       </w:r>
       <w:r>
         <w:rPr>
@@ -6684,7 +6503,7 @@
           <w:sz w:val="19"/>
           <w:szCs w:val="19"/>
         </w:rPr>
-        <w:t xml:space="preserve">            </w:t>
+        <w:t xml:space="preserve">             </w:t>
       </w:r>
       <w:r>
         <w:rPr>
@@ -6698,14 +6517,28 @@
           <w:sz w:val="19"/>
           <w:szCs w:val="19"/>
         </w:rPr>
-        <w:t xml:space="preserve">. </w:t>
-      </w:r>
-      <w:r>
-        <w:rPr>
-          <w:sz w:val="19"/>
-          <w:szCs w:val="19"/>
-        </w:rPr>
-        <w:t xml:space="preserve">If the budget cuts export </w:t>
+        <w:t xml:space="preserve"> plan sets out the people, activities and resources. </w:t>
+      </w:r>
+      <w:r>
+        <w:rPr>
+          <w:sz w:val="19"/>
+          <w:szCs w:val="19"/>
+        </w:rPr>
+        <w:t xml:space="preserve">The budget puts all of this into money. </w:t>
+      </w:r>
+      <w:r>
+        <w:rPr>
+          <w:sz w:val="19"/>
+          <w:szCs w:val="19"/>
+        </w:rPr>
+        <w:t xml:space="preserve">Each level must fit the level above it. </w:t>
+      </w:r>
+      <w:r>
+        <w:rPr>
+          <w:sz w:val="19"/>
+          <w:szCs w:val="19"/>
+        </w:rPr>
+        <w:t xml:space="preserve">This fit is called </w:t>
       </w:r>
       <w:r>
         <w:rPr>
@@ -6723,7 +6556,7 @@
           <w:sz w:val="19"/>
           <w:szCs w:val="19"/>
         </w:rPr>
-        <w:t xml:space="preserve">           </w:t>
+        <w:t xml:space="preserve">            </w:t>
       </w:r>
       <w:r>
         <w:rPr>
@@ -6737,7 +6570,14 @@
           <w:sz w:val="19"/>
           <w:szCs w:val="19"/>
         </w:rPr>
-        <w:t xml:space="preserve"> while the plan calls for export growth, the company will miss its goal even if every </w:t>
+        <w:t xml:space="preserve">. </w:t>
+      </w:r>
+      <w:r>
+        <w:rPr>
+          <w:sz w:val="19"/>
+          <w:szCs w:val="19"/>
+        </w:rPr>
+        <w:t xml:space="preserve">If the budget cuts export </w:t>
       </w:r>
       <w:r>
         <w:rPr>
@@ -6769,14 +6609,7 @@
           <w:sz w:val="19"/>
           <w:szCs w:val="19"/>
         </w:rPr>
-        <w:t xml:space="preserve"> meets the budget. </w:t>
-      </w:r>
-      <w:r>
-        <w:rPr>
-          <w:sz w:val="19"/>
-          <w:szCs w:val="19"/>
-        </w:rPr>
-        <w:t xml:space="preserve">A </w:t>
+        <w:t xml:space="preserve"> while the plan calls for export growth, the company will miss its goal even if every </w:t>
       </w:r>
       <w:r>
         <w:rPr>
@@ -6808,7 +6641,14 @@
           <w:sz w:val="19"/>
           <w:szCs w:val="19"/>
         </w:rPr>
-        <w:t xml:space="preserve"> way to set objectives is to </w:t>
+        <w:t xml:space="preserve"> meets the budget. </w:t>
+      </w:r>
+      <w:r>
+        <w:rPr>
+          <w:sz w:val="19"/>
+          <w:szCs w:val="19"/>
+        </w:rPr>
+        <w:t xml:space="preserve">A </w:t>
       </w:r>
       <w:r>
         <w:rPr>
@@ -6840,14 +6680,7 @@
           <w:sz w:val="19"/>
           <w:szCs w:val="19"/>
         </w:rPr>
-        <w:t xml:space="preserve"> the change needed over the plan into equal yearly steps. </w:t>
-      </w:r>
-      <w:r>
-        <w:rPr>
-          <w:sz w:val="19"/>
-          <w:szCs w:val="19"/>
-        </w:rPr>
-        <w:t xml:space="preserve"/>
+        <w:t xml:space="preserve"> way to set objectives is to </w:t>
       </w:r>
       <w:r>
         <w:rPr>
@@ -6879,7 +6712,14 @@
           <w:sz w:val="19"/>
           <w:szCs w:val="19"/>
         </w:rPr>
-        <w:t xml:space="preserve"> must rise by 12.0 points over 5 years, or 2.40 points a year, so the 2028 </w:t>
+        <w:t xml:space="preserve"> the change needed over the plan into equal yearly steps. </w:t>
+      </w:r>
+      <w:r>
+        <w:rPr>
+          <w:sz w:val="19"/>
+          <w:szCs w:val="19"/>
+        </w:rPr>
+        <w:t xml:space="preserve"/>
       </w:r>
       <w:r>
         <w:rPr>
@@ -6911,7 +6751,7 @@
           <w:sz w:val="19"/>
           <w:szCs w:val="19"/>
         </w:rPr>
-        <w:t xml:space="preserve"> is 20.4%. </w:t>
+        <w:t xml:space="preserve"> must rise by 12.0 points over 5 years, or 2.40 points a year, so the 2028 objective is 20.4%. </w:t>
       </w:r>
     </w:p>
     <w:tbl>
@@ -6969,7 +6809,7 @@
                 <w:sz w:val="16"/>
                 <w:szCs w:val="16"/>
               </w:rPr>
-              <w:t xml:space="preserve">congruence   ·   Tactics   ·   divide   ·   operational   ·   Exports   ·   objective   ·   manager   ·   actions   ·   measurable   ·   simple   ·   coming   ·   marketing</w:t>
+              <w:t xml:space="preserve">operational   ·   toward   ·   simple   ·   Tactics   ·   divide   ·   Exports   ·   marketing   ·   objective   ·   measurable   ·   manager   ·   coming   ·   congruence</w:t>
             </w:r>
           </w:p>
         </w:tc>
@@ -7881,7 +7721,7 @@
                 <w:sz w:val="16"/>
                 <w:szCs w:val="16"/>
               </w:rPr>
-              <w:t xml:space="preserve">mission statement   ·   tactics   ·   operational plan</w:t>
+              <w:t xml:space="preserve">mission statement   ·   short-term objectives   ·   tactics</w:t>
             </w:r>
           </w:p>
         </w:tc>
@@ -8285,7 +8125,7 @@
                 <w:sz w:val="16"/>
                 <w:szCs w:val="16"/>
               </w:rPr>
-              <w:t xml:space="preserve">Exports</w:t>
+              <w:t xml:space="preserve">divide</w:t>
             </w:r>
           </w:p>
         </w:tc>
@@ -8353,7 +8193,7 @@
                 <w:sz w:val="16"/>
                 <w:szCs w:val="16"/>
               </w:rPr>
-              <w:t xml:space="preserve">objective</w:t>
+              <w:t xml:space="preserve">Exports</w:t>
             </w:r>
           </w:p>
         </w:tc>
@@ -8388,7 +8228,7 @@
                 <w:sz w:val="16"/>
                 <w:szCs w:val="16"/>
               </w:rPr>
-              <w:t xml:space="preserve">Tactics</w:t>
+              <w:t xml:space="preserve">toward</w:t>
             </w:r>
           </w:p>
         </w:tc>
@@ -8456,7 +8296,7 @@
                 <w:sz w:val="16"/>
                 <w:szCs w:val="16"/>
               </w:rPr>
-              <w:t xml:space="preserve">operational</w:t>
+              <w:t xml:space="preserve">Tactics</w:t>
             </w:r>
           </w:p>
         </w:tc>
@@ -8524,7 +8364,7 @@
                 <w:sz w:val="16"/>
                 <w:szCs w:val="16"/>
               </w:rPr>
-              <w:t xml:space="preserve">congruence</w:t>
+              <w:t xml:space="preserve">operational</w:t>
             </w:r>
           </w:p>
         </w:tc>
@@ -8592,7 +8432,7 @@
                 <w:sz w:val="16"/>
                 <w:szCs w:val="16"/>
               </w:rPr>
-              <w:t xml:space="preserve">marketing</w:t>
+              <w:t xml:space="preserve">congruence</w:t>
             </w:r>
           </w:p>
         </w:tc>
@@ -8660,7 +8500,7 @@
                 <w:sz w:val="16"/>
                 <w:szCs w:val="16"/>
               </w:rPr>
-              <w:t xml:space="preserve">manager</w:t>
+              <w:t xml:space="preserve">marketing</w:t>
             </w:r>
           </w:p>
         </w:tc>
@@ -8693,7 +8533,7 @@
                 <w:sz w:val="16"/>
                 <w:szCs w:val="16"/>
               </w:rPr>
-              <w:t xml:space="preserve">tactics</w:t>
+              <w:t xml:space="preserve">short-term objectives</w:t>
             </w:r>
           </w:p>
         </w:tc>
@@ -8728,7 +8568,7 @@
                 <w:sz w:val="16"/>
                 <w:szCs w:val="16"/>
               </w:rPr>
-              <w:t xml:space="preserve">simple</w:t>
+              <w:t xml:space="preserve">manager</w:t>
             </w:r>
           </w:p>
         </w:tc>
@@ -8761,7 +8601,7 @@
                 <w:sz w:val="16"/>
                 <w:szCs w:val="16"/>
               </w:rPr>
-              <w:t xml:space="preserve">operational plan</w:t>
+              <w:t xml:space="preserve">tactics</w:t>
             </w:r>
           </w:p>
         </w:tc>
@@ -8796,7 +8636,7 @@
                 <w:sz w:val="16"/>
                 <w:szCs w:val="16"/>
               </w:rPr>
-              <w:t xml:space="preserve">divide</w:t>
+              <w:t xml:space="preserve">simple</w:t>
             </w:r>
           </w:p>
         </w:tc>
@@ -8969,7 +8809,7 @@
           <w:sz w:val="16"/>
           <w:szCs w:val="16"/>
         </w:rPr>
-        <w:t xml:space="preserve">      gaps 1–6</w:t>
+        <w:t xml:space="preserve">      gaps 1–7</w:t>
       </w:r>
     </w:p>
     <w:p>
@@ -9053,7 +8893,7 @@
           <w:sz w:val="19"/>
           <w:szCs w:val="19"/>
         </w:rPr>
-        <w:t xml:space="preserve">Its goals are </w:t>
+        <w:t xml:space="preserve">Its goals are measurable and </w:t>
       </w:r>
       <w:r>
         <w:rPr>
@@ -9071,7 +8911,7 @@
           <w:sz w:val="19"/>
           <w:szCs w:val="19"/>
         </w:rPr>
-        <w:t xml:space="preserve">            </w:t>
+        <w:t xml:space="preserve">           </w:t>
       </w:r>
       <w:r>
         <w:rPr>
@@ -9085,7 +8925,7 @@
           <w:sz w:val="19"/>
           <w:szCs w:val="19"/>
         </w:rPr>
-        <w:t xml:space="preserve"> and realistic, based on a careful study of the company and its </w:t>
+        <w:t xml:space="preserve">, based on a careful study of the company and its </w:t>
       </w:r>
       <w:r>
         <w:rPr>
@@ -9124,7 +8964,7 @@
           <w:sz w:val="19"/>
           <w:szCs w:val="19"/>
         </w:rPr>
-        <w:t xml:space="preserve">It is also shared: managers help set their own </w:t>
+        <w:t xml:space="preserve">It is also shared: </w:t>
       </w:r>
       <w:r>
         <w:rPr>
@@ -9142,7 +8982,7 @@
           <w:sz w:val="19"/>
           <w:szCs w:val="19"/>
         </w:rPr>
-        <w:t xml:space="preserve">            </w:t>
+        <w:t xml:space="preserve">           </w:t>
       </w:r>
       <w:r>
         <w:rPr>
@@ -9156,7 +8996,7 @@
           <w:sz w:val="19"/>
           <w:szCs w:val="19"/>
         </w:rPr>
-        <w:t xml:space="preserve"> and understand how they </w:t>
+        <w:t xml:space="preserve"> help set their own objectives and </w:t>
       </w:r>
       <w:r>
         <w:rPr>
@@ -9188,14 +9028,53 @@
           <w:sz w:val="19"/>
           <w:szCs w:val="19"/>
         </w:rPr>
-        <w:t xml:space="preserve">. </w:t>
-      </w:r>
-      <w:r>
-        <w:rPr>
-          <w:sz w:val="19"/>
-          <w:szCs w:val="19"/>
-        </w:rPr>
-        <w:t xml:space="preserve">It is linked to resources, so that people and money are available, and it is reviewed regularly, with contingency plans for the main risks. </w:t>
+        <w:t xml:space="preserve"> how they contribute. </w:t>
+      </w:r>
+      <w:r>
+        <w:rPr>
+          <w:sz w:val="19"/>
+          <w:szCs w:val="19"/>
+        </w:rPr>
+        <w:t xml:space="preserve">It is linked to resources, so that people and money are available, and it is reviewed regularly, with </w:t>
+      </w:r>
+      <w:r>
+        <w:rPr>
+          <w:b/>
+          <w:bCs/>
+          <w:color w:val="8186EF"/>
+          <w:sz w:val="15"/>
+          <w:szCs w:val="15"/>
+        </w:rPr>
+        <w:t xml:space="preserve"> (7) </w:t>
+      </w:r>
+      <w:r>
+        <w:rPr>
+          <w:u w:val="single"/>
+          <w:sz w:val="19"/>
+          <w:szCs w:val="19"/>
+        </w:rPr>
+        <w:t xml:space="preserve">             </w:t>
+      </w:r>
+      <w:r>
+        <w:rPr>
+          <w:sz w:val="19"/>
+          <w:szCs w:val="19"/>
+        </w:rPr>
+        <w:t xml:space="preserve"> </w:t>
+      </w:r>
+      <w:r>
+        <w:rPr>
+          <w:sz w:val="19"/>
+          <w:szCs w:val="19"/>
+        </w:rPr>
+        <w:t xml:space="preserve"> plans for the main risks. </w:t>
+      </w:r>
+      <w:r>
+        <w:rPr>
+          <w:sz w:val="19"/>
+          <w:szCs w:val="19"/>
+        </w:rPr>
+        <w:t xml:space="preserve">Measurable objectives are the most common weakness in practice. </w:t>
       </w:r>
     </w:p>
     <w:tbl>
@@ -9253,7 +9132,7 @@
                 <w:sz w:val="16"/>
                 <w:szCs w:val="16"/>
               </w:rPr>
-              <w:t xml:space="preserve">contribute   ·   objectives   ·   successful   ·   direction   ·   understand   ·   environment   ·   measurable</w:t>
+              <w:t xml:space="preserve">practice   ·   direction   ·   realistic   ·   understand   ·   contingency   ·   successful   ·   environment   ·   managers</w:t>
             </w:r>
           </w:p>
         </w:tc>
@@ -9274,14 +9153,15 @@
         </w:tblBorders>
       </w:tblPr>
       <w:tblGrid>
-        <w:gridCol w:w="4608"/>
-        <w:gridCol w:w="4992"/>
+        <w:gridCol w:w="2654"/>
+        <w:gridCol w:w="3601"/>
+        <w:gridCol w:w="3345"/>
       </w:tblGrid>
       <w:tr>
         <w:tc>
           <w:tcPr>
             <w:tcW w:type="pct" w:w="5000"/>
-            <w:gridSpan w:val="2"/>
+            <w:gridSpan w:val="3"/>
             <w:shd w:fill="353A7C" w:val="clear"/>
             <w:tcMar>
               <w:top w:type="dxa" w:w="60"/>
@@ -9302,15 +9182,15 @@
                 <w:sz w:val="17"/>
                 <w:szCs w:val="17"/>
               </w:rPr>
-              <w:t xml:space="preserve">Characteristics of successful strategic plans</w:t>
-            </w:r>
-          </w:p>
-        </w:tc>
-      </w:tr>
-      <w:tr>
-        <w:tc>
-          <w:tcPr>
-            <w:tcW w:type="pct" w:w="2400"/>
+              <w:t xml:space="preserve">Weak and strong objectives</w:t>
+            </w:r>
+          </w:p>
+        </w:tc>
+      </w:tr>
+      <w:tr>
+        <w:tc>
+          <w:tcPr>
+            <w:tcW w:type="pct" w:w="1382"/>
             <w:shd w:fill="353A7C" w:val="clear"/>
             <w:tcMar>
               <w:top w:type="dxa" w:w="50"/>
@@ -9331,13 +9211,13 @@
                 <w:sz w:val="15"/>
                 <w:szCs w:val="15"/>
               </w:rPr>
-              <w:t xml:space="preserve">Characteristic</w:t>
-            </w:r>
-          </w:p>
-        </w:tc>
-        <w:tc>
-          <w:tcPr>
-            <w:tcW w:type="pct" w:w="2600"/>
+              <w:t xml:space="preserve">Weak objective</w:t>
+            </w:r>
+          </w:p>
+        </w:tc>
+        <w:tc>
+          <w:tcPr>
+            <w:tcW w:type="pct" w:w="1876"/>
             <w:shd w:fill="353A7C" w:val="clear"/>
             <w:tcMar>
               <w:top w:type="dxa" w:w="50"/>
@@ -9358,38 +9238,88 @@
                 <w:sz w:val="15"/>
                 <w:szCs w:val="15"/>
               </w:rPr>
-              <w:t xml:space="preserve">What it means</w:t>
-            </w:r>
-          </w:p>
-        </w:tc>
-      </w:tr>
-      <w:tr>
-        <w:tc>
-          <w:tcPr>
-            <w:tcW w:type="pct" w:w="2400"/>
-            <w:tcMar>
-              <w:top w:type="dxa" w:w="50"/>
-              <w:left w:type="dxa" w:w="110"/>
-              <w:bottom w:type="dxa" w:w="50"/>
-              <w:right w:type="dxa" w:w="110"/>
-            </w:tcMar>
-          </w:tcPr>
-          <w:p>
-            <w:pPr>
-              <w:spacing w:before="28" w:after="28"/>
-            </w:pPr>
-            <w:r>
-              <w:rPr>
+              <w:t xml:space="preserve">Strong objective</w:t>
+            </w:r>
+          </w:p>
+        </w:tc>
+        <w:tc>
+          <w:tcPr>
+            <w:tcW w:type="pct" w:w="1742"/>
+            <w:shd w:fill="353A7C" w:val="clear"/>
+            <w:tcMar>
+              <w:top w:type="dxa" w:w="50"/>
+              <w:left w:type="dxa" w:w="110"/>
+              <w:bottom w:type="dxa" w:w="50"/>
+              <w:right w:type="dxa" w:w="110"/>
+            </w:tcMar>
+          </w:tcPr>
+          <w:p>
+            <w:pPr>
+              <w:spacing w:before="30" w:after="30"/>
+            </w:pPr>
+            <w:r>
+              <w:rPr>
+                <w:b/>
+                <w:bCs/>
+                <w:color w:val="FFFFFF"/>
                 <w:sz w:val="15"/>
                 <w:szCs w:val="15"/>
               </w:rPr>
-              <w:t xml:space="preserve">Clear direction</w:t>
-            </w:r>
-          </w:p>
-        </w:tc>
-        <w:tc>
-          <w:tcPr>
-            <w:tcW w:type="pct" w:w="2600"/>
+              <w:t xml:space="preserve">Why it is better</w:t>
+            </w:r>
+          </w:p>
+        </w:tc>
+      </w:tr>
+      <w:tr>
+        <w:tc>
+          <w:tcPr>
+            <w:tcW w:type="pct" w:w="1382"/>
+            <w:tcMar>
+              <w:top w:type="dxa" w:w="50"/>
+              <w:left w:type="dxa" w:w="110"/>
+              <w:bottom w:type="dxa" w:w="50"/>
+              <w:right w:type="dxa" w:w="110"/>
+            </w:tcMar>
+          </w:tcPr>
+          <w:p>
+            <w:pPr>
+              <w:spacing w:before="28" w:after="28"/>
+            </w:pPr>
+            <w:r>
+              <w:rPr>
+                <w:sz w:val="15"/>
+                <w:szCs w:val="15"/>
+              </w:rPr>
+              <w:t xml:space="preserve">“Grow exports.”</w:t>
+            </w:r>
+          </w:p>
+        </w:tc>
+        <w:tc>
+          <w:tcPr>
+            <w:tcW w:type="pct" w:w="1876"/>
+            <w:tcMar>
+              <w:top w:type="dxa" w:w="50"/>
+              <w:left w:type="dxa" w:w="110"/>
+              <w:bottom w:type="dxa" w:w="50"/>
+              <w:right w:type="dxa" w:w="110"/>
+            </w:tcMar>
+          </w:tcPr>
+          <w:p>
+            <w:pPr>
+              <w:spacing w:before="28" w:after="28"/>
+            </w:pPr>
+            <w:r>
+              <w:rPr>
+                <w:sz w:val="15"/>
+                <w:szCs w:val="15"/>
+              </w:rPr>
+              <w:t xml:space="preserve">“Exports 20.4% of revenue in 2028.”</w:t>
+            </w:r>
+          </w:p>
+        </w:tc>
+        <w:tc>
+          <w:tcPr>
+            <w:tcW w:type="pct" w:w="1742"/>
             <w:shd w:fill="FFFFFF" w:val="clear"/>
             <w:tcMar>
               <w:top w:type="dxa" w:w="50"/>
@@ -9410,15 +9340,15 @@
                 <w:sz w:val="14"/>
                 <w:szCs w:val="14"/>
               </w:rPr>
-              <w:t xml:space="preserve">(7)</w:t>
-            </w:r>
-          </w:p>
-        </w:tc>
-      </w:tr>
-      <w:tr>
-        <w:tc>
-          <w:tcPr>
-            <w:tcW w:type="pct" w:w="2400"/>
+              <w:t xml:space="preserve">(8)</w:t>
+            </w:r>
+          </w:p>
+        </w:tc>
+      </w:tr>
+      <w:tr>
+        <w:tc>
+          <w:tcPr>
+            <w:tcW w:type="pct" w:w="1382"/>
             <w:shd w:fill="FBFAF6" w:val="clear"/>
             <w:tcMar>
               <w:top w:type="dxa" w:w="50"/>
@@ -9436,130 +9366,25 @@
                 <w:sz w:val="15"/>
                 <w:szCs w:val="15"/>
               </w:rPr>
-              <w:t xml:space="preserve">Measurable goals</w:t>
-            </w:r>
-          </w:p>
-        </w:tc>
-        <w:tc>
-          <w:tcPr>
-            <w:tcW w:type="pct" w:w="2600"/>
-            <w:shd w:fill="FBFAF6" w:val="clear"/>
-            <w:tcMar>
-              <w:top w:type="dxa" w:w="50"/>
-              <w:left w:type="dxa" w:w="110"/>
-              <w:bottom w:type="dxa" w:w="50"/>
-              <w:right w:type="dxa" w:w="110"/>
-            </w:tcMar>
-          </w:tcPr>
-          <w:p>
-            <w:pPr>
-              <w:spacing w:before="28" w:after="28"/>
-            </w:pPr>
-            <w:r>
-              <w:rPr>
-                <w:sz w:val="15"/>
-                <w:szCs w:val="15"/>
-              </w:rPr>
-              <w:t xml:space="preserve">Numbers and dates, not wishes</w:t>
-            </w:r>
-          </w:p>
-        </w:tc>
-      </w:tr>
-      <w:tr>
-        <w:tc>
-          <w:tcPr>
-            <w:tcW w:type="pct" w:w="2400"/>
-            <w:tcMar>
-              <w:top w:type="dxa" w:w="50"/>
-              <w:left w:type="dxa" w:w="110"/>
-              <w:bottom w:type="dxa" w:w="50"/>
-              <w:right w:type="dxa" w:w="110"/>
-            </w:tcMar>
-          </w:tcPr>
-          <w:p>
-            <w:pPr>
-              <w:spacing w:before="28" w:after="28"/>
-            </w:pPr>
-            <w:r>
-              <w:rPr>
-                <w:sz w:val="15"/>
-                <w:szCs w:val="15"/>
-              </w:rPr>
-              <w:t xml:space="preserve">Realistic</w:t>
-            </w:r>
-          </w:p>
-        </w:tc>
-        <w:tc>
-          <w:tcPr>
-            <w:tcW w:type="pct" w:w="2600"/>
-            <w:tcMar>
-              <w:top w:type="dxa" w:w="50"/>
-              <w:left w:type="dxa" w:w="110"/>
-              <w:bottom w:type="dxa" w:w="50"/>
-              <w:right w:type="dxa" w:w="110"/>
-            </w:tcMar>
-          </w:tcPr>
-          <w:p>
-            <w:pPr>
-              <w:spacing w:before="28" w:after="28"/>
-            </w:pPr>
-            <w:r>
-              <w:rPr>
-                <w:sz w:val="15"/>
-                <w:szCs w:val="15"/>
-              </w:rPr>
-              <w:t xml:space="preserve">Based on the analysis of internal and external factors (Chapter 2)</w:t>
-            </w:r>
-          </w:p>
-        </w:tc>
-      </w:tr>
-      <w:tr>
-        <w:tc>
-          <w:tcPr>
-            <w:tcW w:type="pct" w:w="2400"/>
-            <w:shd w:fill="FBFAF6" w:val="clear"/>
-            <w:tcMar>
-              <w:top w:type="dxa" w:w="50"/>
-              <w:left w:type="dxa" w:w="110"/>
-              <w:bottom w:type="dxa" w:w="50"/>
-              <w:right w:type="dxa" w:w="110"/>
-            </w:tcMar>
-          </w:tcPr>
-          <w:p>
-            <w:pPr>
-              <w:spacing w:before="28" w:after="28"/>
-            </w:pPr>
-            <w:r>
-              <w:rPr>
-                <w:sz w:val="15"/>
-                <w:szCs w:val="15"/>
-              </w:rPr>
-              <w:t xml:space="preserve">Shared</w:t>
-            </w:r>
-          </w:p>
-        </w:tc>
-        <w:tc>
-          <w:tcPr>
-            <w:tcW w:type="pct" w:w="2600"/>
-            <w:shd w:fill="FBFAF6" w:val="clear"/>
-            <w:tcMar>
-              <w:top w:type="dxa" w:w="50"/>
-              <w:left w:type="dxa" w:w="110"/>
-              <w:bottom w:type="dxa" w:w="50"/>
-              <w:right w:type="dxa" w:w="110"/>
-            </w:tcMar>
-          </w:tcPr>
-          <w:p>
-            <w:pPr>
-              <w:spacing w:before="28" w:after="28"/>
-            </w:pPr>
-            <w:r>
-              <w:rPr>
-                <w:sz w:val="15"/>
-                <w:szCs w:val="15"/>
-              </w:rPr>
-              <w:t xml:space="preserve"/>
-            </w:r>
+              <w:t xml:space="preserve">“Use less energy.”</w:t>
+            </w:r>
+          </w:p>
+        </w:tc>
+        <w:tc>
+          <w:tcPr>
+            <w:tcW w:type="pct" w:w="1876"/>
+            <w:shd w:fill="FFFFFF" w:val="clear"/>
+            <w:tcMar>
+              <w:top w:type="dxa" w:w="50"/>
+              <w:left w:type="dxa" w:w="110"/>
+              <w:bottom w:type="dxa" w:w="50"/>
+              <w:right w:type="dxa" w:w="110"/>
+            </w:tcMar>
+          </w:tcPr>
+          <w:p>
+            <w:pPr>
+              <w:spacing w:before="46" w:after="46"/>
+            </w:pPr>
             <w:r>
               <w:rPr>
                 <w:b/>
@@ -9568,60 +9393,62 @@
                 <w:sz w:val="14"/>
                 <w:szCs w:val="14"/>
               </w:rPr>
-              <w:t xml:space="preserve"> (8) </w:t>
-            </w:r>
-            <w:r>
-              <w:rPr>
-                <w:u w:val="single"/>
+              <w:t xml:space="preserve">(9)</w:t>
+            </w:r>
+          </w:p>
+        </w:tc>
+        <w:tc>
+          <w:tcPr>
+            <w:tcW w:type="pct" w:w="1742"/>
+            <w:shd w:fill="FBFAF6" w:val="clear"/>
+            <w:tcMar>
+              <w:top w:type="dxa" w:w="50"/>
+              <w:left w:type="dxa" w:w="110"/>
+              <w:bottom w:type="dxa" w:w="50"/>
+              <w:right w:type="dxa" w:w="110"/>
+            </w:tcMar>
+          </w:tcPr>
+          <w:p>
+            <w:pPr>
+              <w:spacing w:before="28" w:after="28"/>
+            </w:pPr>
+            <w:r>
+              <w:rPr>
                 <w:sz w:val="15"/>
                 <w:szCs w:val="15"/>
               </w:rPr>
-              <w:t xml:space="preserve">              </w:t>
-            </w:r>
+              <w:t xml:space="preserve">A number the plant can track</w:t>
+            </w:r>
+          </w:p>
+        </w:tc>
+      </w:tr>
+      <w:tr>
+        <w:tc>
+          <w:tcPr>
+            <w:tcW w:type="pct" w:w="1382"/>
+            <w:tcMar>
+              <w:top w:type="dxa" w:w="50"/>
+              <w:left w:type="dxa" w:w="110"/>
+              <w:bottom w:type="dxa" w:w="50"/>
+              <w:right w:type="dxa" w:w="110"/>
+            </w:tcMar>
+          </w:tcPr>
+          <w:p>
+            <w:pPr>
+              <w:spacing w:before="28" w:after="28"/>
+            </w:pPr>
             <w:r>
               <w:rPr>
                 <w:sz w:val="15"/>
                 <w:szCs w:val="15"/>
               </w:rPr>
-              <w:t xml:space="preserve"> </w:t>
-            </w:r>
-            <w:r>
-              <w:rPr>
-                <w:sz w:val="15"/>
-                <w:szCs w:val="15"/>
-              </w:rPr>
-              <w:t xml:space="preserve"> to managers, who help set their own objectives</w:t>
-            </w:r>
-          </w:p>
-        </w:tc>
-      </w:tr>
-      <w:tr>
-        <w:tc>
-          <w:tcPr>
-            <w:tcW w:type="pct" w:w="2400"/>
-            <w:tcMar>
-              <w:top w:type="dxa" w:w="50"/>
-              <w:left w:type="dxa" w:w="110"/>
-              <w:bottom w:type="dxa" w:w="50"/>
-              <w:right w:type="dxa" w:w="110"/>
-            </w:tcMar>
-          </w:tcPr>
-          <w:p>
-            <w:pPr>
-              <w:spacing w:before="28" w:after="28"/>
-            </w:pPr>
-            <w:r>
-              <w:rPr>
-                <w:sz w:val="15"/>
-                <w:szCs w:val="15"/>
-              </w:rPr>
-              <w:t xml:space="preserve">Resourced</w:t>
-            </w:r>
-          </w:p>
-        </w:tc>
-        <w:tc>
-          <w:tcPr>
-            <w:tcW w:type="pct" w:w="2600"/>
+              <w:t xml:space="preserve">“Train people more.”</w:t>
+            </w:r>
+          </w:p>
+        </w:tc>
+        <w:tc>
+          <w:tcPr>
+            <w:tcW w:type="pct" w:w="1876"/>
             <w:shd w:fill="FFFFFF" w:val="clear"/>
             <w:tcMar>
               <w:top w:type="dxa" w:w="50"/>
@@ -9642,16 +9469,13 @@
                 <w:sz w:val="14"/>
                 <w:szCs w:val="14"/>
               </w:rPr>
-              <w:t xml:space="preserve">(9)</w:t>
-            </w:r>
-          </w:p>
-        </w:tc>
-      </w:tr>
-      <w:tr>
-        <w:tc>
-          <w:tcPr>
-            <w:tcW w:type="pct" w:w="2400"/>
-            <w:shd w:fill="FBFAF6" w:val="clear"/>
+              <w:t xml:space="preserve">(10)</w:t>
+            </w:r>
+          </w:p>
+        </w:tc>
+        <w:tc>
+          <w:tcPr>
+            <w:tcW w:type="pct" w:w="1742"/>
             <w:tcMar>
               <w:top w:type="dxa" w:w="50"/>
               <w:left w:type="dxa" w:w="110"/>
@@ -9668,31 +9492,7 @@
                 <w:sz w:val="15"/>
                 <w:szCs w:val="15"/>
               </w:rPr>
-              <w:t xml:space="preserve">Flexible</w:t>
-            </w:r>
-          </w:p>
-        </w:tc>
-        <w:tc>
-          <w:tcPr>
-            <w:tcW w:type="pct" w:w="2600"/>
-            <w:shd w:fill="FBFAF6" w:val="clear"/>
-            <w:tcMar>
-              <w:top w:type="dxa" w:w="50"/>
-              <w:left w:type="dxa" w:w="110"/>
-              <w:bottom w:type="dxa" w:w="50"/>
-              <w:right w:type="dxa" w:w="110"/>
-            </w:tcMar>
-          </w:tcPr>
-          <w:p>
-            <w:pPr>
-              <w:spacing w:before="28" w:after="28"/>
-            </w:pPr>
-            <w:r>
-              <w:rPr>
-                <w:sz w:val="15"/>
-                <w:szCs w:val="15"/>
-              </w:rPr>
-              <w:t xml:space="preserve">Reviewed each year; contingency plans for major risks</w:t>
+              <w:t xml:space="preserve">Owned by HR, easy to check</w:t>
             </w:r>
           </w:p>
         </w:tc>
@@ -9754,460 +9554,13 @@
                 <w:sz w:val="16"/>
                 <w:szCs w:val="16"/>
               </w:rPr>
-              <w:t xml:space="preserve">Follows from the mission and vision   ·   Communicated   ·   Linked to budgets, people and investment   ·   tactics</w:t>
+              <w:t xml:space="preserve">Measurable and dated   ·   “0.48 kWh per case of juice in 2028.”   ·   “14.4 training hours per employee in 2028.”   ·   Linked to budgets, people and investment</w:t>
             </w:r>
           </w:p>
         </w:tc>
       </w:tr>
     </w:tbl>
     <w:p/>
-    <w:p>
-      <w:pPr>
-        <w:spacing w:before="20" w:after="20" w:line="360" w:lineRule="auto"/>
-        <w:ind w:left="200"/>
-      </w:pPr>
-      <w:r>
-        <w:rPr>
-          <w:sz w:val="19"/>
-          <w:szCs w:val="19"/>
-        </w:rPr>
-        <w:t xml:space="preserve">Measurable objectives are the most common weakness in practice.</w:t>
-      </w:r>
-    </w:p>
-    <w:tbl>
-      <w:tblPr>
-        <w:tblW w:type="pct" w:w="100%"/>
-        <w:tblLayout w:type="fixed"/>
-        <w:tblBorders>
-          <w:top w:val="single" w:color="353A7C" w:sz="6"/>
-          <w:left w:val="single" w:color="353A7C" w:sz="6"/>
-          <w:bottom w:val="single" w:color="353A7C" w:sz="6"/>
-          <w:right w:val="single" w:color="353A7C" w:sz="6"/>
-          <w:insideH w:val="single" w:color="353A7C" w:sz="6"/>
-          <w:insideV w:val="single" w:color="353A7C" w:sz="6"/>
-        </w:tblBorders>
-      </w:tblPr>
-      <w:tblGrid>
-        <w:gridCol w:w="2475"/>
-        <w:gridCol w:w="4098"/>
-        <w:gridCol w:w="3026"/>
-      </w:tblGrid>
-      <w:tr>
-        <w:tc>
-          <w:tcPr>
-            <w:tcW w:type="pct" w:w="5000"/>
-            <w:gridSpan w:val="3"/>
-            <w:shd w:fill="353A7C" w:val="clear"/>
-            <w:tcMar>
-              <w:top w:type="dxa" w:w="60"/>
-              <w:left w:type="dxa" w:w="120"/>
-              <w:bottom w:type="dxa" w:w="60"/>
-              <w:right w:type="dxa" w:w="120"/>
-            </w:tcMar>
-          </w:tcPr>
-          <w:p>
-            <w:pPr>
-              <w:spacing w:before="40" w:after="40"/>
-            </w:pPr>
-            <w:r>
-              <w:rPr>
-                <w:b/>
-                <w:bCs/>
-                <w:color w:val="FFFFFF"/>
-                <w:sz w:val="17"/>
-                <w:szCs w:val="17"/>
-              </w:rPr>
-              <w:t xml:space="preserve">Weak and strong objectives</w:t>
-            </w:r>
-          </w:p>
-        </w:tc>
-      </w:tr>
-      <w:tr>
-        <w:tc>
-          <w:tcPr>
-            <w:tcW w:type="pct" w:w="1289"/>
-            <w:shd w:fill="353A7C" w:val="clear"/>
-            <w:tcMar>
-              <w:top w:type="dxa" w:w="50"/>
-              <w:left w:type="dxa" w:w="110"/>
-              <w:bottom w:type="dxa" w:w="50"/>
-              <w:right w:type="dxa" w:w="110"/>
-            </w:tcMar>
-          </w:tcPr>
-          <w:p>
-            <w:pPr>
-              <w:spacing w:before="30" w:after="30"/>
-            </w:pPr>
-            <w:r>
-              <w:rPr>
-                <w:b/>
-                <w:bCs/>
-                <w:color w:val="FFFFFF"/>
-                <w:sz w:val="15"/>
-                <w:szCs w:val="15"/>
-              </w:rPr>
-              <w:t xml:space="preserve">Weak objective</w:t>
-            </w:r>
-          </w:p>
-        </w:tc>
-        <w:tc>
-          <w:tcPr>
-            <w:tcW w:type="pct" w:w="2135"/>
-            <w:shd w:fill="353A7C" w:val="clear"/>
-            <w:tcMar>
-              <w:top w:type="dxa" w:w="50"/>
-              <w:left w:type="dxa" w:w="110"/>
-              <w:bottom w:type="dxa" w:w="50"/>
-              <w:right w:type="dxa" w:w="110"/>
-            </w:tcMar>
-          </w:tcPr>
-          <w:p>
-            <w:pPr>
-              <w:spacing w:before="30" w:after="30"/>
-            </w:pPr>
-            <w:r>
-              <w:rPr>
-                <w:b/>
-                <w:bCs/>
-                <w:color w:val="FFFFFF"/>
-                <w:sz w:val="15"/>
-                <w:szCs w:val="15"/>
-              </w:rPr>
-              <w:t xml:space="preserve">Strong objective</w:t>
-            </w:r>
-          </w:p>
-        </w:tc>
-        <w:tc>
-          <w:tcPr>
-            <w:tcW w:type="pct" w:w="1576"/>
-            <w:shd w:fill="353A7C" w:val="clear"/>
-            <w:tcMar>
-              <w:top w:type="dxa" w:w="50"/>
-              <w:left w:type="dxa" w:w="110"/>
-              <w:bottom w:type="dxa" w:w="50"/>
-              <w:right w:type="dxa" w:w="110"/>
-            </w:tcMar>
-          </w:tcPr>
-          <w:p>
-            <w:pPr>
-              <w:spacing w:before="30" w:after="30"/>
-            </w:pPr>
-            <w:r>
-              <w:rPr>
-                <w:b/>
-                <w:bCs/>
-                <w:color w:val="FFFFFF"/>
-                <w:sz w:val="15"/>
-                <w:szCs w:val="15"/>
-              </w:rPr>
-              <w:t xml:space="preserve">Why it is better</w:t>
-            </w:r>
-          </w:p>
-        </w:tc>
-      </w:tr>
-      <w:tr>
-        <w:tc>
-          <w:tcPr>
-            <w:tcW w:type="pct" w:w="1289"/>
-            <w:tcMar>
-              <w:top w:type="dxa" w:w="50"/>
-              <w:left w:type="dxa" w:w="110"/>
-              <w:bottom w:type="dxa" w:w="50"/>
-              <w:right w:type="dxa" w:w="110"/>
-            </w:tcMar>
-          </w:tcPr>
-          <w:p>
-            <w:pPr>
-              <w:spacing w:before="28" w:after="28"/>
-            </w:pPr>
-            <w:r>
-              <w:rPr>
-                <w:sz w:val="15"/>
-                <w:szCs w:val="15"/>
-              </w:rPr>
-              <w:t xml:space="preserve">“Grow exports.”</w:t>
-            </w:r>
-          </w:p>
-        </w:tc>
-        <w:tc>
-          <w:tcPr>
-            <w:tcW w:type="pct" w:w="2135"/>
-            <w:shd w:fill="FFFFFF" w:val="clear"/>
-            <w:tcMar>
-              <w:top w:type="dxa" w:w="50"/>
-              <w:left w:type="dxa" w:w="110"/>
-              <w:bottom w:type="dxa" w:w="50"/>
-              <w:right w:type="dxa" w:w="110"/>
-            </w:tcMar>
-          </w:tcPr>
-          <w:p>
-            <w:pPr>
-              <w:spacing w:before="46" w:after="46"/>
-            </w:pPr>
-            <w:r>
-              <w:rPr>
-                <w:b/>
-                <w:bCs/>
-                <w:color w:val="8186EF"/>
-                <w:sz w:val="14"/>
-                <w:szCs w:val="14"/>
-              </w:rPr>
-              <w:t xml:space="preserve">(10)</w:t>
-            </w:r>
-          </w:p>
-        </w:tc>
-        <w:tc>
-          <w:tcPr>
-            <w:tcW w:type="pct" w:w="1576"/>
-            <w:tcMar>
-              <w:top w:type="dxa" w:w="50"/>
-              <w:left w:type="dxa" w:w="110"/>
-              <w:bottom w:type="dxa" w:w="50"/>
-              <w:right w:type="dxa" w:w="110"/>
-            </w:tcMar>
-          </w:tcPr>
-          <w:p>
-            <w:pPr>
-              <w:spacing w:before="28" w:after="28"/>
-            </w:pPr>
-            <w:r>
-              <w:rPr>
-                <w:sz w:val="15"/>
-                <w:szCs w:val="15"/>
-              </w:rPr>
-              <w:t xml:space="preserve">Measurable and dated</w:t>
-            </w:r>
-          </w:p>
-        </w:tc>
-      </w:tr>
-      <w:tr>
-        <w:tc>
-          <w:tcPr>
-            <w:tcW w:type="pct" w:w="1289"/>
-            <w:shd w:fill="FBFAF6" w:val="clear"/>
-            <w:tcMar>
-              <w:top w:type="dxa" w:w="50"/>
-              <w:left w:type="dxa" w:w="110"/>
-              <w:bottom w:type="dxa" w:w="50"/>
-              <w:right w:type="dxa" w:w="110"/>
-            </w:tcMar>
-          </w:tcPr>
-          <w:p>
-            <w:pPr>
-              <w:spacing w:before="28" w:after="28"/>
-            </w:pPr>
-            <w:r>
-              <w:rPr>
-                <w:sz w:val="15"/>
-                <w:szCs w:val="15"/>
-              </w:rPr>
-              <w:t xml:space="preserve">“Use less energy.”</w:t>
-            </w:r>
-          </w:p>
-        </w:tc>
-        <w:tc>
-          <w:tcPr>
-            <w:tcW w:type="pct" w:w="2135"/>
-            <w:shd w:fill="FFFFFF" w:val="clear"/>
-            <w:tcMar>
-              <w:top w:type="dxa" w:w="50"/>
-              <w:left w:type="dxa" w:w="110"/>
-              <w:bottom w:type="dxa" w:w="50"/>
-              <w:right w:type="dxa" w:w="110"/>
-            </w:tcMar>
-          </w:tcPr>
-          <w:p>
-            <w:pPr>
-              <w:spacing w:before="46" w:after="46"/>
-            </w:pPr>
-            <w:r>
-              <w:rPr>
-                <w:b/>
-                <w:bCs/>
-                <w:color w:val="8186EF"/>
-                <w:sz w:val="14"/>
-                <w:szCs w:val="14"/>
-              </w:rPr>
-              <w:t xml:space="preserve">(11)</w:t>
-            </w:r>
-          </w:p>
-        </w:tc>
-        <w:tc>
-          <w:tcPr>
-            <w:tcW w:type="pct" w:w="1576"/>
-            <w:shd w:fill="FBFAF6" w:val="clear"/>
-            <w:tcMar>
-              <w:top w:type="dxa" w:w="50"/>
-              <w:left w:type="dxa" w:w="110"/>
-              <w:bottom w:type="dxa" w:w="50"/>
-              <w:right w:type="dxa" w:w="110"/>
-            </w:tcMar>
-          </w:tcPr>
-          <w:p>
-            <w:pPr>
-              <w:spacing w:before="28" w:after="28"/>
-            </w:pPr>
-            <w:r>
-              <w:rPr>
-                <w:sz w:val="15"/>
-                <w:szCs w:val="15"/>
-              </w:rPr>
-              <w:t xml:space="preserve">A number the plant can track</w:t>
-            </w:r>
-          </w:p>
-        </w:tc>
-      </w:tr>
-      <w:tr>
-        <w:tc>
-          <w:tcPr>
-            <w:tcW w:type="pct" w:w="1289"/>
-            <w:tcMar>
-              <w:top w:type="dxa" w:w="50"/>
-              <w:left w:type="dxa" w:w="110"/>
-              <w:bottom w:type="dxa" w:w="50"/>
-              <w:right w:type="dxa" w:w="110"/>
-            </w:tcMar>
-          </w:tcPr>
-          <w:p>
-            <w:pPr>
-              <w:spacing w:before="28" w:after="28"/>
-            </w:pPr>
-            <w:r>
-              <w:rPr>
-                <w:sz w:val="15"/>
-                <w:szCs w:val="15"/>
-              </w:rPr>
-              <w:t xml:space="preserve">“Train people more.”</w:t>
-            </w:r>
-          </w:p>
-        </w:tc>
-        <w:tc>
-          <w:tcPr>
-            <w:tcW w:type="pct" w:w="2135"/>
-            <w:tcMar>
-              <w:top w:type="dxa" w:w="50"/>
-              <w:left w:type="dxa" w:w="110"/>
-              <w:bottom w:type="dxa" w:w="50"/>
-              <w:right w:type="dxa" w:w="110"/>
-            </w:tcMar>
-          </w:tcPr>
-          <w:p>
-            <w:pPr>
-              <w:spacing w:before="28" w:after="28"/>
-            </w:pPr>
-            <w:r>
-              <w:rPr>
-                <w:sz w:val="15"/>
-                <w:szCs w:val="15"/>
-              </w:rPr>
-              <w:t xml:space="preserve">“14.4 training hours per employee in 2028.”</w:t>
-            </w:r>
-          </w:p>
-        </w:tc>
-        <w:tc>
-          <w:tcPr>
-            <w:tcW w:type="pct" w:w="1576"/>
-            <w:shd w:fill="FFFFFF" w:val="clear"/>
-            <w:tcMar>
-              <w:top w:type="dxa" w:w="50"/>
-              <w:left w:type="dxa" w:w="110"/>
-              <w:bottom w:type="dxa" w:w="50"/>
-              <w:right w:type="dxa" w:w="110"/>
-            </w:tcMar>
-          </w:tcPr>
-          <w:p>
-            <w:pPr>
-              <w:spacing w:before="46" w:after="46"/>
-            </w:pPr>
-            <w:r>
-              <w:rPr>
-                <w:b/>
-                <w:bCs/>
-                <w:color w:val="8186EF"/>
-                <w:sz w:val="14"/>
-                <w:szCs w:val="14"/>
-              </w:rPr>
-              <w:t xml:space="preserve">(12)</w:t>
-            </w:r>
-          </w:p>
-        </w:tc>
-      </w:tr>
-    </w:tbl>
-    <w:p/>
-    <w:tbl>
-      <w:tblPr>
-        <w:tblW w:type="pct" w:w="100%"/>
-        <w:tblLayout w:type="fixed"/>
-        <w:tblBorders>
-          <w:top w:val="single" w:color="FBFAF6" w:sz="4"/>
-          <w:left w:val="single" w:color="FBFAF6" w:sz="4"/>
-          <w:bottom w:val="single" w:color="FBFAF6" w:sz="4"/>
-          <w:right w:val="single" w:color="FBFAF6" w:sz="4"/>
-          <w:insideH w:val="single" w:color="FBFAF6" w:sz="4"/>
-          <w:insideV w:val="single" w:color="FBFAF6" w:sz="4"/>
-        </w:tblBorders>
-      </w:tblPr>
-      <w:tblGrid>
-        <w:gridCol w:w="9600"/>
-      </w:tblGrid>
-      <w:tr>
-        <w:tc>
-          <w:tcPr>
-            <w:tcW w:type="pct" w:w="5000"/>
-            <w:shd w:fill="FBFAF6" w:val="clear"/>
-            <w:tcMar>
-              <w:top w:type="dxa" w:w="40"/>
-              <w:left w:type="dxa" w:w="100"/>
-              <w:bottom w:type="dxa" w:w="40"/>
-              <w:right w:type="dxa" w:w="100"/>
-            </w:tcMar>
-          </w:tcPr>
-          <w:p>
-            <w:pPr>
-              <w:spacing w:before="18" w:after="6"/>
-            </w:pPr>
-            <w:r>
-              <w:rPr>
-                <w:b/>
-                <w:bCs/>
-                <w:color w:val="6B7280"/>
-                <w:sz w:val="14"/>
-                <w:szCs w:val="14"/>
-              </w:rPr>
-              <w:t xml:space="preserve">word list</w:t>
-            </w:r>
-          </w:p>
-          <w:p>
-            <w:pPr>
-              <w:spacing w:before="0" w:after="18"/>
-            </w:pPr>
-            <w:r>
-              <w:rPr>
-                <w:b/>
-                <w:bCs/>
-                <w:color w:val="353A7C"/>
-                <w:sz w:val="16"/>
-                <w:szCs w:val="16"/>
-              </w:rPr>
-              <w:t xml:space="preserve">“Exports 20.4% of revenue in 2028.”   ·   Reviewed each year; contingency plans for major risks   ·   “0.48 kWh per case of juice in 2028.”   ·   Owned by HR, easy to check</w:t>
-            </w:r>
-          </w:p>
-        </w:tc>
-      </w:tr>
-    </w:tbl>
-    <w:p/>
-    <w:p>
-      <w:pPr>
-        <w:pageBreakBefore w:val="true"/>
-        <w:spacing w:after="0"/>
-      </w:pPr>
-      <w:r>
-        <w:rPr>
-          <w:sz w:val="2"/>
-        </w:rPr>
-        <w:t xml:space="preserve"> </w:t>
-      </w:r>
-    </w:p>
     <w:p>
       <w:pPr>
         <w:spacing w:before="44" w:after="10"/>
@@ -10467,14 +9820,14 @@
                 <w:sz w:val="16"/>
                 <w:szCs w:val="16"/>
               </w:rPr>
-              <w:t xml:space="preserve">9  </w:t>
-            </w:r>
-            <w:r>
-              <w:rPr>
-                <w:sz w:val="16"/>
-                <w:szCs w:val="16"/>
-              </w:rPr>
-              <w:t xml:space="preserve">Linked to budgets, people and investment</w:t>
+              <w:t xml:space="preserve">8  </w:t>
+            </w:r>
+            <w:r>
+              <w:rPr>
+                <w:sz w:val="16"/>
+                <w:szCs w:val="16"/>
+              </w:rPr>
+              <w:t xml:space="preserve">Measurable and dated</w:t>
             </w:r>
           </w:p>
         </w:tc>
@@ -10535,14 +9888,14 @@
                 <w:sz w:val="16"/>
                 <w:szCs w:val="16"/>
               </w:rPr>
-              <w:t xml:space="preserve">10  </w:t>
-            </w:r>
-            <w:r>
-              <w:rPr>
-                <w:sz w:val="16"/>
-                <w:szCs w:val="16"/>
-              </w:rPr>
-              <w:t xml:space="preserve">“Exports 20.4% of revenue in 2028.”</w:t>
+              <w:t xml:space="preserve">9  </w:t>
+            </w:r>
+            <w:r>
+              <w:rPr>
+                <w:sz w:val="16"/>
+                <w:szCs w:val="16"/>
+              </w:rPr>
+              <w:t xml:space="preserve">“0.48 kWh per case of juice in 2028.”</w:t>
             </w:r>
           </w:p>
         </w:tc>
@@ -10577,7 +9930,7 @@
                 <w:sz w:val="16"/>
                 <w:szCs w:val="16"/>
               </w:rPr>
-              <w:t xml:space="preserve">measurable</w:t>
+              <w:t xml:space="preserve">realistic</w:t>
             </w:r>
           </w:p>
         </w:tc>
@@ -10603,14 +9956,14 @@
                 <w:sz w:val="16"/>
                 <w:szCs w:val="16"/>
               </w:rPr>
-              <w:t xml:space="preserve">11  </w:t>
-            </w:r>
-            <w:r>
-              <w:rPr>
-                <w:sz w:val="16"/>
-                <w:szCs w:val="16"/>
-              </w:rPr>
-              <w:t xml:space="preserve">“0.48 kWh per case of juice in 2028.”</w:t>
+              <w:t xml:space="preserve">10  </w:t>
+            </w:r>
+            <w:r>
+              <w:rPr>
+                <w:sz w:val="16"/>
+                <w:szCs w:val="16"/>
+              </w:rPr>
+              <w:t xml:space="preserve">“14.4 training hours per employee in 2028.”</w:t>
             </w:r>
           </w:p>
         </w:tc>
@@ -10671,14 +10024,14 @@
                 <w:sz w:val="16"/>
                 <w:szCs w:val="16"/>
               </w:rPr>
-              <w:t xml:space="preserve">12  </w:t>
-            </w:r>
-            <w:r>
-              <w:rPr>
-                <w:sz w:val="16"/>
-                <w:szCs w:val="16"/>
-              </w:rPr>
-              <w:t xml:space="preserve">Owned by HR, easy to check</w:t>
+              <w:t xml:space="preserve">11  </w:t>
+            </w:r>
+            <w:r>
+              <w:rPr>
+                <w:sz w:val="16"/>
+                <w:szCs w:val="16"/>
+              </w:rPr>
+              <w:t xml:space="preserve">Measurable goals</w:t>
             </w:r>
           </w:p>
         </w:tc>
@@ -10713,7 +10066,7 @@
                 <w:sz w:val="16"/>
                 <w:szCs w:val="16"/>
               </w:rPr>
-              <w:t xml:space="preserve">objectives</w:t>
+              <w:t xml:space="preserve">managers</w:t>
             </w:r>
           </w:p>
         </w:tc>
@@ -10739,14 +10092,14 @@
                 <w:sz w:val="16"/>
                 <w:szCs w:val="16"/>
               </w:rPr>
-              <w:t xml:space="preserve">13  </w:t>
-            </w:r>
-            <w:r>
-              <w:rPr>
-                <w:sz w:val="16"/>
-                <w:szCs w:val="16"/>
-              </w:rPr>
-              <w:t xml:space="preserve">Measurable goals</w:t>
+              <w:t xml:space="preserve">12  </w:t>
+            </w:r>
+            <w:r>
+              <w:rPr>
+                <w:sz w:val="16"/>
+                <w:szCs w:val="16"/>
+              </w:rPr>
+              <w:t xml:space="preserve">Realistic</w:t>
             </w:r>
           </w:p>
         </w:tc>
@@ -10781,7 +10134,7 @@
                 <w:sz w:val="16"/>
                 <w:szCs w:val="16"/>
               </w:rPr>
-              <w:t xml:space="preserve">contribute</w:t>
+              <w:t xml:space="preserve">understand</w:t>
             </w:r>
           </w:p>
         </w:tc>
@@ -10807,14 +10160,14 @@
                 <w:sz w:val="16"/>
                 <w:szCs w:val="16"/>
               </w:rPr>
-              <w:t xml:space="preserve">14  </w:t>
-            </w:r>
-            <w:r>
-              <w:rPr>
-                <w:sz w:val="16"/>
-                <w:szCs w:val="16"/>
-              </w:rPr>
-              <w:t xml:space="preserve">Realistic</w:t>
+              <w:t xml:space="preserve">13  </w:t>
+            </w:r>
+            <w:r>
+              <w:rPr>
+                <w:sz w:val="16"/>
+                <w:szCs w:val="16"/>
+              </w:rPr>
+              <w:t xml:space="preserve">Flexible</w:t>
             </w:r>
           </w:p>
         </w:tc>
@@ -10849,75 +10202,7 @@
                 <w:sz w:val="16"/>
                 <w:szCs w:val="16"/>
               </w:rPr>
-              <w:t xml:space="preserve">Follows from the mission and vision</w:t>
-            </w:r>
-          </w:p>
-        </w:tc>
-        <w:tc>
-          <w:tcPr>
-            <w:tcW w:type="pct" w:w="2500"/>
-            <w:tcMar>
-              <w:top w:type="dxa" w:w="20"/>
-              <w:left w:type="dxa" w:w="80"/>
-              <w:bottom w:type="dxa" w:w="20"/>
-              <w:right w:type="dxa" w:w="80"/>
-            </w:tcMar>
-          </w:tcPr>
-          <w:p>
-            <w:pPr>
-              <w:spacing w:before="12" w:after="12"/>
-            </w:pPr>
-            <w:r>
-              <w:rPr>
-                <w:b/>
-                <w:bCs/>
-                <w:color w:val="8186EF"/>
-                <w:sz w:val="16"/>
-                <w:szCs w:val="16"/>
-              </w:rPr>
-              <w:t xml:space="preserve">15  </w:t>
-            </w:r>
-            <w:r>
-              <w:rPr>
-                <w:sz w:val="16"/>
-                <w:szCs w:val="16"/>
-              </w:rPr>
-              <w:t xml:space="preserve">Flexible</w:t>
-            </w:r>
-          </w:p>
-        </w:tc>
-      </w:tr>
-      <w:tr>
-        <w:tc>
-          <w:tcPr>
-            <w:tcW w:type="pct" w:w="2500"/>
-            <w:tcMar>
-              <w:top w:type="dxa" w:w="20"/>
-              <w:left w:type="dxa" w:w="80"/>
-              <w:bottom w:type="dxa" w:w="20"/>
-              <w:right w:type="dxa" w:w="80"/>
-            </w:tcMar>
-          </w:tcPr>
-          <w:p>
-            <w:pPr>
-              <w:spacing w:before="12" w:after="12"/>
-            </w:pPr>
-            <w:r>
-              <w:rPr>
-                <w:b/>
-                <w:bCs/>
-                <w:color w:val="8186EF"/>
-                <w:sz w:val="16"/>
-                <w:szCs w:val="16"/>
-              </w:rPr>
-              <w:t xml:space="preserve">8  </w:t>
-            </w:r>
-            <w:r>
-              <w:rPr>
-                <w:sz w:val="16"/>
-                <w:szCs w:val="16"/>
-              </w:rPr>
-              <w:t xml:space="preserve">Communicated</w:t>
+              <w:t xml:space="preserve">contingency</w:t>
             </w:r>
           </w:p>
         </w:tc>
@@ -10983,7 +10268,7 @@
           <w:sz w:val="15"/>
           <w:szCs w:val="15"/>
         </w:rPr>
-        <w:t xml:space="preserve">A successful strategic plan gives a clear direction that follows from the mission. Its goals are measurable and realistic, based on a careful study of the company and its environment. It is also shared: managers help set their own objectives and understand how they contribute. It is linked to resources, so that people and money are available, and it is reviewed regularly, with contingency plans for the main risks.</w:t>
+        <w:t xml:space="preserve">A successful strategic plan gives a clear direction that follows from the mission. Its goals are measurable and realistic, based on a careful study of the company and its environment. It is also shared: managers help set their own objectives and understand how they contribute. It is linked to resources, so that people and money are available, and it is reviewed regularly, with contingency plans for the main risks. Measurable objectives are the most common weakness in practice.</w:t>
       </w:r>
     </w:p>
     <w:p>
@@ -11090,7 +10375,7 @@
           <w:sz w:val="16"/>
           <w:szCs w:val="16"/>
         </w:rPr>
-        <w:t xml:space="preserve">      gaps 1–5</w:t>
+        <w:t xml:space="preserve">      gaps 1–4</w:t>
       </w:r>
     </w:p>
     <w:p>
@@ -11135,7 +10420,7 @@
           <w:sz w:val="19"/>
           <w:szCs w:val="19"/>
         </w:rPr>
-        <w:t xml:space="preserve"> all five goals from the 2032 targets to the 2028 </w:t>
+        <w:t xml:space="preserve"> all five goals from the 2032 </w:t>
       </w:r>
       <w:r>
         <w:rPr>
@@ -11153,7 +10438,7 @@
           <w:sz w:val="19"/>
           <w:szCs w:val="19"/>
         </w:rPr>
-        <w:t xml:space="preserve">            </w:t>
+        <w:t xml:space="preserve">           </w:t>
       </w:r>
       <w:r>
         <w:rPr>
@@ -11167,14 +10452,7 @@
           <w:sz w:val="19"/>
           <w:szCs w:val="19"/>
         </w:rPr>
-        <w:t xml:space="preserve"> and the main tactic for each. </w:t>
-      </w:r>
-      <w:r>
-        <w:rPr>
-          <w:sz w:val="19"/>
-          <w:szCs w:val="19"/>
-        </w:rPr>
-        <w:t xml:space="preserve">Plan </w:t>
+        <w:t xml:space="preserve"> to the 2028 </w:t>
       </w:r>
       <w:r>
         <w:rPr>
@@ -11192,7 +10470,7 @@
           <w:sz w:val="19"/>
           <w:szCs w:val="19"/>
         </w:rPr>
-        <w:t xml:space="preserve">           </w:t>
+        <w:t xml:space="preserve">            </w:t>
       </w:r>
       <w:r>
         <w:rPr>
@@ -11206,7 +10484,14 @@
           <w:sz w:val="19"/>
           <w:szCs w:val="19"/>
         </w:rPr>
-        <w:t xml:space="preserve">: 2028 to 2032, 5 years; baseline year 2027. </w:t>
+        <w:t xml:space="preserve"> and the main tactic for each. </w:t>
+      </w:r>
+      <w:r>
+        <w:rPr>
+          <w:sz w:val="19"/>
+          <w:szCs w:val="19"/>
+        </w:rPr>
+        <w:t xml:space="preserve">Plan period: 2028 to 2032, 5 years; baseline year 2027. </w:t>
       </w:r>
       <w:r>
         <w:rPr>
@@ -11252,39 +10537,7 @@
           <w:sz w:val="19"/>
           <w:szCs w:val="19"/>
         </w:rPr>
-        <w:t xml:space="preserve">Return on </w:t>
-      </w:r>
-      <w:r>
-        <w:rPr>
-          <w:b/>
-          <w:bCs/>
-          <w:color w:val="8186EF"/>
-          <w:sz w:val="15"/>
-          <w:szCs w:val="15"/>
-        </w:rPr>
-        <w:t xml:space="preserve"> (5) </w:t>
-      </w:r>
-      <w:r>
-        <w:rPr>
-          <w:u w:val="single"/>
-          <w:sz w:val="19"/>
-          <w:szCs w:val="19"/>
-        </w:rPr>
-        <w:t xml:space="preserve">            </w:t>
-      </w:r>
-      <w:r>
-        <w:rPr>
-          <w:sz w:val="19"/>
-          <w:szCs w:val="19"/>
-        </w:rPr>
-        <w:t xml:space="preserve"> </w:t>
-      </w:r>
-      <w:r>
-        <w:rPr>
-          <w:sz w:val="19"/>
-          <w:szCs w:val="19"/>
-        </w:rPr>
-        <w:t xml:space="preserve"> must rise from 11.0% to 15.0%, so the first-year objective is 11.8%. </w:t>
+        <w:t xml:space="preserve">Return on investment must rise from 11.0% to 15.0%, so the first-year objective is 11.8%. </w:t>
       </w:r>
     </w:p>
     <w:tbl>
@@ -11342,7 +10595,7 @@
                 <w:sz w:val="16"/>
                 <w:szCs w:val="16"/>
               </w:rPr>
-              <w:t xml:space="preserve">Method   ·   period   ·   operational   ·   follows   ·   objectives   ·   investment</w:t>
+              <w:t xml:space="preserve">objectives   ·   Method   ·   follows   ·   targets   ·   operational</w:t>
             </w:r>
           </w:p>
         </w:tc>
@@ -11581,6 +10834,103 @@
         <w:tc>
           <w:tcPr>
             <w:tcW w:type="pct" w:w="1664"/>
+            <w:tcMar>
+              <w:top w:type="dxa" w:w="50"/>
+              <w:left w:type="dxa" w:w="110"/>
+              <w:bottom w:type="dxa" w:w="50"/>
+              <w:right w:type="dxa" w:w="110"/>
+            </w:tcMar>
+          </w:tcPr>
+          <w:p>
+            <w:pPr>
+              <w:spacing w:before="28" w:after="28"/>
+            </w:pPr>
+            <w:r>
+              <w:rPr>
+                <w:sz w:val="15"/>
+                <w:szCs w:val="15"/>
+              </w:rPr>
+              <w:t xml:space="preserve">Gulf retail chains; private-label tahini</w:t>
+            </w:r>
+          </w:p>
+        </w:tc>
+      </w:tr>
+      <w:tr>
+        <w:tc>
+          <w:tcPr>
+            <w:tcW w:type="pct" w:w="2200"/>
+            <w:shd w:fill="FBFAF6" w:val="clear"/>
+            <w:tcMar>
+              <w:top w:type="dxa" w:w="50"/>
+              <w:left w:type="dxa" w:w="110"/>
+              <w:bottom w:type="dxa" w:w="50"/>
+              <w:right w:type="dxa" w:w="110"/>
+            </w:tcMar>
+          </w:tcPr>
+          <w:p>
+            <w:pPr>
+              <w:spacing w:before="28" w:after="28"/>
+            </w:pPr>
+            <w:r>
+              <w:rPr>
+                <w:sz w:val="15"/>
+                <w:szCs w:val="15"/>
+              </w:rPr>
+              <w:t xml:space="preserve">Revenue from products launched in the last three years</w:t>
+            </w:r>
+          </w:p>
+        </w:tc>
+        <w:tc>
+          <w:tcPr>
+            <w:tcW w:type="pct" w:w="568"/>
+            <w:shd w:fill="FBFAF6" w:val="clear"/>
+            <w:tcMar>
+              <w:top w:type="dxa" w:w="50"/>
+              <w:left w:type="dxa" w:w="110"/>
+              <w:bottom w:type="dxa" w:w="50"/>
+              <w:right w:type="dxa" w:w="110"/>
+            </w:tcMar>
+          </w:tcPr>
+          <w:p>
+            <w:pPr>
+              <w:spacing w:before="28" w:after="28"/>
+            </w:pPr>
+            <w:r>
+              <w:rPr>
+                <w:sz w:val="15"/>
+                <w:szCs w:val="15"/>
+              </w:rPr>
+              <w:t xml:space="preserve">15.0%</w:t>
+            </w:r>
+          </w:p>
+        </w:tc>
+        <w:tc>
+          <w:tcPr>
+            <w:tcW w:type="pct" w:w="568"/>
+            <w:shd w:fill="FBFAF6" w:val="clear"/>
+            <w:tcMar>
+              <w:top w:type="dxa" w:w="50"/>
+              <w:left w:type="dxa" w:w="110"/>
+              <w:bottom w:type="dxa" w:w="50"/>
+              <w:right w:type="dxa" w:w="110"/>
+            </w:tcMar>
+          </w:tcPr>
+          <w:p>
+            <w:pPr>
+              <w:spacing w:before="28" w:after="28"/>
+            </w:pPr>
+            <w:r>
+              <w:rPr>
+                <w:sz w:val="15"/>
+                <w:szCs w:val="15"/>
+              </w:rPr>
+              <w:t xml:space="preserve">7.8%</w:t>
+            </w:r>
+          </w:p>
+        </w:tc>
+        <w:tc>
+          <w:tcPr>
+            <w:tcW w:type="pct" w:w="1664"/>
             <w:shd w:fill="FFFFFF" w:val="clear"/>
             <w:tcMar>
               <w:top w:type="dxa" w:w="50"/>
@@ -11601,7 +10951,7 @@
                 <w:sz w:val="14"/>
                 <w:szCs w:val="14"/>
               </w:rPr>
-              <w:t xml:space="preserve">(6)</w:t>
+              <w:t xml:space="preserve">(5)</w:t>
             </w:r>
           </w:p>
         </w:tc>
@@ -11610,7 +10960,6 @@
         <w:tc>
           <w:tcPr>
             <w:tcW w:type="pct" w:w="2200"/>
-            <w:shd w:fill="FBFAF6" w:val="clear"/>
             <w:tcMar>
               <w:top w:type="dxa" w:w="50"/>
               <w:left w:type="dxa" w:w="110"/>
@@ -11627,14 +10976,13 @@
                 <w:sz w:val="15"/>
                 <w:szCs w:val="15"/>
               </w:rPr>
-              <w:t xml:space="preserve">Revenue from products launched in the last three years</w:t>
+              <w:t xml:space="preserve">Return on investment</w:t>
             </w:r>
           </w:p>
         </w:tc>
         <w:tc>
           <w:tcPr>
             <w:tcW w:type="pct" w:w="568"/>
-            <w:shd w:fill="FBFAF6" w:val="clear"/>
             <w:tcMar>
               <w:top w:type="dxa" w:w="50"/>
               <w:left w:type="dxa" w:w="110"/>
@@ -11658,7 +11006,6 @@
         <w:tc>
           <w:tcPr>
             <w:tcW w:type="pct" w:w="568"/>
-            <w:shd w:fill="FBFAF6" w:val="clear"/>
             <w:tcMar>
               <w:top w:type="dxa" w:w="50"/>
               <w:left w:type="dxa" w:w="110"/>
@@ -11675,7 +11022,7 @@
                 <w:sz w:val="15"/>
                 <w:szCs w:val="15"/>
               </w:rPr>
-              <w:t xml:space="preserve">7.8%</w:t>
+              <w:t xml:space="preserve">11.8%</w:t>
             </w:r>
           </w:p>
         </w:tc>
@@ -11702,7 +11049,7 @@
                 <w:sz w:val="14"/>
                 <w:szCs w:val="14"/>
               </w:rPr>
-              <w:t xml:space="preserve">(7)</w:t>
+              <w:t xml:space="preserve">(6)</w:t>
             </w:r>
           </w:p>
         </w:tc>
@@ -11711,6 +11058,7 @@
         <w:tc>
           <w:tcPr>
             <w:tcW w:type="pct" w:w="2200"/>
+            <w:shd w:fill="FBFAF6" w:val="clear"/>
             <w:tcMar>
               <w:top w:type="dxa" w:w="50"/>
               <w:left w:type="dxa" w:w="110"/>
@@ -11727,59 +11075,13 @@
                 <w:sz w:val="15"/>
                 <w:szCs w:val="15"/>
               </w:rPr>
-              <w:t xml:space="preserve">Return on investment</w:t>
+              <w:t xml:space="preserve">Energy per case of juice (kWh)</w:t>
             </w:r>
           </w:p>
         </w:tc>
         <w:tc>
           <w:tcPr>
             <w:tcW w:type="pct" w:w="568"/>
-            <w:tcMar>
-              <w:top w:type="dxa" w:w="50"/>
-              <w:left w:type="dxa" w:w="110"/>
-              <w:bottom w:type="dxa" w:w="50"/>
-              <w:right w:type="dxa" w:w="110"/>
-            </w:tcMar>
-          </w:tcPr>
-          <w:p>
-            <w:pPr>
-              <w:spacing w:before="28" w:after="28"/>
-            </w:pPr>
-            <w:r>
-              <w:rPr>
-                <w:sz w:val="15"/>
-                <w:szCs w:val="15"/>
-              </w:rPr>
-              <w:t xml:space="preserve">15.0%</w:t>
-            </w:r>
-          </w:p>
-        </w:tc>
-        <w:tc>
-          <w:tcPr>
-            <w:tcW w:type="pct" w:w="568"/>
-            <w:tcMar>
-              <w:top w:type="dxa" w:w="50"/>
-              <w:left w:type="dxa" w:w="110"/>
-              <w:bottom w:type="dxa" w:w="50"/>
-              <w:right w:type="dxa" w:w="110"/>
-            </w:tcMar>
-          </w:tcPr>
-          <w:p>
-            <w:pPr>
-              <w:spacing w:before="28" w:after="28"/>
-            </w:pPr>
-            <w:r>
-              <w:rPr>
-                <w:sz w:val="15"/>
-                <w:szCs w:val="15"/>
-              </w:rPr>
-              <w:t xml:space="preserve">11.8%</w:t>
-            </w:r>
-          </w:p>
-        </w:tc>
-        <w:tc>
-          <w:tcPr>
-            <w:tcW w:type="pct" w:w="1664"/>
             <w:shd w:fill="FFFFFF" w:val="clear"/>
             <w:tcMar>
               <w:top w:type="dxa" w:w="50"/>
@@ -11800,15 +11102,13 @@
                 <w:sz w:val="14"/>
                 <w:szCs w:val="14"/>
               </w:rPr>
-              <w:t xml:space="preserve">(8)</w:t>
-            </w:r>
-          </w:p>
-        </w:tc>
-      </w:tr>
-      <w:tr>
-        <w:tc>
-          <w:tcPr>
-            <w:tcW w:type="pct" w:w="2200"/>
+              <w:t xml:space="preserve">(7)</w:t>
+            </w:r>
+          </w:p>
+        </w:tc>
+        <w:tc>
+          <w:tcPr>
+            <w:tcW w:type="pct" w:w="568"/>
             <w:shd w:fill="FBFAF6" w:val="clear"/>
             <w:tcMar>
               <w:top w:type="dxa" w:w="50"/>
@@ -11826,7 +11126,79 @@
                 <w:sz w:val="15"/>
                 <w:szCs w:val="15"/>
               </w:rPr>
-              <w:t xml:space="preserve">Energy per case of juice (kWh)</w:t>
+              <w:t xml:space="preserve">0.48 kWh</w:t>
+            </w:r>
+          </w:p>
+        </w:tc>
+        <w:tc>
+          <w:tcPr>
+            <w:tcW w:type="pct" w:w="1664"/>
+            <w:shd w:fill="FBFAF6" w:val="clear"/>
+            <w:tcMar>
+              <w:top w:type="dxa" w:w="50"/>
+              <w:left w:type="dxa" w:w="110"/>
+              <w:bottom w:type="dxa" w:w="50"/>
+              <w:right w:type="dxa" w:w="110"/>
+            </w:tcMar>
+          </w:tcPr>
+          <w:p>
+            <w:pPr>
+              <w:spacing w:before="28" w:after="28"/>
+            </w:pPr>
+            <w:r>
+              <w:rPr>
+                <w:sz w:val="15"/>
+                <w:szCs w:val="15"/>
+              </w:rPr>
+              <w:t xml:space="preserve">New filling-line motors; kaizen on changeovers</w:t>
+            </w:r>
+          </w:p>
+        </w:tc>
+      </w:tr>
+      <w:tr>
+        <w:tc>
+          <w:tcPr>
+            <w:tcW w:type="pct" w:w="2200"/>
+            <w:tcMar>
+              <w:top w:type="dxa" w:w="50"/>
+              <w:left w:type="dxa" w:w="110"/>
+              <w:bottom w:type="dxa" w:w="50"/>
+              <w:right w:type="dxa" w:w="110"/>
+            </w:tcMar>
+          </w:tcPr>
+          <w:p>
+            <w:pPr>
+              <w:spacing w:before="28" w:after="28"/>
+            </w:pPr>
+            <w:r>
+              <w:rPr>
+                <w:sz w:val="15"/>
+                <w:szCs w:val="15"/>
+              </w:rPr>
+              <w:t xml:space="preserve">Training hours per employee a year</w:t>
+            </w:r>
+          </w:p>
+        </w:tc>
+        <w:tc>
+          <w:tcPr>
+            <w:tcW w:type="pct" w:w="568"/>
+            <w:tcMar>
+              <w:top w:type="dxa" w:w="50"/>
+              <w:left w:type="dxa" w:w="110"/>
+              <w:bottom w:type="dxa" w:w="50"/>
+              <w:right w:type="dxa" w:w="110"/>
+            </w:tcMar>
+          </w:tcPr>
+          <w:p>
+            <w:pPr>
+              <w:spacing w:before="28" w:after="28"/>
+            </w:pPr>
+            <w:r>
+              <w:rPr>
+                <w:sz w:val="15"/>
+                <w:szCs w:val="15"/>
+              </w:rPr>
+              <w:t xml:space="preserve">24 h</w:t>
             </w:r>
           </w:p>
         </w:tc>
@@ -11853,14 +11225,13 @@
                 <w:sz w:val="14"/>
                 <w:szCs w:val="14"/>
               </w:rPr>
-              <w:t xml:space="preserve">(9)</w:t>
-            </w:r>
-          </w:p>
-        </w:tc>
-        <w:tc>
-          <w:tcPr>
-            <w:tcW w:type="pct" w:w="568"/>
-            <w:shd w:fill="FBFAF6" w:val="clear"/>
+              <w:t xml:space="preserve">(8)</w:t>
+            </w:r>
+          </w:p>
+        </w:tc>
+        <w:tc>
+          <w:tcPr>
+            <w:tcW w:type="pct" w:w="1664"/>
             <w:tcMar>
               <w:top w:type="dxa" w:w="50"/>
               <w:left w:type="dxa" w:w="110"/>
@@ -11877,129 +11248,7 @@
                 <w:sz w:val="15"/>
                 <w:szCs w:val="15"/>
               </w:rPr>
-              <w:t xml:space="preserve">0.48 kWh</w:t>
-            </w:r>
-          </w:p>
-        </w:tc>
-        <w:tc>
-          <w:tcPr>
-            <w:tcW w:type="pct" w:w="1664"/>
-            <w:shd w:fill="FBFAF6" w:val="clear"/>
-            <w:tcMar>
-              <w:top w:type="dxa" w:w="50"/>
-              <w:left w:type="dxa" w:w="110"/>
-              <w:bottom w:type="dxa" w:w="50"/>
-              <w:right w:type="dxa" w:w="110"/>
-            </w:tcMar>
-          </w:tcPr>
-          <w:p>
-            <w:pPr>
-              <w:spacing w:before="28" w:after="28"/>
-            </w:pPr>
-            <w:r>
-              <w:rPr>
-                <w:sz w:val="15"/>
-                <w:szCs w:val="15"/>
-              </w:rPr>
-              <w:t xml:space="preserve">New filling-line motors; kaizen on changeovers</w:t>
-            </w:r>
-          </w:p>
-        </w:tc>
-      </w:tr>
-      <w:tr>
-        <w:tc>
-          <w:tcPr>
-            <w:tcW w:type="pct" w:w="2200"/>
-            <w:tcMar>
-              <w:top w:type="dxa" w:w="50"/>
-              <w:left w:type="dxa" w:w="110"/>
-              <w:bottom w:type="dxa" w:w="50"/>
-              <w:right w:type="dxa" w:w="110"/>
-            </w:tcMar>
-          </w:tcPr>
-          <w:p>
-            <w:pPr>
-              <w:spacing w:before="28" w:after="28"/>
-            </w:pPr>
-            <w:r>
-              <w:rPr>
-                <w:sz w:val="15"/>
-                <w:szCs w:val="15"/>
-              </w:rPr>
-              <w:t xml:space="preserve">Training hours per employee a year</w:t>
-            </w:r>
-          </w:p>
-        </w:tc>
-        <w:tc>
-          <w:tcPr>
-            <w:tcW w:type="pct" w:w="568"/>
-            <w:tcMar>
-              <w:top w:type="dxa" w:w="50"/>
-              <w:left w:type="dxa" w:w="110"/>
-              <w:bottom w:type="dxa" w:w="50"/>
-              <w:right w:type="dxa" w:w="110"/>
-            </w:tcMar>
-          </w:tcPr>
-          <w:p>
-            <w:pPr>
-              <w:spacing w:before="28" w:after="28"/>
-            </w:pPr>
-            <w:r>
-              <w:rPr>
-                <w:sz w:val="15"/>
-                <w:szCs w:val="15"/>
-              </w:rPr>
-              <w:t xml:space="preserve">24 h</w:t>
-            </w:r>
-          </w:p>
-        </w:tc>
-        <w:tc>
-          <w:tcPr>
-            <w:tcW w:type="pct" w:w="568"/>
-            <w:tcMar>
-              <w:top w:type="dxa" w:w="50"/>
-              <w:left w:type="dxa" w:w="110"/>
-              <w:bottom w:type="dxa" w:w="50"/>
-              <w:right w:type="dxa" w:w="110"/>
-            </w:tcMar>
-          </w:tcPr>
-          <w:p>
-            <w:pPr>
-              <w:spacing w:before="28" w:after="28"/>
-            </w:pPr>
-            <w:r>
-              <w:rPr>
-                <w:sz w:val="15"/>
-                <w:szCs w:val="15"/>
-              </w:rPr>
-              <w:t xml:space="preserve">14.4 h</w:t>
-            </w:r>
-          </w:p>
-        </w:tc>
-        <w:tc>
-          <w:tcPr>
-            <w:tcW w:type="pct" w:w="1664"/>
-            <w:shd w:fill="FFFFFF" w:val="clear"/>
-            <w:tcMar>
-              <w:top w:type="dxa" w:w="50"/>
-              <w:left w:type="dxa" w:w="110"/>
-              <w:bottom w:type="dxa" w:w="50"/>
-              <w:right w:type="dxa" w:w="110"/>
-            </w:tcMar>
-          </w:tcPr>
-          <w:p>
-            <w:pPr>
-              <w:spacing w:before="46" w:after="46"/>
-            </w:pPr>
-            <w:r>
-              <w:rPr>
-                <w:b/>
-                <w:bCs/>
-                <w:color w:val="8186EF"/>
-                <w:sz w:val="14"/>
-                <w:szCs w:val="14"/>
-              </w:rPr>
-              <w:t xml:space="preserve">(10)</w:t>
+              <w:t xml:space="preserve">Supervisor and quality courses</w:t>
             </w:r>
           </w:p>
         </w:tc>
@@ -12061,7 +11310,7 @@
                 <w:sz w:val="16"/>
                 <w:szCs w:val="16"/>
               </w:rPr>
-              <w:t xml:space="preserve">Sell unused equipment; tighter stock control   ·   Gulf retail chains; private-label tahini   ·   Launch sugar-free halva and juice   ·   Supervisor and quality courses   ·   0.40 kWh   ·   Plan period</w:t>
+              <w:t xml:space="preserve">0.40 kWh   ·   Launch sugar-free halva and juice   ·   Sell unused equipment; tighter stock control   ·   Gulf retail chains; private-label tahini   ·   14.4 h</w:t>
             </w:r>
           </w:p>
         </w:tc>
@@ -12208,7 +11457,7 @@
           <w:sz w:val="16"/>
           <w:szCs w:val="16"/>
         </w:rPr>
-        <w:t xml:space="preserve">      gaps 11–13</w:t>
+        <w:t xml:space="preserve">      gaps 9–11</w:t>
       </w:r>
     </w:p>
     <w:p>
@@ -12231,7 +11480,7 @@
           <w:sz w:val="15"/>
           <w:szCs w:val="15"/>
         </w:rPr>
-        <w:t xml:space="preserve"> (11) </w:t>
+        <w:t xml:space="preserve"> (9) </w:t>
       </w:r>
       <w:r>
         <w:rPr>
@@ -12253,7 +11502,7 @@
           <w:sz w:val="19"/>
           <w:szCs w:val="19"/>
         </w:rPr>
-        <w:t xml:space="preserve"> to classify as mission, vision, goal, objective or tactic, and questions on time frames and on the fit between the budget and the </w:t>
+        <w:t xml:space="preserve"> to classify as </w:t>
       </w:r>
       <w:r>
         <w:rPr>
@@ -12263,7 +11512,7 @@
           <w:sz w:val="15"/>
           <w:szCs w:val="15"/>
         </w:rPr>
-        <w:t xml:space="preserve"> (12) </w:t>
+        <w:t xml:space="preserve"> (10) </w:t>
       </w:r>
       <w:r>
         <w:rPr>
@@ -12285,14 +11534,7 @@
           <w:sz w:val="19"/>
           <w:szCs w:val="19"/>
         </w:rPr>
-        <w:t xml:space="preserve">. </w:t>
-      </w:r>
-      <w:r>
-        <w:rPr>
-          <w:sz w:val="19"/>
-          <w:szCs w:val="19"/>
-        </w:rPr>
-        <w:t xml:space="preserve">Some questions give a goal and a period and ask for the </w:t>
+        <w:t xml:space="preserve">, vision, goal, objective or tactic, and questions on time frames and on the fit between the budget and the </w:t>
       </w:r>
       <w:r>
         <w:rPr>
@@ -12302,7 +11544,7 @@
           <w:sz w:val="15"/>
           <w:szCs w:val="15"/>
         </w:rPr>
-        <w:t xml:space="preserve"> (13) </w:t>
+        <w:t xml:space="preserve"> (11) </w:t>
       </w:r>
       <w:r>
         <w:rPr>
@@ -12310,7 +11552,7 @@
           <w:sz w:val="19"/>
           <w:szCs w:val="19"/>
         </w:rPr>
-        <w:t xml:space="preserve">            </w:t>
+        <w:t xml:space="preserve">           </w:t>
       </w:r>
       <w:r>
         <w:rPr>
@@ -12324,7 +11566,14 @@
           <w:sz w:val="19"/>
           <w:szCs w:val="19"/>
         </w:rPr>
-        <w:t xml:space="preserve"> objective. </w:t>
+        <w:t xml:space="preserve">. </w:t>
+      </w:r>
+      <w:r>
+        <w:rPr>
+          <w:sz w:val="19"/>
+          <w:szCs w:val="19"/>
+        </w:rPr>
+        <w:t xml:space="preserve">Some questions give a goal and a period and ask for the first-year objective. </w:t>
       </w:r>
     </w:p>
     <w:tbl>
@@ -12382,7 +11631,7 @@
                 <w:sz w:val="16"/>
                 <w:szCs w:val="16"/>
               </w:rPr>
-              <w:t xml:space="preserve">first-year   ·   strategy   ·   statements   ·   follows</w:t>
+              <w:t xml:space="preserve">strategy   ·   mission   ·   statements   ·   follows</w:t>
             </w:r>
           </w:p>
         </w:tc>
@@ -12735,7 +11984,7 @@
                 <w:sz w:val="14"/>
                 <w:szCs w:val="14"/>
               </w:rPr>
-              <w:t xml:space="preserve">(14)</w:t>
+              <w:t xml:space="preserve">(12)</w:t>
             </w:r>
           </w:p>
         </w:tc>
@@ -13015,7 +12264,7 @@
                 <w:sz w:val="14"/>
                 <w:szCs w:val="14"/>
               </w:rPr>
-              <w:t xml:space="preserve">(15)</w:t>
+              <w:t xml:space="preserve">(13)</w:t>
             </w:r>
           </w:p>
         </w:tc>
@@ -13084,366 +12333,80 @@
       </w:tr>
     </w:tbl>
     <w:p/>
-    <w:tbl>
-      <w:tblPr>
-        <w:tblW w:type="pct" w:w="100%"/>
-        <w:tblLayout w:type="fixed"/>
-        <w:tblBorders>
-          <w:top w:val="single" w:color="353A7C" w:sz="6"/>
-          <w:left w:val="single" w:color="353A7C" w:sz="6"/>
-          <w:bottom w:val="single" w:color="353A7C" w:sz="6"/>
-          <w:right w:val="single" w:color="353A7C" w:sz="6"/>
-          <w:insideH w:val="single" w:color="353A7C" w:sz="6"/>
-          <w:insideV w:val="single" w:color="353A7C" w:sz="6"/>
-        </w:tblBorders>
-      </w:tblPr>
-      <w:tblGrid>
-        <w:gridCol w:w="4992"/>
-        <w:gridCol w:w="4608"/>
-      </w:tblGrid>
-      <w:tr>
-        <w:tc>
-          <w:tcPr>
-            <w:tcW w:type="pct" w:w="5000"/>
-            <w:gridSpan w:val="2"/>
-            <w:shd w:fill="353A7C" w:val="clear"/>
-            <w:tcMar>
-              <w:top w:type="dxa" w:w="60"/>
-              <w:left w:type="dxa" w:w="120"/>
-              <w:bottom w:type="dxa" w:w="60"/>
-              <w:right w:type="dxa" w:w="120"/>
-            </w:tcMar>
-          </w:tcPr>
-          <w:p>
-            <w:pPr>
-              <w:spacing w:before="40" w:after="40"/>
-            </w:pPr>
-            <w:r>
-              <w:rPr>
-                <w:b/>
-                <w:bCs/>
-                <w:color w:val="FFFFFF"/>
-                <w:sz w:val="17"/>
-                <w:szCs w:val="17"/>
-              </w:rPr>
-              <w:t xml:space="preserve">Statement — Category</w:t>
-            </w:r>
-          </w:p>
-        </w:tc>
-      </w:tr>
-      <w:tr>
-        <w:tc>
-          <w:tcPr>
-            <w:tcW w:type="pct" w:w="2600"/>
-            <w:shd w:fill="353A7C" w:val="clear"/>
-            <w:tcMar>
-              <w:top w:type="dxa" w:w="50"/>
-              <w:left w:type="dxa" w:w="110"/>
-              <w:bottom w:type="dxa" w:w="50"/>
-              <w:right w:type="dxa" w:w="110"/>
-            </w:tcMar>
-          </w:tcPr>
-          <w:p>
-            <w:pPr>
-              <w:spacing w:before="30" w:after="30"/>
-            </w:pPr>
-            <w:r>
-              <w:rPr>
-                <w:b/>
-                <w:bCs/>
-                <w:color w:val="FFFFFF"/>
-                <w:sz w:val="15"/>
-                <w:szCs w:val="15"/>
-              </w:rPr>
-              <w:t xml:space="preserve">Statement</w:t>
-            </w:r>
-          </w:p>
-        </w:tc>
-        <w:tc>
-          <w:tcPr>
-            <w:tcW w:type="pct" w:w="2400"/>
-            <w:shd w:fill="353A7C" w:val="clear"/>
-            <w:tcMar>
-              <w:top w:type="dxa" w:w="50"/>
-              <w:left w:type="dxa" w:w="110"/>
-              <w:bottom w:type="dxa" w:w="50"/>
-              <w:right w:type="dxa" w:w="110"/>
-            </w:tcMar>
-          </w:tcPr>
-          <w:p>
-            <w:pPr>
-              <w:spacing w:before="30" w:after="30"/>
-            </w:pPr>
-            <w:r>
-              <w:rPr>
-                <w:b/>
-                <w:bCs/>
-                <w:color w:val="FFFFFF"/>
-                <w:sz w:val="15"/>
-                <w:szCs w:val="15"/>
-              </w:rPr>
-              <w:t xml:space="preserve">Category</w:t>
-            </w:r>
-          </w:p>
-        </w:tc>
-      </w:tr>
-      <w:tr>
-        <w:tc>
-          <w:tcPr>
-            <w:tcW w:type="pct" w:w="2600"/>
-            <w:tcMar>
-              <w:top w:type="dxa" w:w="50"/>
-              <w:left w:type="dxa" w:w="110"/>
-              <w:bottom w:type="dxa" w:w="50"/>
-              <w:right w:type="dxa" w:w="110"/>
-            </w:tcMar>
-          </w:tcPr>
-          <w:p>
-            <w:pPr>
-              <w:spacing w:before="28" w:after="28"/>
-            </w:pPr>
-            <w:r>
-              <w:rPr>
-                <w:sz w:val="15"/>
-                <w:szCs w:val="15"/>
-              </w:rPr>
-              <w:t xml:space="preserve">We deliver Orontes products to every shop in Jordan, fresh and on time</w:t>
-            </w:r>
-          </w:p>
-        </w:tc>
-        <w:tc>
-          <w:tcPr>
-            <w:tcW w:type="pct" w:w="2400"/>
-            <w:shd w:fill="FFFFFF" w:val="clear"/>
-            <w:tcMar>
-              <w:top w:type="dxa" w:w="50"/>
-              <w:left w:type="dxa" w:w="110"/>
-              <w:bottom w:type="dxa" w:w="50"/>
-              <w:right w:type="dxa" w:w="110"/>
-            </w:tcMar>
-          </w:tcPr>
-          <w:p>
-            <w:pPr>
-              <w:spacing w:before="46" w:after="46"/>
-            </w:pPr>
-            <w:r>
-              <w:rPr>
-                <w:b/>
-                <w:bCs/>
-                <w:color w:val="8186EF"/>
-                <w:sz w:val="14"/>
-                <w:szCs w:val="14"/>
-              </w:rPr>
-              <w:t xml:space="preserve">(16)</w:t>
-            </w:r>
-          </w:p>
-        </w:tc>
-      </w:tr>
-      <w:tr>
-        <w:tc>
-          <w:tcPr>
-            <w:tcW w:type="pct" w:w="2600"/>
-            <w:shd w:fill="FBFAF6" w:val="clear"/>
-            <w:tcMar>
-              <w:top w:type="dxa" w:w="50"/>
-              <w:left w:type="dxa" w:w="110"/>
-              <w:bottom w:type="dxa" w:w="50"/>
-              <w:right w:type="dxa" w:w="110"/>
-            </w:tcMar>
-          </w:tcPr>
-          <w:p>
-            <w:pPr>
-              <w:spacing w:before="28" w:after="28"/>
-            </w:pPr>
-            <w:r>
-              <w:rPr>
-                <w:sz w:val="15"/>
-                <w:szCs w:val="15"/>
-              </w:rPr>
-              <w:t xml:space="preserve">To be the most reliable food distributor in the Levant</w:t>
-            </w:r>
-          </w:p>
-        </w:tc>
-        <w:tc>
-          <w:tcPr>
-            <w:tcW w:type="pct" w:w="2400"/>
-            <w:shd w:fill="FFFFFF" w:val="clear"/>
-            <w:tcMar>
-              <w:top w:type="dxa" w:w="50"/>
-              <w:left w:type="dxa" w:w="110"/>
-              <w:bottom w:type="dxa" w:w="50"/>
-              <w:right w:type="dxa" w:w="110"/>
-            </w:tcMar>
-          </w:tcPr>
-          <w:p>
-            <w:pPr>
-              <w:spacing w:before="46" w:after="46"/>
-            </w:pPr>
-            <w:r>
-              <w:rPr>
-                <w:b/>
-                <w:bCs/>
-                <w:color w:val="8186EF"/>
-                <w:sz w:val="14"/>
-                <w:szCs w:val="14"/>
-              </w:rPr>
-              <w:t xml:space="preserve">(17)</w:t>
-            </w:r>
-          </w:p>
-        </w:tc>
-      </w:tr>
-      <w:tr>
-        <w:tc>
-          <w:tcPr>
-            <w:tcW w:type="pct" w:w="2600"/>
-            <w:tcMar>
-              <w:top w:type="dxa" w:w="50"/>
-              <w:left w:type="dxa" w:w="110"/>
-              <w:bottom w:type="dxa" w:w="50"/>
-              <w:right w:type="dxa" w:w="110"/>
-            </w:tcMar>
-          </w:tcPr>
-          <w:p>
-            <w:pPr>
-              <w:spacing w:before="28" w:after="28"/>
-            </w:pPr>
-            <w:r>
-              <w:rPr>
-                <w:sz w:val="15"/>
-                <w:szCs w:val="15"/>
-              </w:rPr>
-              <w:t xml:space="preserve">97% of deliveries on time by 2030</w:t>
-            </w:r>
-          </w:p>
-        </w:tc>
-        <w:tc>
-          <w:tcPr>
-            <w:tcW w:type="pct" w:w="2400"/>
-            <w:tcMar>
-              <w:top w:type="dxa" w:w="50"/>
-              <w:left w:type="dxa" w:w="110"/>
-              <w:bottom w:type="dxa" w:w="50"/>
-              <w:right w:type="dxa" w:w="110"/>
-            </w:tcMar>
-          </w:tcPr>
-          <w:p>
-            <w:pPr>
-              <w:spacing w:before="28" w:after="28"/>
-            </w:pPr>
-            <w:r>
-              <w:rPr>
-                <w:sz w:val="15"/>
-                <w:szCs w:val="15"/>
-              </w:rPr>
-              <w:t xml:space="preserve">Long-term goal</w:t>
-            </w:r>
-          </w:p>
-        </w:tc>
-      </w:tr>
-      <w:tr>
-        <w:tc>
-          <w:tcPr>
-            <w:tcW w:type="pct" w:w="2600"/>
-            <w:shd w:fill="FBFAF6" w:val="clear"/>
-            <w:tcMar>
-              <w:top w:type="dxa" w:w="50"/>
-              <w:left w:type="dxa" w:w="110"/>
-              <w:bottom w:type="dxa" w:w="50"/>
-              <w:right w:type="dxa" w:w="110"/>
-            </w:tcMar>
-          </w:tcPr>
-          <w:p>
-            <w:pPr>
-              <w:spacing w:before="28" w:after="28"/>
-            </w:pPr>
-            <w:r>
-              <w:rPr>
-                <w:sz w:val="15"/>
-                <w:szCs w:val="15"/>
-              </w:rPr>
-              <w:t xml:space="preserve">91% of deliveries on time in 2028</w:t>
-            </w:r>
-          </w:p>
-        </w:tc>
-        <w:tc>
-          <w:tcPr>
-            <w:tcW w:type="pct" w:w="2400"/>
-            <w:shd w:fill="FBFAF6" w:val="clear"/>
-            <w:tcMar>
-              <w:top w:type="dxa" w:w="50"/>
-              <w:left w:type="dxa" w:w="110"/>
-              <w:bottom w:type="dxa" w:w="50"/>
-              <w:right w:type="dxa" w:w="110"/>
-            </w:tcMar>
-          </w:tcPr>
-          <w:p>
-            <w:pPr>
-              <w:spacing w:before="28" w:after="28"/>
-            </w:pPr>
-            <w:r>
-              <w:rPr>
-                <w:sz w:val="15"/>
-                <w:szCs w:val="15"/>
-              </w:rPr>
-              <w:t xml:space="preserve">Short-term objective</w:t>
-            </w:r>
-          </w:p>
-        </w:tc>
-      </w:tr>
-      <w:tr>
-        <w:tc>
-          <w:tcPr>
-            <w:tcW w:type="pct" w:w="2600"/>
-            <w:tcMar>
-              <w:top w:type="dxa" w:w="50"/>
-              <w:left w:type="dxa" w:w="110"/>
-              <w:bottom w:type="dxa" w:w="50"/>
-              <w:right w:type="dxa" w:w="110"/>
-            </w:tcMar>
-          </w:tcPr>
-          <w:p>
-            <w:pPr>
-              <w:spacing w:before="28" w:after="28"/>
-            </w:pPr>
-            <w:r>
-              <w:rPr>
-                <w:sz w:val="15"/>
-                <w:szCs w:val="15"/>
-              </w:rPr>
-              <w:t xml:space="preserve">Plan delivery routes each night with new software</w:t>
-            </w:r>
-          </w:p>
-        </w:tc>
-        <w:tc>
-          <w:tcPr>
-            <w:tcW w:type="pct" w:w="2400"/>
-            <w:shd w:fill="FFFFFF" w:val="clear"/>
-            <w:tcMar>
-              <w:top w:type="dxa" w:w="50"/>
-              <w:left w:type="dxa" w:w="110"/>
-              <w:bottom w:type="dxa" w:w="50"/>
-              <w:right w:type="dxa" w:w="110"/>
-            </w:tcMar>
-          </w:tcPr>
-          <w:p>
-            <w:pPr>
-              <w:spacing w:before="46" w:after="46"/>
-            </w:pPr>
-            <w:r>
-              <w:rPr>
-                <w:b/>
-                <w:bCs/>
-                <w:color w:val="8186EF"/>
-                <w:sz w:val="14"/>
-                <w:szCs w:val="14"/>
-              </w:rPr>
-              <w:t xml:space="preserve">(18)</w:t>
-            </w:r>
-          </w:p>
-        </w:tc>
-      </w:tr>
-    </w:tbl>
-    <w:p/>
+    <w:p>
+      <w:pPr>
+        <w:spacing w:before="44" w:after="10"/>
+      </w:pPr>
+      <w:r>
+        <w:rPr>
+          <w:b/>
+          <w:bCs/>
+          <w:color w:val="353A7C"/>
+          <w:sz w:val="18"/>
+          <w:szCs w:val="18"/>
+        </w:rPr>
+        <w:t xml:space="preserve">Statement — Category</w:t>
+      </w:r>
+    </w:p>
+    <w:p>
+      <w:pPr>
+        <w:spacing w:before="0" w:after="12"/>
+      </w:pPr>
+      <w:r>
+        <w:rPr>
+          <w:color w:val="6B7280"/>
+          <w:sz w:val="15"/>
+          <w:szCs w:val="15"/>
+        </w:rPr>
+        <w:t xml:space="preserve">The rows are a set, not a sequence.</w:t>
+      </w:r>
+    </w:p>
+    <w:p>
+      <w:pPr>
+        <w:spacing w:after="40" w:before="90"/>
+        <w:jc w:val="center"/>
+      </w:pPr>
+      <w:r>
+        <w:drawing>
+          <wp:inline distT="0" distB="0" distL="0" distR="0">
+            <wp:extent cx="5734050" cy="3681875"/>
+            <wp:effectExtent t="0" r="0" b="0" l="0"/>
+            <wp:docPr id="1" name="" descr="" title=""/>
+            <wp:cNvGraphicFramePr>
+              <a:graphicFrameLocks xmlns:a="http://schemas.openxmlformats.org/drawingml/2006/main" noChangeAspect="1"/>
+            </wp:cNvGraphicFramePr>
+            <a:graphic xmlns:a="http://schemas.openxmlformats.org/drawingml/2006/main">
+              <a:graphicData uri="http://schemas.openxmlformats.org/drawingml/2006/picture">
+                <pic:pic xmlns:pic="http://schemas.openxmlformats.org/drawingml/2006/picture">
+                  <pic:nvPicPr>
+                    <pic:cNvPr id="0" name="" descr=""/>
+                    <pic:cNvPicPr>
+                      <a:picLocks noChangeAspect="1" noChangeArrowheads="1"/>
+                    </pic:cNvPicPr>
+                  </pic:nvPicPr>
+                  <pic:blipFill>
+                    <a:blip r:embed="rId107" cstate="none"/>
+                    <a:srcRect/>
+                    <a:stretch>
+                      <a:fillRect/>
+                    </a:stretch>
+                  </pic:blipFill>
+                  <pic:spPr bwMode="auto">
+                    <a:xfrm>
+                      <a:off x="0" y="0"/>
+                      <a:ext cx="5734050" cy="3681875"/>
+                    </a:xfrm>
+                    <a:prstGeom prst="rect">
+                      <a:avLst/>
+                    </a:prstGeom>
+                  </pic:spPr>
+                </pic:pic>
+              </a:graphicData>
+            </a:graphic>
+          </wp:inline>
+        </w:drawing>
+      </w:r>
+    </w:p>
     <w:tbl>
       <w:tblPr>
         <w:tblW w:type="pct" w:w="100%"/>
@@ -13499,13 +12462,25 @@
                 <w:sz w:val="16"/>
                 <w:szCs w:val="16"/>
               </w:rPr>
-              <w:t xml:space="preserve">Tactic   ·   Vision   ·   Mission   ·   Long-term</w:t>
+              <w:t xml:space="preserve">Mission   ·   Vision   ·   tactics</w:t>
             </w:r>
           </w:p>
         </w:tc>
       </w:tr>
     </w:tbl>
     <w:p/>
+    <w:p>
+      <w:pPr>
+        <w:pageBreakBefore w:val="true"/>
+        <w:spacing w:after="0"/>
+      </w:pPr>
+      <w:r>
+        <w:rPr>
+          <w:sz w:val="2"/>
+        </w:rPr>
+        <w:t xml:space="preserve"> </w:t>
+      </w:r>
+    </w:p>
     <w:p>
       <w:pPr>
         <w:spacing w:before="44" w:after="10"/>
@@ -13558,7 +12533,7 @@
                     </pic:cNvPicPr>
                   </pic:nvPicPr>
                   <pic:blipFill>
-                    <a:blip r:embed="rId107" cstate="none"/>
+                    <a:blip r:embed="rId108" cstate="none"/>
                     <a:srcRect/>
                     <a:stretch>
                       <a:fillRect/>
@@ -14020,14 +12995,14 @@
                 <w:sz w:val="16"/>
                 <w:szCs w:val="16"/>
               </w:rPr>
-              <w:t xml:space="preserve">11  </w:t>
-            </w:r>
-            <w:r>
-              <w:rPr>
-                <w:sz w:val="16"/>
-                <w:szCs w:val="16"/>
-              </w:rPr>
-              <w:t xml:space="preserve">statements</w:t>
+              <w:t xml:space="preserve">10  </w:t>
+            </w:r>
+            <w:r>
+              <w:rPr>
+                <w:sz w:val="16"/>
+                <w:szCs w:val="16"/>
+              </w:rPr>
+              <w:t xml:space="preserve">mission</w:t>
             </w:r>
           </w:p>
         </w:tc>
@@ -14062,7 +13037,7 @@
                 <w:sz w:val="16"/>
                 <w:szCs w:val="16"/>
               </w:rPr>
-              <w:t xml:space="preserve">objectives</w:t>
+              <w:t xml:space="preserve">targets</w:t>
             </w:r>
           </w:p>
         </w:tc>
@@ -14088,7 +13063,7 @@
                 <w:sz w:val="16"/>
                 <w:szCs w:val="16"/>
               </w:rPr>
-              <w:t xml:space="preserve">12  </w:t>
+              <w:t xml:space="preserve">11  </w:t>
             </w:r>
             <w:r>
               <w:rPr>
@@ -14130,7 +13105,7 @@
                 <w:sz w:val="16"/>
                 <w:szCs w:val="16"/>
               </w:rPr>
-              <w:t xml:space="preserve">period</w:t>
+              <w:t xml:space="preserve">objectives</w:t>
             </w:r>
           </w:p>
         </w:tc>
@@ -14156,14 +13131,14 @@
                 <w:sz w:val="16"/>
                 <w:szCs w:val="16"/>
               </w:rPr>
-              <w:t xml:space="preserve">13  </w:t>
-            </w:r>
-            <w:r>
-              <w:rPr>
-                <w:sz w:val="16"/>
-                <w:szCs w:val="16"/>
-              </w:rPr>
-              <w:t xml:space="preserve">first-year</w:t>
+              <w:t xml:space="preserve">12  </w:t>
+            </w:r>
+            <w:r>
+              <w:rPr>
+                <w:sz w:val="16"/>
+                <w:szCs w:val="16"/>
+              </w:rPr>
+              <w:t xml:space="preserve">3 years</w:t>
             </w:r>
           </w:p>
         </w:tc>
@@ -14224,14 +13199,14 @@
                 <w:sz w:val="16"/>
                 <w:szCs w:val="16"/>
               </w:rPr>
-              <w:t xml:space="preserve">14  </w:t>
-            </w:r>
-            <w:r>
-              <w:rPr>
-                <w:sz w:val="16"/>
-                <w:szCs w:val="16"/>
-              </w:rPr>
-              <w:t xml:space="preserve">3 years</w:t>
+              <w:t xml:space="preserve">13  </w:t>
+            </w:r>
+            <w:r>
+              <w:rPr>
+                <w:sz w:val="16"/>
+                <w:szCs w:val="16"/>
+              </w:rPr>
+              <w:t xml:space="preserve">0.50 − (0.50 − 0.40) ÷ 5 = 0.48 kWh</w:t>
             </w:r>
           </w:p>
         </w:tc>
@@ -14266,7 +13241,7 @@
                 <w:sz w:val="16"/>
                 <w:szCs w:val="16"/>
               </w:rPr>
-              <w:t xml:space="preserve">investment</w:t>
+              <w:t xml:space="preserve">Launch sugar-free halva and juice</w:t>
             </w:r>
           </w:p>
         </w:tc>
@@ -14292,14 +13267,14 @@
                 <w:sz w:val="16"/>
                 <w:szCs w:val="16"/>
               </w:rPr>
-              <w:t xml:space="preserve">15  </w:t>
-            </w:r>
-            <w:r>
-              <w:rPr>
-                <w:sz w:val="16"/>
-                <w:szCs w:val="16"/>
-              </w:rPr>
-              <w:t xml:space="preserve">0.50 − (0.50 − 0.40) ÷ 5 = 0.48 kWh</w:t>
+              <w:t xml:space="preserve">14  </w:t>
+            </w:r>
+            <w:r>
+              <w:rPr>
+                <w:sz w:val="16"/>
+                <w:szCs w:val="16"/>
+              </w:rPr>
+              <w:t xml:space="preserve">Mission</w:t>
             </w:r>
           </w:p>
         </w:tc>
@@ -14334,7 +13309,7 @@
                 <w:sz w:val="16"/>
                 <w:szCs w:val="16"/>
               </w:rPr>
-              <w:t xml:space="preserve">Gulf retail chains; private-label tahini</w:t>
+              <w:t xml:space="preserve">Sell unused equipment; tighter stock control</w:t>
             </w:r>
           </w:p>
         </w:tc>
@@ -14360,14 +13335,14 @@
                 <w:sz w:val="16"/>
                 <w:szCs w:val="16"/>
               </w:rPr>
-              <w:t xml:space="preserve">16  </w:t>
-            </w:r>
-            <w:r>
-              <w:rPr>
-                <w:sz w:val="16"/>
-                <w:szCs w:val="16"/>
-              </w:rPr>
-              <w:t xml:space="preserve">Mission</w:t>
+              <w:t xml:space="preserve">15  </w:t>
+            </w:r>
+            <w:r>
+              <w:rPr>
+                <w:sz w:val="16"/>
+                <w:szCs w:val="16"/>
+              </w:rPr>
+              <w:t xml:space="preserve">Vision</w:t>
             </w:r>
           </w:p>
         </w:tc>
@@ -14402,7 +13377,7 @@
                 <w:sz w:val="16"/>
                 <w:szCs w:val="16"/>
               </w:rPr>
-              <w:t xml:space="preserve">Launch sugar-free halva and juice</w:t>
+              <w:t xml:space="preserve">0.40 kWh</w:t>
             </w:r>
           </w:p>
         </w:tc>
@@ -14428,14 +13403,14 @@
                 <w:sz w:val="16"/>
                 <w:szCs w:val="16"/>
               </w:rPr>
-              <w:t xml:space="preserve">17  </w:t>
-            </w:r>
-            <w:r>
-              <w:rPr>
-                <w:sz w:val="16"/>
-                <w:szCs w:val="16"/>
-              </w:rPr>
-              <w:t xml:space="preserve">Vision</w:t>
+              <w:t xml:space="preserve">16  </w:t>
+            </w:r>
+            <w:r>
+              <w:rPr>
+                <w:sz w:val="16"/>
+                <w:szCs w:val="16"/>
+              </w:rPr>
+              <w:t xml:space="preserve">strategic plan</w:t>
             </w:r>
           </w:p>
         </w:tc>
@@ -14470,7 +13445,7 @@
                 <w:sz w:val="16"/>
                 <w:szCs w:val="16"/>
               </w:rPr>
-              <w:t xml:space="preserve">Sell unused equipment; tighter stock control</w:t>
+              <w:t xml:space="preserve">14.4 h</w:t>
             </w:r>
           </w:p>
         </w:tc>
@@ -14496,14 +13471,14 @@
                 <w:sz w:val="16"/>
                 <w:szCs w:val="16"/>
               </w:rPr>
-              <w:t xml:space="preserve">18  </w:t>
-            </w:r>
-            <w:r>
-              <w:rPr>
-                <w:sz w:val="16"/>
-                <w:szCs w:val="16"/>
-              </w:rPr>
-              <w:t xml:space="preserve">Tactic</w:t>
+              <w:t xml:space="preserve">17  </w:t>
+            </w:r>
+            <w:r>
+              <w:rPr>
+                <w:sz w:val="16"/>
+                <w:szCs w:val="16"/>
+              </w:rPr>
+              <w:t xml:space="preserve">long-term goals</w:t>
             </w:r>
           </w:p>
         </w:tc>
@@ -14538,7 +13513,7 @@
                 <w:sz w:val="16"/>
                 <w:szCs w:val="16"/>
               </w:rPr>
-              <w:t xml:space="preserve">0.40 kWh</w:t>
+              <w:t xml:space="preserve">statements</w:t>
             </w:r>
           </w:p>
         </w:tc>
@@ -14554,92 +13529,14 @@
           </w:tcPr>
           <w:p>
             <w:pPr>
-              <w:spacing w:before="12" w:after="12"/>
-            </w:pPr>
-            <w:r>
-              <w:rPr>
-                <w:b/>
-                <w:bCs/>
-                <w:color w:val="8186EF"/>
-                <w:sz w:val="16"/>
-                <w:szCs w:val="16"/>
-              </w:rPr>
-              <w:t xml:space="preserve">19  </w:t>
-            </w:r>
-            <w:r>
-              <w:rPr>
-                <w:sz w:val="16"/>
-                <w:szCs w:val="16"/>
-              </w:rPr>
-              <w:t xml:space="preserve">strategic plan</w:t>
-            </w:r>
-          </w:p>
-        </w:tc>
-      </w:tr>
-      <w:tr>
-        <w:tc>
-          <w:tcPr>
-            <w:tcW w:type="pct" w:w="2500"/>
-            <w:tcMar>
-              <w:top w:type="dxa" w:w="20"/>
-              <w:left w:type="dxa" w:w="80"/>
-              <w:bottom w:type="dxa" w:w="20"/>
-              <w:right w:type="dxa" w:w="80"/>
-            </w:tcMar>
-          </w:tcPr>
-          <w:p>
-            <w:pPr>
-              <w:spacing w:before="12" w:after="12"/>
-            </w:pPr>
-            <w:r>
-              <w:rPr>
-                <w:b/>
-                <w:bCs/>
-                <w:color w:val="8186EF"/>
-                <w:sz w:val="16"/>
-                <w:szCs w:val="16"/>
-              </w:rPr>
-              <w:t xml:space="preserve">10  </w:t>
-            </w:r>
-            <w:r>
-              <w:rPr>
-                <w:sz w:val="16"/>
-                <w:szCs w:val="16"/>
-              </w:rPr>
-              <w:t xml:space="preserve">Supervisor and quality courses</w:t>
-            </w:r>
-          </w:p>
-        </w:tc>
-        <w:tc>
-          <w:tcPr>
-            <w:tcW w:type="pct" w:w="2500"/>
-            <w:tcMar>
-              <w:top w:type="dxa" w:w="20"/>
-              <w:left w:type="dxa" w:w="80"/>
-              <w:bottom w:type="dxa" w:w="20"/>
-              <w:right w:type="dxa" w:w="80"/>
-            </w:tcMar>
-          </w:tcPr>
-          <w:p>
-            <w:pPr>
-              <w:spacing w:before="12" w:after="12"/>
-            </w:pPr>
-            <w:r>
-              <w:rPr>
-                <w:b/>
-                <w:bCs/>
-                <w:color w:val="8186EF"/>
-                <w:sz w:val="16"/>
-                <w:szCs w:val="16"/>
-              </w:rPr>
-              <w:t xml:space="preserve">20  </w:t>
-            </w:r>
-            <w:r>
-              <w:rPr>
-                <w:sz w:val="16"/>
-                <w:szCs w:val="16"/>
-              </w:rPr>
-              <w:t xml:space="preserve">long-term goals</w:t>
+              <w:spacing w:before="24" w:after="24"/>
+            </w:pPr>
+            <w:r>
+              <w:rPr>
+                <w:sz w:val="16"/>
+                <w:szCs w:val="16"/>
+              </w:rPr>
+              <w:t xml:space="preserve"/>
             </w:r>
           </w:p>
         </w:tc>
@@ -14990,7 +13887,7 @@
               <w:sz w:val="16"/>
               <w:szCs w:val="16"/>
             </w:rPr>
-            <w:t xml:space="preserve"> of 2</w:t>
+            <w:t xml:space="preserve"> of 3</w:t>
           </w:r>
         </w:p>
       </w:tc>
@@ -15809,7 +14706,7 @@
               <w:sz w:val="16"/>
               <w:szCs w:val="16"/>
             </w:rPr>
-            <w:t xml:space="preserve"> of 2</w:t>
+            <w:t xml:space="preserve"> of 1</w:t>
           </w:r>
         </w:p>
       </w:tc>
